--- a/ไฟล์โครงงาน/รวมบทที่ 1-5/บทที่ 1-5.docx
+++ b/ไฟล์โครงงาน/รวมบทที่ 1-5/บทที่ 1-5.docx
@@ -130,7 +130,47 @@
           <w:szCs w:val="32"/>
           <w:cs/>
         </w:rPr>
-        <w:t xml:space="preserve">ถือเป็นปัญหาสิ่งแวดล้อมที่ทวีความรุนแรงขึ้นทุกปี ทั้งในระดับชุมชน โรงเรียน และประเทศ เนื่องจากขวดน้ำดื่มและเครื่องดื่มชนิดต่าง ๆ ถูกใช้งานในชีวิตประจำวันเป็นจำนวนมาก แต่กลับมีสัดส่วนที่ถูกนำกลับไปรีไซเคิลได้อย่างถูกวิธีในปริมาณที่น้อยมากเมื่อเทียบกับปริมาณที่ผลิตและใช้งานจริง โดยขวดพลาสติกที่ถูกทิ้งปนกับขยะทั่วไปต้องใช้เวลาในการย่อยสลายตามธรรมชาตินานหลายร้อยปี และกลายเป็นภาระต่อระบบกำจัดขยะของชุมชนและของประเทศ สาเหตุสำคัญของปัญหานี้ไม่ได้มาจากการขาดความรู้ความเข้าใจเกี่ยวกับการแยกขยะแต่เพียงอย่างเดียว เพราะนักเรียนและบุคคลทั่วไปส่วนใหญ่ทราบดีว่าขวดพลาสติกสามารถนำไปรีไซเคิลได้ แต่ปัญหาที่แท้จริงมาจากการที่ประชาชนและนักเรียนส่วนใหญ่ </w:t>
+        <w:t>ถือเป็นปัญหาสิ่งแวดล้อมที่ทวีความรุนแรงขึ้นทุกปี ทั้งในระดับชุมชน โรงเรียน และประเทศ เนื่องจากขวดน้ำดื่มและเครื่องดื่มชนิดต่าง ๆ ถูกใช้งานในชีวิตประจำวันเป็นจำนวนมาก แต่กลับมีสัดส่วนที่ถูกนำกลับไปรี</w:t>
+      </w:r>
+      <w:proofErr w:type="spellStart"/>
+      <w:r>
+        <w:rPr>
+          <w:rFonts w:ascii="TH SarabunPSK" w:hAnsi="TH SarabunPSK" w:cs="TH SarabunPSK"/>
+          <w:sz w:val="32"/>
+          <w:szCs w:val="32"/>
+          <w:cs/>
+        </w:rPr>
+        <w:t>ไซเคิล</w:t>
+      </w:r>
+      <w:proofErr w:type="spellEnd"/>
+      <w:r>
+        <w:rPr>
+          <w:rFonts w:ascii="TH SarabunPSK" w:hAnsi="TH SarabunPSK" w:cs="TH SarabunPSK"/>
+          <w:sz w:val="32"/>
+          <w:szCs w:val="32"/>
+          <w:cs/>
+        </w:rPr>
+        <w:t>ได้อย่างถูกวิธีในปริมาณที่น้อยมากเมื่อเทียบกับปริมาณที่ผลิตและใช้งานจริง โดยขวดพลาสติกที่ถูกทิ้งปนกับขยะทั่วไปต้องใช้เวลาในการย่อยสลายตามธรรมชาตินานหลายร้อยปี และกลายเป็นภาระต่อระบบกำจัดขยะของชุมชนและของประเทศ สาเหตุสำคัญของปัญหานี้ไม่ได้มาจากการขาดความรู้ความเข้าใจเกี่ยวกับการแยกขยะแต่เพียงอย่างเดียว เพราะนักเรียนและบุคคลทั่วไปส่วนใหญ่ทราบดีว่าขวดพลาสติกสามารถนำไปรี</w:t>
+      </w:r>
+      <w:proofErr w:type="spellStart"/>
+      <w:r>
+        <w:rPr>
+          <w:rFonts w:ascii="TH SarabunPSK" w:hAnsi="TH SarabunPSK" w:cs="TH SarabunPSK"/>
+          <w:sz w:val="32"/>
+          <w:szCs w:val="32"/>
+          <w:cs/>
+        </w:rPr>
+        <w:t>ไซเคิล</w:t>
+      </w:r>
+      <w:proofErr w:type="spellEnd"/>
+      <w:r>
+        <w:rPr>
+          <w:rFonts w:ascii="TH SarabunPSK" w:hAnsi="TH SarabunPSK" w:cs="TH SarabunPSK"/>
+          <w:sz w:val="32"/>
+          <w:szCs w:val="32"/>
+          <w:cs/>
+        </w:rPr>
+        <w:t xml:space="preserve">ได้ แต่ปัญหาที่แท้จริงมาจากการที่ประชาชนและนักเรียนส่วนใหญ่ </w:t>
       </w:r>
       <w:r>
         <w:rPr>
@@ -295,7 +335,27 @@
           <w:szCs w:val="32"/>
           <w:cs/>
         </w:rPr>
-        <w:t xml:space="preserve">ล้านตันต่อปี แต่ถูกนำกลับมารีไซเคิลได้เพียง </w:t>
+        <w:t>ล้านตันต่อปี แต่ถูกนำกลับมารี</w:t>
+      </w:r>
+      <w:proofErr w:type="spellStart"/>
+      <w:r>
+        <w:rPr>
+          <w:rFonts w:ascii="TH SarabunPSK" w:hAnsi="TH SarabunPSK" w:cs="TH SarabunPSK"/>
+          <w:sz w:val="32"/>
+          <w:szCs w:val="32"/>
+          <w:cs/>
+        </w:rPr>
+        <w:t>ไซเคิล</w:t>
+      </w:r>
+      <w:proofErr w:type="spellEnd"/>
+      <w:r>
+        <w:rPr>
+          <w:rFonts w:ascii="TH SarabunPSK" w:hAnsi="TH SarabunPSK" w:cs="TH SarabunPSK"/>
+          <w:sz w:val="32"/>
+          <w:szCs w:val="32"/>
+          <w:cs/>
+        </w:rPr>
+        <w:t xml:space="preserve">ได้เพียง </w:t>
       </w:r>
       <w:r>
         <w:rPr>
@@ -382,13 +442,23 @@
         </w:rPr>
         <w:t xml:space="preserve">และหากใช้สถาปัตยกรรมโมเดลขั้นสูงอย่าง </w:t>
       </w:r>
-      <w:r>
-        <w:rPr>
-          <w:rFonts w:ascii="TH SarabunPSK" w:hAnsi="TH SarabunPSK" w:cs="TH SarabunPSK"/>
-          <w:sz w:val="32"/>
-          <w:szCs w:val="32"/>
-        </w:rPr>
-        <w:t xml:space="preserve">ResNet </w:t>
+      <w:proofErr w:type="spellStart"/>
+      <w:r>
+        <w:rPr>
+          <w:rFonts w:ascii="TH SarabunPSK" w:hAnsi="TH SarabunPSK" w:cs="TH SarabunPSK"/>
+          <w:sz w:val="32"/>
+          <w:szCs w:val="32"/>
+        </w:rPr>
+        <w:t>ResNet</w:t>
+      </w:r>
+      <w:proofErr w:type="spellEnd"/>
+      <w:r>
+        <w:rPr>
+          <w:rFonts w:ascii="TH SarabunPSK" w:hAnsi="TH SarabunPSK" w:cs="TH SarabunPSK"/>
+          <w:sz w:val="32"/>
+          <w:szCs w:val="32"/>
+        </w:rPr>
+        <w:t xml:space="preserve"> </w:t>
       </w:r>
       <w:r>
         <w:rPr>
@@ -416,13 +486,23 @@
         </w:rPr>
         <w:t xml:space="preserve">นอกจากนี้ จากการศึกษาโครงงานและนวัตกรรมที่มีการใช้งานจริงในภาคเอกชน เช่น เครื่อง </w:t>
       </w:r>
-      <w:r>
-        <w:rPr>
-          <w:rFonts w:ascii="TH SarabunPSK" w:hAnsi="TH SarabunPSK" w:cs="TH SarabunPSK"/>
-          <w:sz w:val="32"/>
-          <w:szCs w:val="32"/>
-        </w:rPr>
-        <w:t xml:space="preserve">CircularOne, TRASH EX </w:t>
+      <w:proofErr w:type="spellStart"/>
+      <w:r>
+        <w:rPr>
+          <w:rFonts w:ascii="TH SarabunPSK" w:hAnsi="TH SarabunPSK" w:cs="TH SarabunPSK"/>
+          <w:sz w:val="32"/>
+          <w:szCs w:val="32"/>
+        </w:rPr>
+        <w:t>CircularOne</w:t>
+      </w:r>
+      <w:proofErr w:type="spellEnd"/>
+      <w:r>
+        <w:rPr>
+          <w:rFonts w:ascii="TH SarabunPSK" w:hAnsi="TH SarabunPSK" w:cs="TH SarabunPSK"/>
+          <w:sz w:val="32"/>
+          <w:szCs w:val="32"/>
+        </w:rPr>
+        <w:t xml:space="preserve">, TRASH EX </w:t>
       </w:r>
       <w:r>
         <w:rPr>
@@ -433,13 +513,23 @@
         </w:rPr>
         <w:t xml:space="preserve">และ </w:t>
       </w:r>
-      <w:r>
-        <w:rPr>
-          <w:rFonts w:ascii="TH SarabunPSK" w:hAnsi="TH SarabunPSK" w:cs="TH SarabunPSK"/>
-          <w:sz w:val="32"/>
-          <w:szCs w:val="32"/>
-        </w:rPr>
-        <w:t xml:space="preserve">Refun </w:t>
+      <w:proofErr w:type="spellStart"/>
+      <w:r>
+        <w:rPr>
+          <w:rFonts w:ascii="TH SarabunPSK" w:hAnsi="TH SarabunPSK" w:cs="TH SarabunPSK"/>
+          <w:sz w:val="32"/>
+          <w:szCs w:val="32"/>
+        </w:rPr>
+        <w:t>Refun</w:t>
+      </w:r>
+      <w:proofErr w:type="spellEnd"/>
+      <w:r>
+        <w:rPr>
+          <w:rFonts w:ascii="TH SarabunPSK" w:hAnsi="TH SarabunPSK" w:cs="TH SarabunPSK"/>
+          <w:sz w:val="32"/>
+          <w:szCs w:val="32"/>
+        </w:rPr>
+        <w:t xml:space="preserve"> </w:t>
       </w:r>
       <w:r>
         <w:rPr>
@@ -657,7 +747,7 @@
           <w:szCs w:val="32"/>
           <w:cs/>
         </w:rPr>
-        <w:t>เพื่อทดสอบประสิทธิภาพของเครื่องแยกขวดอัตโนมัติด้วยระบบเอไอ พร้อมระบบสะสมแต้ม</w:t>
+        <w:t>เพื่อทดลองใช้เครื่องแยกขวดอัตโนมัติด้วยระบบเอไอ พร้อมระบบสะสมแต้ม</w:t>
       </w:r>
     </w:p>
     <w:p>
@@ -1911,13 +2001,23 @@
           <w:szCs w:val="32"/>
           <w:cs/>
         </w:rPr>
-        <w:t>การทดสอบประสิทธิภาพของเครื่องแยกขวดอัตโนมัติด้วยระบบเอไอ พร้อมระบบสะสมแต้ม</w:t>
-      </w:r>
-      <w:r>
-        <w:rPr>
-          <w:rFonts w:ascii="TH SarabunPSK" w:hAnsi="TH SarabunPSK" w:cs="TH SarabunPSK"/>
-          <w:sz w:val="32"/>
-          <w:szCs w:val="32"/>
+        <w:t>การทดลองใช้เครื่องแยกขวดอัตโนมัติด้วยระบบเอไอ พร้อมระบบสะสมแต้ม</w:t>
+      </w:r>
+      <w:r>
+        <w:rPr>
+          <w:rFonts w:ascii="TH SarabunPSK" w:hAnsi="TH SarabunPSK" w:cs="TH SarabunPSK"/>
+          <w:sz w:val="32"/>
+          <w:szCs w:val="32"/>
+          <w:cs/>
+        </w:rPr>
+        <w:t xml:space="preserve"> หมายถึง การนำเครื่องแยกขวดอัตโนมัติด้วยระบบเอไอ พร้อมระบบสะสมแต้ม ที่ประดิษฐ์เสร็จสมบูรณ์แล้ว ไปดำเนินการทดลองใช้งานจริง</w:t>
+      </w:r>
+      <w:r>
+        <w:rPr>
+          <w:rFonts w:ascii="TH SarabunPSK" w:hAnsi="TH SarabunPSK" w:cs="TH SarabunPSK"/>
+          <w:sz w:val="32"/>
+          <w:szCs w:val="32"/>
+          <w:cs/>
         </w:rPr>
         <w:t xml:space="preserve"> </w:t>
       </w:r>
@@ -1928,7 +2028,7 @@
           <w:szCs w:val="32"/>
           <w:cs/>
         </w:rPr>
-        <w:t>หมายถึง กระบวนการตรวจวัด ประเมินสมรรถนะ และวิเคราะห์ผลการทำงานของเครื่อง ทั้งในด้านความถูกต้องแม่นยำในการคัดแยก ความเร็วในการประมวลผล และความเสถียรของระบบสะสมแต้ม</w:t>
+        <w:t>ทั้งในด้านความถูกต้องแม่นยำในการคัดแยก ความเร็วในการประมวลผล และความเสถียรของระบบสะสมแต้ม</w:t>
       </w:r>
       <w:r>
         <w:rPr>
@@ -2074,16 +2174,6 @@
         </w:rPr>
         <w:t xml:space="preserve">AI Vision) </w:t>
       </w:r>
-    </w:p>
-    <w:p>
-      <w:pPr>
-        <w:spacing w:after="0" w:line="240" w:lineRule="auto"/>
-        <w:rPr>
-          <w:rFonts w:ascii="TH SarabunPSK" w:hAnsi="TH SarabunPSK" w:cs="TH SarabunPSK"/>
-          <w:sz w:val="32"/>
-          <w:szCs w:val="32"/>
-        </w:rPr>
-      </w:pPr>
       <w:r>
         <w:rPr>
           <w:rFonts w:ascii="TH SarabunPSK" w:hAnsi="TH SarabunPSK" w:cs="TH SarabunPSK"/>
@@ -2514,45 +2604,35 @@
           <w:szCs w:val="32"/>
           <w:cs/>
         </w:rPr>
-        <w:t xml:space="preserve"> น. ถึง </w:t>
-      </w:r>
-    </w:p>
-    <w:p>
-      <w:pPr>
-        <w:spacing w:after="0" w:line="240" w:lineRule="auto"/>
-        <w:rPr>
-          <w:rFonts w:ascii="TH SarabunPSK" w:hAnsi="TH SarabunPSK" w:cs="TH SarabunPSK"/>
-          <w:sz w:val="32"/>
-          <w:szCs w:val="32"/>
-        </w:rPr>
-      </w:pPr>
-      <w:r>
-        <w:rPr>
-          <w:rFonts w:ascii="TH SarabunPSK" w:hAnsi="TH SarabunPSK" w:cs="TH SarabunPSK" w:hint="cs"/>
+        <w:t xml:space="preserve"> น. ถึง 16.00 น. รวมระยะเวลา 8 ชั่วโมงต่อ</w:t>
+      </w:r>
+      <w:r>
+        <w:rPr>
+          <w:rFonts w:ascii="TH SarabunPSK" w:hAnsi="TH SarabunPSK" w:cs="TH SarabunPSK" w:hint="cs"/>
+          <w:sz w:val="32"/>
+          <w:szCs w:val="32"/>
+          <w:cs/>
+        </w:rPr>
+        <w:t>วัน เป็นระยะเวลา 14 วัน</w:t>
+      </w:r>
+      <w:r>
+        <w:rPr>
+          <w:rFonts w:ascii="TH SarabunPSK" w:hAnsi="TH SarabunPSK" w:cs="TH SarabunPSK"/>
+          <w:sz w:val="32"/>
+          <w:szCs w:val="32"/>
+          <w:cs/>
+        </w:rPr>
+        <w:t xml:space="preserve"> ได้ทดลองใช้งานจริง โดยทำ</w:t>
+      </w:r>
+      <w:r>
+        <w:rPr>
+          <w:rFonts w:ascii="TH SarabunPSK" w:hAnsi="TH SarabunPSK" w:cs="TH SarabunPSK"/>
           <w:sz w:val="32"/>
           <w:szCs w:val="32"/>
           <w:cs/>
         </w:rPr>
         <w:lastRenderedPageBreak/>
-        <w:t>16.00 น. รวมระยะเวลา 8 ชั่วโมงต่อ</w:t>
-      </w:r>
-      <w:r>
-        <w:rPr>
-          <w:rFonts w:ascii="TH SarabunPSK" w:hAnsi="TH SarabunPSK" w:cs="TH SarabunPSK" w:hint="cs"/>
-          <w:sz w:val="32"/>
-          <w:szCs w:val="32"/>
-          <w:cs/>
-        </w:rPr>
-        <w:t>วัน เป็นระยะเวลา 14 วัน</w:t>
-      </w:r>
-      <w:r>
-        <w:rPr>
-          <w:rFonts w:ascii="TH SarabunPSK" w:hAnsi="TH SarabunPSK" w:cs="TH SarabunPSK"/>
-          <w:sz w:val="32"/>
-          <w:szCs w:val="32"/>
-          <w:cs/>
-        </w:rPr>
-        <w:t xml:space="preserve"> ได้ทดลองใช้งานจริง โดยทำการเก็บข้อมูลสถิติจำนวนการรับคืนขวด</w:t>
+        <w:t>การเก็บข้อมูลสถิติจำนวนการรับคืนขวด</w:t>
       </w:r>
       <w:r>
         <w:rPr>
@@ -2950,7 +3030,27 @@
           <w:szCs w:val="32"/>
           <w:cs/>
         </w:rPr>
-        <w:t>ตามวิธีการของลิเคิร์ท (</w:t>
+        <w:t>ตามวิธีการของลิเค</w:t>
+      </w:r>
+      <w:proofErr w:type="spellStart"/>
+      <w:r>
+        <w:rPr>
+          <w:rFonts w:ascii="TH SarabunPSK" w:hAnsi="TH SarabunPSK" w:cs="TH SarabunPSK"/>
+          <w:sz w:val="32"/>
+          <w:szCs w:val="32"/>
+          <w:cs/>
+        </w:rPr>
+        <w:t>ิร์ท</w:t>
+      </w:r>
+      <w:proofErr w:type="spellEnd"/>
+      <w:r>
+        <w:rPr>
+          <w:rFonts w:ascii="TH SarabunPSK" w:hAnsi="TH SarabunPSK" w:cs="TH SarabunPSK"/>
+          <w:sz w:val="32"/>
+          <w:szCs w:val="32"/>
+          <w:cs/>
+        </w:rPr>
+        <w:t xml:space="preserve"> (</w:t>
       </w:r>
       <w:r>
         <w:rPr>
@@ -3472,7 +3572,27 @@
           <w:szCs w:val="32"/>
           <w:cs/>
         </w:rPr>
-        <w:t xml:space="preserve">การจัดการขยะรีไซเคิล  </w:t>
+        <w:t>การจัดการขยะรี</w:t>
+      </w:r>
+      <w:proofErr w:type="spellStart"/>
+      <w:r>
+        <w:rPr>
+          <w:rFonts w:ascii="TH SarabunPSK" w:hAnsi="TH SarabunPSK" w:cs="TH SarabunPSK"/>
+          <w:sz w:val="32"/>
+          <w:szCs w:val="32"/>
+          <w:cs/>
+        </w:rPr>
+        <w:t>ไซเคิล</w:t>
+      </w:r>
+      <w:proofErr w:type="spellEnd"/>
+      <w:r>
+        <w:rPr>
+          <w:rFonts w:ascii="TH SarabunPSK" w:hAnsi="TH SarabunPSK" w:cs="TH SarabunPSK"/>
+          <w:sz w:val="32"/>
+          <w:szCs w:val="32"/>
+          <w:cs/>
+        </w:rPr>
+        <w:t xml:space="preserve">  </w:t>
       </w:r>
     </w:p>
     <w:p>
@@ -3786,7 +3906,47 @@
           <w:szCs w:val="32"/>
           <w:cs/>
         </w:rPr>
-        <w:t xml:space="preserve">        ในปัจจุบันบรรจุภัณฑ์ประเภทขวดพลาสติกได้รับความนิยมอย่างแพร่หลายมากที่สุดทั้งจากฝั่งผู้ผลิตและผู้บริโภค เนื่องจากมีราคาประหยัด น้ำหนักเบา และสะดวกต่อการขนส่ง โดยขวดพลาสติกที่ใช้บรรจุน้ำดื่ม น้ำอัดลม น้ำผลไม้ และเครื่องดื่มพร้อมดื่มทั่วไปเกือบทั้งหมดผลิตจากพลาสติกชนิด พอลิเอทิลีนเทเรฟทาเลต (</w:t>
+        <w:t xml:space="preserve">        ในปัจจุบันบรรจุภัณฑ์ประเภทขวดพลาสติกได้รับความนิยมอย่างแพร่หลายมากที่สุดทั้งจากฝั่งผู้ผลิตและผู้บริโภค เนื่องจากมีราคาประหยัด น้ำหนักเบา และสะดวกต่อการขนส่ง โดยขวดพลาสติกที่ใช้บรรจุน้ำดื่ม น้ำอัดลม น้ำผลไม้ และเครื่องดื่มพร้อมดื่มทั่วไปเกือบทั้งหมดผลิตจากพลาสติกชนิด พอลิเอ</w:t>
+      </w:r>
+      <w:proofErr w:type="spellStart"/>
+      <w:r>
+        <w:rPr>
+          <w:rFonts w:ascii="TH SarabunPSK" w:hAnsi="TH SarabunPSK" w:cs="TH SarabunPSK"/>
+          <w:sz w:val="32"/>
+          <w:szCs w:val="32"/>
+          <w:cs/>
+        </w:rPr>
+        <w:t>ทิลีน</w:t>
+      </w:r>
+      <w:proofErr w:type="spellEnd"/>
+      <w:r>
+        <w:rPr>
+          <w:rFonts w:ascii="TH SarabunPSK" w:hAnsi="TH SarabunPSK" w:cs="TH SarabunPSK"/>
+          <w:sz w:val="32"/>
+          <w:szCs w:val="32"/>
+          <w:cs/>
+        </w:rPr>
+        <w:t>เท</w:t>
+      </w:r>
+      <w:proofErr w:type="spellStart"/>
+      <w:r>
+        <w:rPr>
+          <w:rFonts w:ascii="TH SarabunPSK" w:hAnsi="TH SarabunPSK" w:cs="TH SarabunPSK"/>
+          <w:sz w:val="32"/>
+          <w:szCs w:val="32"/>
+          <w:cs/>
+        </w:rPr>
+        <w:t>เรฟ</w:t>
+      </w:r>
+      <w:proofErr w:type="spellEnd"/>
+      <w:r>
+        <w:rPr>
+          <w:rFonts w:ascii="TH SarabunPSK" w:hAnsi="TH SarabunPSK" w:cs="TH SarabunPSK"/>
+          <w:sz w:val="32"/>
+          <w:szCs w:val="32"/>
+          <w:cs/>
+        </w:rPr>
+        <w:t>ทาเลต (</w:t>
       </w:r>
       <w:r>
         <w:rPr>
@@ -3803,7 +3963,27 @@
           <w:szCs w:val="32"/>
           <w:cs/>
         </w:rPr>
-        <w:t xml:space="preserve">หรือรหัสรีไซเคิลหมายเลข </w:t>
+        <w:t>หรือรหัสรี</w:t>
+      </w:r>
+      <w:proofErr w:type="spellStart"/>
+      <w:r>
+        <w:rPr>
+          <w:rFonts w:ascii="TH SarabunPSK" w:hAnsi="TH SarabunPSK" w:cs="TH SarabunPSK"/>
+          <w:sz w:val="32"/>
+          <w:szCs w:val="32"/>
+          <w:cs/>
+        </w:rPr>
+        <w:t>ไซเคิล</w:t>
+      </w:r>
+      <w:proofErr w:type="spellEnd"/>
+      <w:r>
+        <w:rPr>
+          <w:rFonts w:ascii="TH SarabunPSK" w:hAnsi="TH SarabunPSK" w:cs="TH SarabunPSK"/>
+          <w:sz w:val="32"/>
+          <w:szCs w:val="32"/>
+          <w:cs/>
+        </w:rPr>
+        <w:t xml:space="preserve">หมายเลข </w:t>
       </w:r>
       <w:r>
         <w:rPr>
@@ -3919,7 +4099,27 @@
           <w:szCs w:val="32"/>
           <w:cs/>
         </w:rPr>
-        <w:t xml:space="preserve"> ล้านตันต่อปี แต่กลับถูกนำเข้าสู่กระบวนการรีไซเคิลเพียงร้อยละ </w:t>
+        <w:t xml:space="preserve"> ล้านตันต่อปี แต่กลับถูกนำเข้าสู่กระบวนการรี</w:t>
+      </w:r>
+      <w:proofErr w:type="spellStart"/>
+      <w:r>
+        <w:rPr>
+          <w:rFonts w:ascii="TH SarabunPSK" w:hAnsi="TH SarabunPSK" w:cs="TH SarabunPSK"/>
+          <w:sz w:val="32"/>
+          <w:szCs w:val="32"/>
+          <w:cs/>
+        </w:rPr>
+        <w:t>ไซเคิล</w:t>
+      </w:r>
+      <w:proofErr w:type="spellEnd"/>
+      <w:r>
+        <w:rPr>
+          <w:rFonts w:ascii="TH SarabunPSK" w:hAnsi="TH SarabunPSK" w:cs="TH SarabunPSK"/>
+          <w:sz w:val="32"/>
+          <w:szCs w:val="32"/>
+          <w:cs/>
+        </w:rPr>
+        <w:t xml:space="preserve">เพียงร้อยละ </w:t>
       </w:r>
       <w:r>
         <w:rPr>
@@ -3970,7 +4170,27 @@
           <w:szCs w:val="32"/>
           <w:cs/>
         </w:rPr>
-        <w:t xml:space="preserve"> ปี หรือแตกตัวเป็นไมโครพลาสติกที่ปนเปื้อนในระบบนิเวศและห่วงโซ่อาหาร</w:t>
+        <w:t xml:space="preserve"> ปี หรือแตกตัวเป็น</w:t>
+      </w:r>
+      <w:proofErr w:type="spellStart"/>
+      <w:r>
+        <w:rPr>
+          <w:rFonts w:ascii="TH SarabunPSK" w:hAnsi="TH SarabunPSK" w:cs="TH SarabunPSK"/>
+          <w:sz w:val="32"/>
+          <w:szCs w:val="32"/>
+          <w:cs/>
+        </w:rPr>
+        <w:t>ไม</w:t>
+      </w:r>
+      <w:proofErr w:type="spellEnd"/>
+      <w:r>
+        <w:rPr>
+          <w:rFonts w:ascii="TH SarabunPSK" w:hAnsi="TH SarabunPSK" w:cs="TH SarabunPSK"/>
+          <w:sz w:val="32"/>
+          <w:szCs w:val="32"/>
+          <w:cs/>
+        </w:rPr>
+        <w:t>โครพลาสติกที่ปนเปื้อนในระบบนิเวศและห่วงโซ่อาหาร</w:t>
       </w:r>
     </w:p>
     <w:p>
@@ -4058,7 +4278,25 @@
           <w:sz w:val="32"/>
           <w:szCs w:val="32"/>
         </w:rPr>
-        <w:t xml:space="preserve">AI - CNN/ResNet) </w:t>
+        <w:t>AI - CNN/</w:t>
+      </w:r>
+      <w:proofErr w:type="spellStart"/>
+      <w:r>
+        <w:rPr>
+          <w:rFonts w:ascii="TH SarabunPSK" w:hAnsi="TH SarabunPSK" w:cs="TH SarabunPSK"/>
+          <w:sz w:val="32"/>
+          <w:szCs w:val="32"/>
+        </w:rPr>
+        <w:t>ResNet</w:t>
+      </w:r>
+      <w:proofErr w:type="spellEnd"/>
+      <w:r>
+        <w:rPr>
+          <w:rFonts w:ascii="TH SarabunPSK" w:hAnsi="TH SarabunPSK" w:cs="TH SarabunPSK"/>
+          <w:sz w:val="32"/>
+          <w:szCs w:val="32"/>
+        </w:rPr>
+        <w:t xml:space="preserve">) </w:t>
       </w:r>
       <w:r>
         <w:rPr>
@@ -4111,7 +4349,27 @@
           <w:szCs w:val="32"/>
           <w:cs/>
         </w:rPr>
-        <w:t xml:space="preserve">การนำกลับมารีไซเคิล ขวด </w:t>
+        <w:t>การนำกลับมารี</w:t>
+      </w:r>
+      <w:proofErr w:type="spellStart"/>
+      <w:r>
+        <w:rPr>
+          <w:rFonts w:ascii="TH SarabunPSK" w:hAnsi="TH SarabunPSK" w:cs="TH SarabunPSK"/>
+          <w:sz w:val="32"/>
+          <w:szCs w:val="32"/>
+          <w:cs/>
+        </w:rPr>
+        <w:t>ไซเคิล</w:t>
+      </w:r>
+      <w:proofErr w:type="spellEnd"/>
+      <w:r>
+        <w:rPr>
+          <w:rFonts w:ascii="TH SarabunPSK" w:hAnsi="TH SarabunPSK" w:cs="TH SarabunPSK"/>
+          <w:sz w:val="32"/>
+          <w:szCs w:val="32"/>
+          <w:cs/>
+        </w:rPr>
+        <w:t xml:space="preserve"> ขวด </w:t>
       </w:r>
       <w:r>
         <w:rPr>
@@ -4128,15 +4386,65 @@
           <w:szCs w:val="32"/>
           <w:cs/>
         </w:rPr>
-        <w:t>จัดเป็นพลาสติกที่มีมูลค่าการรีไซเคิลสูง สามารถนำไปผ่านกระบวนการล้าง บดเป็นเกล็ดพลาสติก และแปรรูปเป็นเม็ดพลาสติกรีไซเคิล (</w:t>
-      </w:r>
-      <w:r>
-        <w:rPr>
-          <w:rFonts w:ascii="TH SarabunPSK" w:hAnsi="TH SarabunPSK" w:cs="TH SarabunPSK"/>
-          <w:sz w:val="32"/>
-          <w:szCs w:val="32"/>
-        </w:rPr>
-        <w:t xml:space="preserve">rPET) </w:t>
+        <w:t>จัดเป็นพลาสติกที่มีมูลค่าการรี</w:t>
+      </w:r>
+      <w:proofErr w:type="spellStart"/>
+      <w:r>
+        <w:rPr>
+          <w:rFonts w:ascii="TH SarabunPSK" w:hAnsi="TH SarabunPSK" w:cs="TH SarabunPSK"/>
+          <w:sz w:val="32"/>
+          <w:szCs w:val="32"/>
+          <w:cs/>
+        </w:rPr>
+        <w:t>ไซเคิล</w:t>
+      </w:r>
+      <w:proofErr w:type="spellEnd"/>
+      <w:r>
+        <w:rPr>
+          <w:rFonts w:ascii="TH SarabunPSK" w:hAnsi="TH SarabunPSK" w:cs="TH SarabunPSK"/>
+          <w:sz w:val="32"/>
+          <w:szCs w:val="32"/>
+          <w:cs/>
+        </w:rPr>
+        <w:t>สูง สามารถนำไปผ่านกระบวนการล้าง บดเป็นเกล็ดพลาสติก และแปรรูปเป็นเม็ดพลาสติกรี</w:t>
+      </w:r>
+      <w:proofErr w:type="spellStart"/>
+      <w:r>
+        <w:rPr>
+          <w:rFonts w:ascii="TH SarabunPSK" w:hAnsi="TH SarabunPSK" w:cs="TH SarabunPSK"/>
+          <w:sz w:val="32"/>
+          <w:szCs w:val="32"/>
+          <w:cs/>
+        </w:rPr>
+        <w:t>ไซเคิล</w:t>
+      </w:r>
+      <w:proofErr w:type="spellEnd"/>
+      <w:r>
+        <w:rPr>
+          <w:rFonts w:ascii="TH SarabunPSK" w:hAnsi="TH SarabunPSK" w:cs="TH SarabunPSK"/>
+          <w:sz w:val="32"/>
+          <w:szCs w:val="32"/>
+          <w:cs/>
+        </w:rPr>
+        <w:t xml:space="preserve"> (</w:t>
+      </w:r>
+      <w:proofErr w:type="spellStart"/>
+      <w:r>
+        <w:rPr>
+          <w:rFonts w:ascii="TH SarabunPSK" w:hAnsi="TH SarabunPSK" w:cs="TH SarabunPSK"/>
+          <w:sz w:val="32"/>
+          <w:szCs w:val="32"/>
+        </w:rPr>
+        <w:t>rPET</w:t>
+      </w:r>
+      <w:proofErr w:type="spellEnd"/>
+      <w:r>
+        <w:rPr>
+          <w:rFonts w:ascii="TH SarabunPSK" w:hAnsi="TH SarabunPSK" w:cs="TH SarabunPSK"/>
+          <w:sz w:val="32"/>
+          <w:szCs w:val="32"/>
+        </w:rPr>
+        <w:t xml:space="preserve">) </w:t>
       </w:r>
       <w:r>
         <w:rPr>
@@ -4180,7 +4488,7 @@
           <w:noProof/>
         </w:rPr>
         <w:drawing>
-          <wp:inline distT="0" distB="0" distL="0" distR="0" wp14:anchorId="223B2466" wp14:editId="05277238">
+          <wp:inline distT="0" distB="0" distL="0" distR="0" wp14:anchorId="223B2466" wp14:editId="3CF89E68">
             <wp:extent cx="3401794" cy="3401794"/>
             <wp:effectExtent l="0" t="0" r="8255" b="8255"/>
             <wp:docPr id="1546481499" name="รูปภาพ 1" descr="ไม่มีคำอธิบายรูปภาพ"/>
@@ -4402,6 +4710,7 @@
         </w:rPr>
         <w:t xml:space="preserve"> ขวดและบรรจุภัณฑ์อะลูมิเนียม (</w:t>
       </w:r>
+      <w:proofErr w:type="spellStart"/>
       <w:r>
         <w:rPr>
           <w:rFonts w:ascii="TH SarabunPSK" w:hAnsi="TH SarabunPSK" w:cs="TH SarabunPSK"/>
@@ -4410,7 +4719,18 @@
           <w:sz w:val="32"/>
           <w:szCs w:val="32"/>
         </w:rPr>
-        <w:t>Aluminium Bottles / Cans)</w:t>
+        <w:t>Aluminium</w:t>
+      </w:r>
+      <w:proofErr w:type="spellEnd"/>
+      <w:r>
+        <w:rPr>
+          <w:rFonts w:ascii="TH SarabunPSK" w:hAnsi="TH SarabunPSK" w:cs="TH SarabunPSK"/>
+          <w:b/>
+          <w:bCs/>
+          <w:sz w:val="32"/>
+          <w:szCs w:val="32"/>
+        </w:rPr>
+        <w:t xml:space="preserve"> Bottles / Cans)</w:t>
       </w:r>
     </w:p>
     <w:p>
@@ -4477,13 +4797,23 @@
         </w:rPr>
         <w:t>คุณสมบัติทางกายภาพและโลหะวิทยา อะลูมิเนียม (</w:t>
       </w:r>
-      <w:r>
-        <w:rPr>
-          <w:rFonts w:ascii="TH SarabunPSK" w:hAnsi="TH SarabunPSK" w:cs="TH SarabunPSK"/>
-          <w:sz w:val="32"/>
-          <w:szCs w:val="32"/>
-        </w:rPr>
-        <w:t xml:space="preserve">Aluminium) </w:t>
+      <w:proofErr w:type="spellStart"/>
+      <w:r>
+        <w:rPr>
+          <w:rFonts w:ascii="TH SarabunPSK" w:hAnsi="TH SarabunPSK" w:cs="TH SarabunPSK"/>
+          <w:sz w:val="32"/>
+          <w:szCs w:val="32"/>
+        </w:rPr>
+        <w:t>Aluminium</w:t>
+      </w:r>
+      <w:proofErr w:type="spellEnd"/>
+      <w:r>
+        <w:rPr>
+          <w:rFonts w:ascii="TH SarabunPSK" w:hAnsi="TH SarabunPSK" w:cs="TH SarabunPSK"/>
+          <w:sz w:val="32"/>
+          <w:szCs w:val="32"/>
+        </w:rPr>
+        <w:t xml:space="preserve">) </w:t>
       </w:r>
       <w:r>
         <w:rPr>
@@ -4546,7 +4876,27 @@
           <w:szCs w:val="32"/>
           <w:cs/>
         </w:rPr>
-        <w:t>คุณค่าด้านสิ่งแวดล้อมและเศรษฐกิจหมุนเวียน อะลูมิเนียมเป็นหนึ่งในวัสดุที่มีความยั่งยืนสูงสุดในโลก เนื่องจากสามารถนำกลับมารีไซเคิลได้แบบไม่จำกัดจำนวนครั้ง (</w:t>
+        <w:t>คุณค่าด้านสิ่งแวดล้อมและเศรษฐกิจหมุนเวียน อะลูมิเนียมเป็นหนึ่งในวัสดุที่มีความยั่งยืนสูงสุดในโลก เนื่องจากสามารถนำกลับมารี</w:t>
+      </w:r>
+      <w:proofErr w:type="spellStart"/>
+      <w:r>
+        <w:rPr>
+          <w:rFonts w:ascii="TH SarabunPSK" w:hAnsi="TH SarabunPSK" w:cs="TH SarabunPSK"/>
+          <w:sz w:val="32"/>
+          <w:szCs w:val="32"/>
+          <w:cs/>
+        </w:rPr>
+        <w:t>ไซเคิล</w:t>
+      </w:r>
+      <w:proofErr w:type="spellEnd"/>
+      <w:r>
+        <w:rPr>
+          <w:rFonts w:ascii="TH SarabunPSK" w:hAnsi="TH SarabunPSK" w:cs="TH SarabunPSK"/>
+          <w:sz w:val="32"/>
+          <w:szCs w:val="32"/>
+          <w:cs/>
+        </w:rPr>
+        <w:t>ได้แบบไม่จำกัดจำนวนครั้ง (</w:t>
       </w:r>
       <w:r>
         <w:rPr>
@@ -4563,7 +4913,27 @@
           <w:szCs w:val="32"/>
           <w:cs/>
         </w:rPr>
-        <w:t>โดยที่คุณสมบัติและคุณภาพของโลหะไม่สูญเสียไป กระบวนการรีไซเคิลอะลูมิเนียมใช้พลังงานน้อยกว่าการผลิตอะลูมิเนียมใหม่จากแร่ดิบ (</w:t>
+        <w:t>โดยที่คุณสมบัติและคุณภาพของโลหะไม่สูญเสียไป กระบวนการรี</w:t>
+      </w:r>
+      <w:proofErr w:type="spellStart"/>
+      <w:r>
+        <w:rPr>
+          <w:rFonts w:ascii="TH SarabunPSK" w:hAnsi="TH SarabunPSK" w:cs="TH SarabunPSK"/>
+          <w:sz w:val="32"/>
+          <w:szCs w:val="32"/>
+          <w:cs/>
+        </w:rPr>
+        <w:t>ไซเคิล</w:t>
+      </w:r>
+      <w:proofErr w:type="spellEnd"/>
+      <w:r>
+        <w:rPr>
+          <w:rFonts w:ascii="TH SarabunPSK" w:hAnsi="TH SarabunPSK" w:cs="TH SarabunPSK"/>
+          <w:sz w:val="32"/>
+          <w:szCs w:val="32"/>
+          <w:cs/>
+        </w:rPr>
+        <w:t>อะลูมิเนียมใช้พลังงานน้อยกว่าการผลิตอะลูมิเนียมใหม่จากแร่ดิบ (</w:t>
       </w:r>
       <w:r>
         <w:rPr>
@@ -4597,7 +4967,27 @@
           <w:szCs w:val="32"/>
           <w:cs/>
         </w:rPr>
-        <w:t xml:space="preserve"> และการรีไซเคิลอะลูมิเนียม </w:t>
+        <w:t xml:space="preserve"> และการรี</w:t>
+      </w:r>
+      <w:proofErr w:type="spellStart"/>
+      <w:r>
+        <w:rPr>
+          <w:rFonts w:ascii="TH SarabunPSK" w:hAnsi="TH SarabunPSK" w:cs="TH SarabunPSK"/>
+          <w:sz w:val="32"/>
+          <w:szCs w:val="32"/>
+          <w:cs/>
+        </w:rPr>
+        <w:t>ไซเคิล</w:t>
+      </w:r>
+      <w:proofErr w:type="spellEnd"/>
+      <w:r>
+        <w:rPr>
+          <w:rFonts w:ascii="TH SarabunPSK" w:hAnsi="TH SarabunPSK" w:cs="TH SarabunPSK"/>
+          <w:sz w:val="32"/>
+          <w:szCs w:val="32"/>
+          <w:cs/>
+        </w:rPr>
+        <w:t xml:space="preserve">อะลูมิเนียม </w:t>
       </w:r>
       <w:r>
         <w:rPr>
@@ -4719,7 +5109,27 @@
           <w:szCs w:val="32"/>
           <w:cs/>
         </w:rPr>
-        <w:t>มูลค่าทางเศรษฐกิจและการสะสมแต้ม เนื่องจากอะลูมิเนียมเป็นวัสดุรีไซเคิลที่มีมูลค่าการรับซื้อในตลาดสูง การเพิ่มช่องทางการคัดแยกขวดอะลูมิเนียมในเครื่อง จะช่วยเพิ่มมูลค่าแต้มสะสมให้แก่ผู้ใช้งาน สร้างแรงจูงใจที่คุ้มค่ามากยิ่งขึ้น และช่วยผลักดันให้เกิดการคัดแยกขยะมูลฝอยที่มีมูลค่าสูงในโรงเรียนได้อย่างครบวงจร</w:t>
+        <w:t>มูลค่าทางเศรษฐกิจและการสะสมแต้ม เนื่องจากอะลูมิเนียมเป็นวัสดุรี</w:t>
+      </w:r>
+      <w:proofErr w:type="spellStart"/>
+      <w:r>
+        <w:rPr>
+          <w:rFonts w:ascii="TH SarabunPSK" w:hAnsi="TH SarabunPSK" w:cs="TH SarabunPSK"/>
+          <w:sz w:val="32"/>
+          <w:szCs w:val="32"/>
+          <w:cs/>
+        </w:rPr>
+        <w:t>ไซเคิล</w:t>
+      </w:r>
+      <w:proofErr w:type="spellEnd"/>
+      <w:r>
+        <w:rPr>
+          <w:rFonts w:ascii="TH SarabunPSK" w:hAnsi="TH SarabunPSK" w:cs="TH SarabunPSK"/>
+          <w:sz w:val="32"/>
+          <w:szCs w:val="32"/>
+          <w:cs/>
+        </w:rPr>
+        <w:t>ที่มีมูลค่าการรับซื้อในตลาดสูง การเพิ่มช่องทางการคัดแยกขวดอะลูมิเนียมในเครื่อง จะช่วยเพิ่มมูลค่าแต้มสะสมให้แก่ผู้ใช้งาน สร้างแรงจูงใจที่คุ้มค่ามากยิ่งขึ้น และช่วยผลักดันให้เกิดการคัดแยกขยะมูลฝอยที่มีมูลค่าสูงในโรงเรียนได้อย่างครบวงจร</w:t>
       </w:r>
     </w:p>
     <w:p>
@@ -4823,13 +5233,23 @@
         </w:rPr>
         <w:t>ลักษณะของบรรจุภัณฑ์ขวดและกระป๋องอะลูมิเนียม (</w:t>
       </w:r>
-      <w:r>
-        <w:rPr>
-          <w:rFonts w:ascii="TH SarabunPSK" w:hAnsi="TH SarabunPSK" w:cs="TH SarabunPSK"/>
-          <w:sz w:val="32"/>
-          <w:szCs w:val="32"/>
-        </w:rPr>
-        <w:t>Aluminium Bottle / Can)</w:t>
+      <w:proofErr w:type="spellStart"/>
+      <w:r>
+        <w:rPr>
+          <w:rFonts w:ascii="TH SarabunPSK" w:hAnsi="TH SarabunPSK" w:cs="TH SarabunPSK"/>
+          <w:sz w:val="32"/>
+          <w:szCs w:val="32"/>
+        </w:rPr>
+        <w:t>Aluminium</w:t>
+      </w:r>
+      <w:proofErr w:type="spellEnd"/>
+      <w:r>
+        <w:rPr>
+          <w:rFonts w:ascii="TH SarabunPSK" w:hAnsi="TH SarabunPSK" w:cs="TH SarabunPSK"/>
+          <w:sz w:val="32"/>
+          <w:szCs w:val="32"/>
+        </w:rPr>
+        <w:t xml:space="preserve"> Bottle / Can)</w:t>
       </w:r>
     </w:p>
     <w:p>
@@ -5021,7 +5441,27 @@
           <w:szCs w:val="32"/>
           <w:cs/>
         </w:rPr>
-        <w:t>และขวดอะลูมิเนียมที่มีความทึบแสงและมันวาว ถือเป็นลักษณะสำคัญที่ช่วยให้กล้องประมวลผลภาพและเซนเซอร์ที่ทำงานร่วมกับระบบเอไอ สามารถตรวจจับ แยกแยะ และสั่งการกลไกเพื่อคัดแยกบรรจุภัณฑ์แต่ละประเภทได้อย่างแม่นยำ ทำให้การคัดแยกเพื่อนำไปรีไซเคิลของเครื่องแยกขวดอัตโนมัติมีประสิทธิภาพสูงสุด</w:t>
+        <w:t>และขวดอะลูมิเนียมที่มีความทึบแสงและมันวาว ถือเป็นลักษณะสำคัญที่ช่วยให้กล้องประมวลผลภาพและเซนเซอร์ที่ทำงานร่วมกับระบบเอไอ สามารถตรวจจับ แยกแยะ และสั่งการกลไกเพื่อคัดแยกบรรจุภัณฑ์แต่ละประเภทได้อย่างแม่นยำ ทำให้การคัดแยกเพื่อนำไปรี</w:t>
+      </w:r>
+      <w:proofErr w:type="spellStart"/>
+      <w:r>
+        <w:rPr>
+          <w:rFonts w:ascii="TH SarabunPSK" w:hAnsi="TH SarabunPSK" w:cs="TH SarabunPSK"/>
+          <w:sz w:val="32"/>
+          <w:szCs w:val="32"/>
+          <w:cs/>
+        </w:rPr>
+        <w:t>ไซเคิล</w:t>
+      </w:r>
+      <w:proofErr w:type="spellEnd"/>
+      <w:r>
+        <w:rPr>
+          <w:rFonts w:ascii="TH SarabunPSK" w:hAnsi="TH SarabunPSK" w:cs="TH SarabunPSK"/>
+          <w:sz w:val="32"/>
+          <w:szCs w:val="32"/>
+          <w:cs/>
+        </w:rPr>
+        <w:t>ของเครื่องแยกขวดอัตโนมัติมีประสิทธิภาพสูงสุด</w:t>
       </w:r>
     </w:p>
     <w:p>
@@ -5535,13 +5975,23 @@
         </w:rPr>
         <w:t xml:space="preserve">นอกจากนี้ เพื่อให้เครื่องแยกขวดทำงานได้แม่นยำที่สุดและลดข้อผิดพลาดในกรณีที่ขวดมีรอยยับหรือมีแสงสะท้อน งานวิจัยยังได้นำเสนอสถาปัตยกรรมโมเดลขั้นสูงที่เรียกว่า </w:t>
       </w:r>
-      <w:r>
-        <w:rPr>
-          <w:rFonts w:ascii="TH SarabunPSK" w:hAnsi="TH SarabunPSK" w:cs="TH SarabunPSK"/>
-          <w:sz w:val="32"/>
-          <w:szCs w:val="32"/>
-        </w:rPr>
-        <w:t xml:space="preserve">ResNet (Residual Network) </w:t>
+      <w:proofErr w:type="spellStart"/>
+      <w:r>
+        <w:rPr>
+          <w:rFonts w:ascii="TH SarabunPSK" w:hAnsi="TH SarabunPSK" w:cs="TH SarabunPSK"/>
+          <w:sz w:val="32"/>
+          <w:szCs w:val="32"/>
+        </w:rPr>
+        <w:t>ResNet</w:t>
+      </w:r>
+      <w:proofErr w:type="spellEnd"/>
+      <w:r>
+        <w:rPr>
+          <w:rFonts w:ascii="TH SarabunPSK" w:hAnsi="TH SarabunPSK" w:cs="TH SarabunPSK"/>
+          <w:sz w:val="32"/>
+          <w:szCs w:val="32"/>
+        </w:rPr>
+        <w:t xml:space="preserve"> (Residual Network) </w:t>
       </w:r>
       <w:r>
         <w:rPr>
@@ -5753,13 +6203,23 @@
         </w:rPr>
         <w:t xml:space="preserve">ในโมเดล </w:t>
       </w:r>
-      <w:r>
-        <w:rPr>
-          <w:rFonts w:ascii="TH SarabunPSK" w:hAnsi="TH SarabunPSK" w:cs="TH SarabunPSK"/>
-          <w:sz w:val="32"/>
-          <w:szCs w:val="32"/>
-        </w:rPr>
-        <w:t xml:space="preserve">ResNet </w:t>
+      <w:proofErr w:type="spellStart"/>
+      <w:r>
+        <w:rPr>
+          <w:rFonts w:ascii="TH SarabunPSK" w:hAnsi="TH SarabunPSK" w:cs="TH SarabunPSK"/>
+          <w:sz w:val="32"/>
+          <w:szCs w:val="32"/>
+        </w:rPr>
+        <w:t>ResNet</w:t>
+      </w:r>
+      <w:proofErr w:type="spellEnd"/>
+      <w:r>
+        <w:rPr>
+          <w:rFonts w:ascii="TH SarabunPSK" w:hAnsi="TH SarabunPSK" w:cs="TH SarabunPSK"/>
+          <w:sz w:val="32"/>
+          <w:szCs w:val="32"/>
+        </w:rPr>
+        <w:t xml:space="preserve"> </w:t>
       </w:r>
       <w:r>
         <w:rPr>
@@ -6078,7 +6538,27 @@
           <w:szCs w:val="32"/>
           <w:cs/>
         </w:rPr>
-        <w:t>ในการลงมือปฏิบัติอย่างสม่ำเสมอ เนื่องจากการแยกขยะในรูปแบบเดิมไม่มีผลตอบแทนเชิงบวกที่จับต้องได้ในทันที คณะผู้จัดทำจึงได้นำหลักการทางจิตวิทยาพฤติกรรมศาสตร์และแนวคิดเกมมิฟิเคชัน (</w:t>
+        <w:t>ในการลงมือปฏิบัติอย่างสม่ำเสมอ เนื่องจากการแยกขยะในรูปแบบเดิมไม่มีผลตอบแทนเชิงบวกที่จับต้องได้ในทันที คณะผู้จัดทำจึงได้นำหลักการทางจิตวิทยาพฤติกรรมศาสตร์และแนวคิดเกม</w:t>
+      </w:r>
+      <w:proofErr w:type="spellStart"/>
+      <w:r>
+        <w:rPr>
+          <w:rFonts w:ascii="TH SarabunPSK" w:hAnsi="TH SarabunPSK" w:cs="TH SarabunPSK"/>
+          <w:sz w:val="32"/>
+          <w:szCs w:val="32"/>
+          <w:cs/>
+        </w:rPr>
+        <w:t>มิฟิ</w:t>
+      </w:r>
+      <w:proofErr w:type="spellEnd"/>
+      <w:r>
+        <w:rPr>
+          <w:rFonts w:ascii="TH SarabunPSK" w:hAnsi="TH SarabunPSK" w:cs="TH SarabunPSK"/>
+          <w:sz w:val="32"/>
+          <w:szCs w:val="32"/>
+          <w:cs/>
+        </w:rPr>
+        <w:t>เคชัน (</w:t>
       </w:r>
       <w:r>
         <w:rPr>
@@ -6164,7 +6644,47 @@
           <w:szCs w:val="32"/>
           <w:cs/>
         </w:rPr>
-        <w:t>ตามทฤษฎีของ บี.เอฟ. สกินเนอร์ (</w:t>
+        <w:t xml:space="preserve">ตามทฤษฎีของ </w:t>
+      </w:r>
+      <w:proofErr w:type="gramStart"/>
+      <w:r>
+        <w:rPr>
+          <w:rFonts w:ascii="TH SarabunPSK" w:hAnsi="TH SarabunPSK" w:cs="TH SarabunPSK"/>
+          <w:sz w:val="32"/>
+          <w:szCs w:val="32"/>
+          <w:cs/>
+        </w:rPr>
+        <w:t>บี.เอฟ</w:t>
+      </w:r>
+      <w:proofErr w:type="gramEnd"/>
+      <w:r>
+        <w:rPr>
+          <w:rFonts w:ascii="TH SarabunPSK" w:hAnsi="TH SarabunPSK" w:cs="TH SarabunPSK"/>
+          <w:sz w:val="32"/>
+          <w:szCs w:val="32"/>
+          <w:cs/>
+        </w:rPr>
+        <w:t>. สก</w:t>
+      </w:r>
+      <w:proofErr w:type="spellStart"/>
+      <w:r>
+        <w:rPr>
+          <w:rFonts w:ascii="TH SarabunPSK" w:hAnsi="TH SarabunPSK" w:cs="TH SarabunPSK"/>
+          <w:sz w:val="32"/>
+          <w:szCs w:val="32"/>
+          <w:cs/>
+        </w:rPr>
+        <w:t>ิน</w:t>
+      </w:r>
+      <w:proofErr w:type="spellEnd"/>
+      <w:r>
+        <w:rPr>
+          <w:rFonts w:ascii="TH SarabunPSK" w:hAnsi="TH SarabunPSK" w:cs="TH SarabunPSK"/>
+          <w:sz w:val="32"/>
+          <w:szCs w:val="32"/>
+          <w:cs/>
+        </w:rPr>
+        <w:t>เนอร์ (</w:t>
       </w:r>
       <w:r>
         <w:rPr>
@@ -6330,7 +6850,27 @@
           <w:szCs w:val="32"/>
           <w:cs/>
         </w:rPr>
-        <w:t>แนวคิดเกมมิฟิเคชัน (</w:t>
+        <w:t>แนวคิดเกม</w:t>
+      </w:r>
+      <w:proofErr w:type="spellStart"/>
+      <w:r>
+        <w:rPr>
+          <w:rFonts w:ascii="TH SarabunPSK" w:hAnsi="TH SarabunPSK" w:cs="TH SarabunPSK"/>
+          <w:sz w:val="32"/>
+          <w:szCs w:val="32"/>
+          <w:cs/>
+        </w:rPr>
+        <w:t>มิฟิ</w:t>
+      </w:r>
+      <w:proofErr w:type="spellEnd"/>
+      <w:r>
+        <w:rPr>
+          <w:rFonts w:ascii="TH SarabunPSK" w:hAnsi="TH SarabunPSK" w:cs="TH SarabunPSK"/>
+          <w:sz w:val="32"/>
+          <w:szCs w:val="32"/>
+          <w:cs/>
+        </w:rPr>
+        <w:t>เคชัน (</w:t>
       </w:r>
       <w:r>
         <w:rPr>
@@ -6496,7 +7036,27 @@
           <w:szCs w:val="32"/>
           <w:cs/>
         </w:rPr>
-        <w:t xml:space="preserve">        ระบบสะสมแต้มของเครื่องแยกขวดอัตโนมัติได้รับการออกแบบให้เชื่อมโยงการทำงานระหว่างฮาร์ดแวร์ ปัญญาประดิษฐ์ และระบบคลาวด์อย่างเป็นระบบ โดยมีขั้นตอนการทำงาน </w:t>
+        <w:t xml:space="preserve">        ระบบสะสมแต้มของเครื่องแยกขวดอัตโนมัติได้รับการออกแบบให้เชื่อมโยงการทำงานระหว่างฮาร์ดแวร์ ปัญญาประดิษฐ์ และระบบคลา</w:t>
+      </w:r>
+      <w:proofErr w:type="spellStart"/>
+      <w:r>
+        <w:rPr>
+          <w:rFonts w:ascii="TH SarabunPSK" w:hAnsi="TH SarabunPSK" w:cs="TH SarabunPSK"/>
+          <w:sz w:val="32"/>
+          <w:szCs w:val="32"/>
+          <w:cs/>
+        </w:rPr>
+        <w:t>วด์</w:t>
+      </w:r>
+      <w:proofErr w:type="spellEnd"/>
+      <w:r>
+        <w:rPr>
+          <w:rFonts w:ascii="TH SarabunPSK" w:hAnsi="TH SarabunPSK" w:cs="TH SarabunPSK"/>
+          <w:sz w:val="32"/>
+          <w:szCs w:val="32"/>
+          <w:cs/>
+        </w:rPr>
+        <w:t xml:space="preserve">อย่างเป็นระบบ โดยมีขั้นตอนการทำงาน </w:t>
       </w:r>
       <w:r>
         <w:rPr>
@@ -6796,7 +7356,27 @@
           <w:szCs w:val="32"/>
           <w:cs/>
         </w:rPr>
-        <w:t xml:space="preserve"> ชิ้น (เนื่องจากอะลูมิเนียมมีมูลค่าตลาดรีไซเคิลและลดการปล่อยคาร์บอนได้สูงกว่า)</w:t>
+        <w:t xml:space="preserve"> ชิ้น (เนื่องจากอะลูมิเนียมมีมูลค่าตลาดรี</w:t>
+      </w:r>
+      <w:proofErr w:type="spellStart"/>
+      <w:r>
+        <w:rPr>
+          <w:rFonts w:ascii="TH SarabunPSK" w:hAnsi="TH SarabunPSK" w:cs="TH SarabunPSK"/>
+          <w:sz w:val="32"/>
+          <w:szCs w:val="32"/>
+          <w:cs/>
+        </w:rPr>
+        <w:t>ไซเคิล</w:t>
+      </w:r>
+      <w:proofErr w:type="spellEnd"/>
+      <w:r>
+        <w:rPr>
+          <w:rFonts w:ascii="TH SarabunPSK" w:hAnsi="TH SarabunPSK" w:cs="TH SarabunPSK"/>
+          <w:sz w:val="32"/>
+          <w:szCs w:val="32"/>
+          <w:cs/>
+        </w:rPr>
+        <w:t>และลดการปล่อยคาร์บอนได้สูงกว่า)</w:t>
       </w:r>
       <w:r>
         <w:rPr>
@@ -7236,22 +7816,72 @@
         </w:rPr>
         <w:t xml:space="preserve">ตู้ </w:t>
       </w:r>
-      <w:r>
-        <w:rPr>
-          <w:rFonts w:ascii="TH SarabunPSK" w:hAnsi="TH SarabunPSK" w:cs="TH SarabunPSK"/>
-          <w:sz w:val="32"/>
-          <w:szCs w:val="32"/>
-        </w:rPr>
-        <w:t>CircularOne (</w:t>
-      </w:r>
-      <w:r>
-        <w:rPr>
-          <w:rFonts w:ascii="TH SarabunPSK" w:hAnsi="TH SarabunPSK" w:cs="TH SarabunPSK"/>
-          <w:sz w:val="32"/>
-          <w:szCs w:val="32"/>
-          <w:cs/>
-        </w:rPr>
-        <w:t xml:space="preserve">โดย บริษัท ซัสเทนเทค จำกัด) เป็นตู้รับคืนบรรจุภัณฑ์อัตโนมัติที่ใช้เทคโนโลยี </w:t>
+      <w:proofErr w:type="spellStart"/>
+      <w:r>
+        <w:rPr>
+          <w:rFonts w:ascii="TH SarabunPSK" w:hAnsi="TH SarabunPSK" w:cs="TH SarabunPSK"/>
+          <w:sz w:val="32"/>
+          <w:szCs w:val="32"/>
+        </w:rPr>
+        <w:t>CircularOne</w:t>
+      </w:r>
+      <w:proofErr w:type="spellEnd"/>
+      <w:r>
+        <w:rPr>
+          <w:rFonts w:ascii="TH SarabunPSK" w:hAnsi="TH SarabunPSK" w:cs="TH SarabunPSK"/>
+          <w:sz w:val="32"/>
+          <w:szCs w:val="32"/>
+        </w:rPr>
+        <w:t xml:space="preserve"> (</w:t>
+      </w:r>
+      <w:r>
+        <w:rPr>
+          <w:rFonts w:ascii="TH SarabunPSK" w:hAnsi="TH SarabunPSK" w:cs="TH SarabunPSK"/>
+          <w:sz w:val="32"/>
+          <w:szCs w:val="32"/>
+          <w:cs/>
+        </w:rPr>
+        <w:t xml:space="preserve">โดย บริษัท </w:t>
+      </w:r>
+      <w:proofErr w:type="spellStart"/>
+      <w:r>
+        <w:rPr>
+          <w:rFonts w:ascii="TH SarabunPSK" w:hAnsi="TH SarabunPSK" w:cs="TH SarabunPSK"/>
+          <w:sz w:val="32"/>
+          <w:szCs w:val="32"/>
+          <w:cs/>
+        </w:rPr>
+        <w:t>ซัส</w:t>
+      </w:r>
+      <w:proofErr w:type="spellEnd"/>
+      <w:r>
+        <w:rPr>
+          <w:rFonts w:ascii="TH SarabunPSK" w:hAnsi="TH SarabunPSK" w:cs="TH SarabunPSK"/>
+          <w:sz w:val="32"/>
+          <w:szCs w:val="32"/>
+          <w:cs/>
+        </w:rPr>
+        <w:t>เทน</w:t>
+      </w:r>
+      <w:proofErr w:type="spellStart"/>
+      <w:r>
+        <w:rPr>
+          <w:rFonts w:ascii="TH SarabunPSK" w:hAnsi="TH SarabunPSK" w:cs="TH SarabunPSK"/>
+          <w:sz w:val="32"/>
+          <w:szCs w:val="32"/>
+          <w:cs/>
+        </w:rPr>
+        <w:t>เทค</w:t>
+      </w:r>
+      <w:proofErr w:type="spellEnd"/>
+      <w:r>
+        <w:rPr>
+          <w:rFonts w:ascii="TH SarabunPSK" w:hAnsi="TH SarabunPSK" w:cs="TH SarabunPSK"/>
+          <w:sz w:val="32"/>
+          <w:szCs w:val="32"/>
+          <w:cs/>
+        </w:rPr>
+        <w:t xml:space="preserve"> จำกัด) เป็นตู้รับคืนบรรจุภัณฑ์อัตโนมัติที่ใช้เทคโนโลยี </w:t>
       </w:r>
       <w:r>
         <w:rPr>
@@ -7331,13 +7961,23 @@
         </w:rPr>
         <w:t xml:space="preserve">ตู้ </w:t>
       </w:r>
-      <w:r>
-        <w:rPr>
-          <w:rFonts w:ascii="TH SarabunPSK" w:hAnsi="TH SarabunPSK" w:cs="TH SarabunPSK"/>
-          <w:sz w:val="32"/>
-          <w:szCs w:val="32"/>
-        </w:rPr>
-        <w:t xml:space="preserve">Refun </w:t>
+      <w:proofErr w:type="spellStart"/>
+      <w:r>
+        <w:rPr>
+          <w:rFonts w:ascii="TH SarabunPSK" w:hAnsi="TH SarabunPSK" w:cs="TH SarabunPSK"/>
+          <w:sz w:val="32"/>
+          <w:szCs w:val="32"/>
+        </w:rPr>
+        <w:t>Refun</w:t>
+      </w:r>
+      <w:proofErr w:type="spellEnd"/>
+      <w:r>
+        <w:rPr>
+          <w:rFonts w:ascii="TH SarabunPSK" w:hAnsi="TH SarabunPSK" w:cs="TH SarabunPSK"/>
+          <w:sz w:val="32"/>
+          <w:szCs w:val="32"/>
+        </w:rPr>
+        <w:t xml:space="preserve"> </w:t>
       </w:r>
       <w:r>
         <w:rPr>
@@ -7363,7 +8003,27 @@
           <w:szCs w:val="32"/>
           <w:cs/>
         </w:rPr>
-        <w:t>นวัตกรรมตู้รีไซเคิลอัตโนมัติที่แปลงขวดพลาสติกเป็นเงินสะสมหรือแต้มดิจิทัลเพื่อสร้างแรงจูงใจให้ประชาชนในพื้นที่สาธารณะและมหาวิทยาลัย</w:t>
+        <w:t>นวัตกรรมตู้รี</w:t>
+      </w:r>
+      <w:proofErr w:type="spellStart"/>
+      <w:r>
+        <w:rPr>
+          <w:rFonts w:ascii="TH SarabunPSK" w:hAnsi="TH SarabunPSK" w:cs="TH SarabunPSK"/>
+          <w:sz w:val="32"/>
+          <w:szCs w:val="32"/>
+          <w:cs/>
+        </w:rPr>
+        <w:t>ไซเคิล</w:t>
+      </w:r>
+      <w:proofErr w:type="spellEnd"/>
+      <w:r>
+        <w:rPr>
+          <w:rFonts w:ascii="TH SarabunPSK" w:hAnsi="TH SarabunPSK" w:cs="TH SarabunPSK"/>
+          <w:sz w:val="32"/>
+          <w:szCs w:val="32"/>
+          <w:cs/>
+        </w:rPr>
+        <w:t>อัตโนมัติที่แปลงขวดพลาสติกเป็นเงินสะสมหรือแต้มดิจิทัลเพื่อสร้างแรงจูงใจให้ประชาชนในพื้นที่สาธารณะและมหาวิทยาลัย</w:t>
       </w:r>
     </w:p>
     <w:p>
@@ -7444,7 +8104,7 @@
           <w:noProof/>
         </w:rPr>
         <w:drawing>
-          <wp:inline distT="0" distB="0" distL="0" distR="0" wp14:anchorId="7B1497D0" wp14:editId="728576B2">
+          <wp:inline distT="0" distB="0" distL="0" distR="0" wp14:anchorId="7B1497D0" wp14:editId="2C2FB327">
             <wp:extent cx="3863340" cy="2877578"/>
             <wp:effectExtent l="0" t="0" r="3810" b="0"/>
             <wp:docPr id="2035601340" name="รูปภาพ 4" descr="ซัสเทนเทค - “เทนเซ็นต์ คลาวด์” เปิดตัวตู้หยอดรับทรัพย์ “CircularOne”  นวัตกรรมรับคืนขวด – บรรจุภัณฑ์เครื่องดื่มสู่รีวอร์ดสุดคุ้ม รายแรกในไทย  กระตุ้นภาคการผลิตและผู้บริโภคหันใช้บรรจุภัณฑ์แบบรียูสเพิ่มการรีไซเคิล -  มติชนสุดสัปดาห์"/>
@@ -7690,13 +8350,23 @@
         </w:rPr>
         <w:t xml:space="preserve">เครื่อง </w:t>
       </w:r>
-      <w:r>
-        <w:rPr>
-          <w:rFonts w:ascii="TH SarabunPSK" w:hAnsi="TH SarabunPSK" w:cs="TH SarabunPSK"/>
-          <w:sz w:val="32"/>
-          <w:szCs w:val="32"/>
-        </w:rPr>
-        <w:t xml:space="preserve">CircularOne, </w:t>
+      <w:proofErr w:type="spellStart"/>
+      <w:r>
+        <w:rPr>
+          <w:rFonts w:ascii="TH SarabunPSK" w:hAnsi="TH SarabunPSK" w:cs="TH SarabunPSK"/>
+          <w:sz w:val="32"/>
+          <w:szCs w:val="32"/>
+        </w:rPr>
+        <w:t>CircularOne</w:t>
+      </w:r>
+      <w:proofErr w:type="spellEnd"/>
+      <w:r>
+        <w:rPr>
+          <w:rFonts w:ascii="TH SarabunPSK" w:hAnsi="TH SarabunPSK" w:cs="TH SarabunPSK"/>
+          <w:sz w:val="32"/>
+          <w:szCs w:val="32"/>
+        </w:rPr>
+        <w:t xml:space="preserve">, </w:t>
       </w:r>
       <w:r>
         <w:rPr>
@@ -7724,13 +8394,23 @@
         </w:rPr>
         <w:t xml:space="preserve">และเครื่อง </w:t>
       </w:r>
-      <w:r>
-        <w:rPr>
-          <w:rFonts w:ascii="TH SarabunPSK" w:hAnsi="TH SarabunPSK" w:cs="TH SarabunPSK"/>
-          <w:sz w:val="32"/>
-          <w:szCs w:val="32"/>
-        </w:rPr>
-        <w:t xml:space="preserve">Refun </w:t>
+      <w:proofErr w:type="spellStart"/>
+      <w:r>
+        <w:rPr>
+          <w:rFonts w:ascii="TH SarabunPSK" w:hAnsi="TH SarabunPSK" w:cs="TH SarabunPSK"/>
+          <w:sz w:val="32"/>
+          <w:szCs w:val="32"/>
+        </w:rPr>
+        <w:t>Refun</w:t>
+      </w:r>
+      <w:proofErr w:type="spellEnd"/>
+      <w:r>
+        <w:rPr>
+          <w:rFonts w:ascii="TH SarabunPSK" w:hAnsi="TH SarabunPSK" w:cs="TH SarabunPSK"/>
+          <w:sz w:val="32"/>
+          <w:szCs w:val="32"/>
+        </w:rPr>
+        <w:t xml:space="preserve"> </w:t>
       </w:r>
       <w:r>
         <w:rPr>
@@ -7772,10 +8452,7 @@
           <w:szCs w:val="32"/>
         </w:rPr>
       </w:pPr>
-    </w:p>
-    <w:p>
-      <w:pPr>
-        <w:spacing w:after="0" w:line="240" w:lineRule="auto"/>
+      <w:r>
         <w:rPr>
           <w:rFonts w:ascii="TH SarabunPSK" w:hAnsi="TH SarabunPSK" w:cs="TH SarabunPSK"/>
           <w:b/>
@@ -7783,17 +8460,28 @@
           <w:sz w:val="32"/>
           <w:szCs w:val="32"/>
         </w:rPr>
-      </w:pPr>
-    </w:p>
-    <w:p>
-      <w:pPr>
-        <w:spacing w:after="0" w:line="240" w:lineRule="auto"/>
+        <w:lastRenderedPageBreak/>
+        <w:t xml:space="preserve">4. </w:t>
+      </w:r>
+      <w:r>
         <w:rPr>
           <w:rFonts w:ascii="TH SarabunPSK" w:hAnsi="TH SarabunPSK" w:cs="TH SarabunPSK"/>
           <w:b/>
           <w:bCs/>
           <w:sz w:val="32"/>
           <w:szCs w:val="32"/>
+          <w:cs/>
+        </w:rPr>
+        <w:t>อุปกรณ์อิเล็กทรอนิกส์และเซนเซอร์การตรวจจับ</w:t>
+      </w:r>
+    </w:p>
+    <w:p>
+      <w:pPr>
+        <w:spacing w:after="0" w:line="240" w:lineRule="auto"/>
+        <w:rPr>
+          <w:rFonts w:ascii="TH SarabunPSK" w:hAnsi="TH SarabunPSK" w:cs="TH SarabunPSK"/>
+          <w:sz w:val="32"/>
+          <w:szCs w:val="32"/>
         </w:rPr>
       </w:pPr>
       <w:r>
@@ -7804,30 +8492,841 @@
           <w:sz w:val="32"/>
           <w:szCs w:val="32"/>
         </w:rPr>
-        <w:t xml:space="preserve">4. </w:t>
-      </w:r>
-      <w:r>
-        <w:rPr>
-          <w:rFonts w:ascii="TH SarabunPSK" w:hAnsi="TH SarabunPSK" w:cs="TH SarabunPSK"/>
+        <w:t xml:space="preserve">        </w:t>
+      </w:r>
+      <w:r>
+        <w:rPr>
+          <w:rFonts w:ascii="TH SarabunPSK" w:hAnsi="TH SarabunPSK" w:cs="TH SarabunPSK"/>
+          <w:sz w:val="32"/>
+          <w:szCs w:val="32"/>
+          <w:cs/>
+        </w:rPr>
+        <w:t>เพื่อให้เครื่องแยกขวดอัตโนมัติด้วยระบบเอไอสามารถทำงานร่วมกับระบบสะสมแต้มได้อย่างสมบูรณ์แบบ คณะผู้จัดทำได้เลือกใช้อุปกรณ์ทางวิศวกรรมอิเล็กทรอนิกส์หลายชิ้นมาประกอบเข้าด้วยกัน โดยแต่ละชิ้นมีหน้าที่การทำงานที่สอดคล้องกันดังนี้</w:t>
+      </w:r>
+    </w:p>
+    <w:p>
+      <w:pPr>
+        <w:spacing w:after="0" w:line="240" w:lineRule="auto"/>
+        <w:rPr>
+          <w:rFonts w:ascii="TH SarabunPSK" w:hAnsi="TH SarabunPSK" w:cs="TH SarabunPSK"/>
+          <w:sz w:val="32"/>
+          <w:szCs w:val="32"/>
+        </w:rPr>
+      </w:pPr>
+      <w:r>
+        <w:rPr>
+          <w:rFonts w:ascii="TH SarabunPSK" w:hAnsi="TH SarabunPSK" w:cs="TH SarabunPSK" w:hint="cs"/>
           <w:b/>
           <w:bCs/>
           <w:sz w:val="32"/>
           <w:szCs w:val="32"/>
           <w:cs/>
         </w:rPr>
-        <w:t>อุปกรณ์อิเล็กทรอนิกส์และเซนเซอร์การตรวจจับ</w:t>
-      </w:r>
-    </w:p>
-    <w:p>
-      <w:pPr>
-        <w:spacing w:after="0" w:line="240" w:lineRule="auto"/>
-        <w:rPr>
-          <w:rFonts w:ascii="TH SarabunPSK" w:hAnsi="TH SarabunPSK" w:cs="TH SarabunPSK"/>
-          <w:sz w:val="32"/>
-          <w:szCs w:val="32"/>
-        </w:rPr>
-      </w:pPr>
-      <w:r>
+        <w:t xml:space="preserve">        </w:t>
+      </w:r>
+      <w:r>
+        <w:rPr>
+          <w:rFonts w:ascii="TH SarabunPSK" w:hAnsi="TH SarabunPSK" w:cs="TH SarabunPSK" w:hint="cs"/>
+          <w:sz w:val="32"/>
+          <w:szCs w:val="32"/>
+          <w:cs/>
+        </w:rPr>
+        <w:t>1.</w:t>
+      </w:r>
+      <w:r>
+        <w:rPr>
+          <w:rFonts w:ascii="TH SarabunPSK" w:hAnsi="TH SarabunPSK" w:cs="TH SarabunPSK" w:hint="cs"/>
+          <w:sz w:val="32"/>
+          <w:szCs w:val="32"/>
+          <w:cs/>
+        </w:rPr>
+        <w:t xml:space="preserve"> </w:t>
+      </w:r>
+      <w:r>
+        <w:rPr>
+          <w:rFonts w:ascii="TH SarabunPSK" w:hAnsi="TH SarabunPSK" w:cs="TH SarabunPSK"/>
+          <w:sz w:val="32"/>
+          <w:szCs w:val="32"/>
+          <w:cs/>
+        </w:rPr>
+        <w:t>กล้องตรวจจับภาพและบอร์ดประมวลผล</w:t>
+      </w:r>
+      <w:r>
+        <w:rPr>
+          <w:rFonts w:ascii="TH SarabunPSK" w:hAnsi="TH SarabunPSK" w:cs="TH SarabunPSK"/>
+          <w:sz w:val="32"/>
+          <w:szCs w:val="32"/>
+        </w:rPr>
+        <w:t xml:space="preserve"> </w:t>
+      </w:r>
+      <w:r>
+        <w:rPr>
+          <w:rFonts w:ascii="TH SarabunPSK" w:hAnsi="TH SarabunPSK" w:cs="TH SarabunPSK"/>
+          <w:sz w:val="32"/>
+          <w:szCs w:val="32"/>
+          <w:cs/>
+        </w:rPr>
+        <w:t xml:space="preserve">อุปกรณ์สองชิ้นนี้ทำงานร่วมกันเปรียบเสมือน "ดวงตา" </w:t>
+      </w:r>
+    </w:p>
+    <w:p>
+      <w:pPr>
+        <w:spacing w:after="0" w:line="240" w:lineRule="auto"/>
+        <w:rPr>
+          <w:rFonts w:ascii="TH SarabunPSK" w:hAnsi="TH SarabunPSK" w:cs="TH SarabunPSK"/>
+          <w:sz w:val="32"/>
+          <w:szCs w:val="32"/>
+        </w:rPr>
+      </w:pPr>
+      <w:r>
+        <w:rPr>
+          <w:rFonts w:ascii="TH SarabunPSK" w:hAnsi="TH SarabunPSK" w:cs="TH SarabunPSK"/>
+          <w:sz w:val="32"/>
+          <w:szCs w:val="32"/>
+          <w:cs/>
+        </w:rPr>
+        <w:t>และ "สมอง" ของเครื่องแยกขยะ</w:t>
+      </w:r>
+      <w:r>
+        <w:rPr>
+          <w:rFonts w:ascii="TH SarabunPSK" w:hAnsi="TH SarabunPSK" w:cs="TH SarabunPSK"/>
+          <w:sz w:val="32"/>
+          <w:szCs w:val="32"/>
+        </w:rPr>
+        <w:t xml:space="preserve"> </w:t>
+      </w:r>
+      <w:r>
+        <w:rPr>
+          <w:rFonts w:ascii="TH SarabunPSK" w:hAnsi="TH SarabunPSK" w:cs="TH SarabunPSK"/>
+          <w:sz w:val="32"/>
+          <w:szCs w:val="32"/>
+          <w:cs/>
+        </w:rPr>
+        <w:t xml:space="preserve">โดยเราจะใช้กล้องตรวจจับภาพ (เช่น </w:t>
+      </w:r>
+      <w:r>
+        <w:rPr>
+          <w:rFonts w:ascii="TH SarabunPSK" w:hAnsi="TH SarabunPSK" w:cs="TH SarabunPSK"/>
+          <w:sz w:val="32"/>
+          <w:szCs w:val="32"/>
+        </w:rPr>
+        <w:t xml:space="preserve">Webcam </w:t>
+      </w:r>
+      <w:r>
+        <w:rPr>
+          <w:rFonts w:ascii="TH SarabunPSK" w:hAnsi="TH SarabunPSK" w:cs="TH SarabunPSK"/>
+          <w:sz w:val="32"/>
+          <w:szCs w:val="32"/>
+          <w:cs/>
+        </w:rPr>
+        <w:t xml:space="preserve">หรือ </w:t>
+      </w:r>
+      <w:r>
+        <w:rPr>
+          <w:rFonts w:ascii="TH SarabunPSK" w:hAnsi="TH SarabunPSK" w:cs="TH SarabunPSK"/>
+          <w:sz w:val="32"/>
+          <w:szCs w:val="32"/>
+        </w:rPr>
+        <w:t xml:space="preserve">Raspberry Pi Camera Module) </w:t>
+      </w:r>
+      <w:r>
+        <w:rPr>
+          <w:rFonts w:ascii="TH SarabunPSK" w:hAnsi="TH SarabunPSK" w:cs="TH SarabunPSK"/>
+          <w:sz w:val="32"/>
+          <w:szCs w:val="32"/>
+          <w:cs/>
+        </w:rPr>
+        <w:t>ทำหน้าที่คอยบันทึกภาพของขวดพลาสติกที่ถูกหย่อนเข้ามาในช่องรับขยะ</w:t>
+      </w:r>
+      <w:r>
+        <w:rPr>
+          <w:rFonts w:ascii="TH SarabunPSK" w:hAnsi="TH SarabunPSK" w:cs="TH SarabunPSK"/>
+          <w:sz w:val="32"/>
+          <w:szCs w:val="32"/>
+        </w:rPr>
+        <w:t xml:space="preserve"> </w:t>
+      </w:r>
+      <w:r>
+        <w:rPr>
+          <w:rFonts w:ascii="TH SarabunPSK" w:hAnsi="TH SarabunPSK" w:cs="TH SarabunPSK"/>
+          <w:sz w:val="32"/>
+          <w:szCs w:val="32"/>
+          <w:cs/>
+        </w:rPr>
+        <w:t xml:space="preserve">ทันทีที่กล้องจับภาพได้ ข้อมูลภาพจะถูกส่งต่อไปยังบอร์ดประมวลผลปัญญาประดิษฐ์ (เช่น </w:t>
+      </w:r>
+      <w:r>
+        <w:rPr>
+          <w:rFonts w:ascii="TH SarabunPSK" w:hAnsi="TH SarabunPSK" w:cs="TH SarabunPSK"/>
+          <w:sz w:val="32"/>
+          <w:szCs w:val="32"/>
+        </w:rPr>
+        <w:t xml:space="preserve">Raspberry Pi </w:t>
+      </w:r>
+      <w:r>
+        <w:rPr>
+          <w:rFonts w:ascii="TH SarabunPSK" w:hAnsi="TH SarabunPSK" w:cs="TH SarabunPSK"/>
+          <w:sz w:val="32"/>
+          <w:szCs w:val="32"/>
+          <w:cs/>
+        </w:rPr>
+        <w:t xml:space="preserve">หรือไมโครคอนโทรลเลอร์) </w:t>
+      </w:r>
+    </w:p>
+    <w:p>
+      <w:pPr>
+        <w:spacing w:after="0" w:line="240" w:lineRule="auto"/>
+        <w:rPr>
+          <w:rFonts w:ascii="TH SarabunPSK" w:hAnsi="TH SarabunPSK" w:cs="TH SarabunPSK"/>
+          <w:sz w:val="32"/>
+          <w:szCs w:val="32"/>
+        </w:rPr>
+      </w:pPr>
+      <w:r>
+        <w:rPr>
+          <w:rFonts w:ascii="TH SarabunPSK" w:hAnsi="TH SarabunPSK" w:cs="TH SarabunPSK"/>
+          <w:sz w:val="32"/>
+          <w:szCs w:val="32"/>
+          <w:cs/>
+        </w:rPr>
+        <w:t>ซึ่งบอร์ดนี้จะทำหน้าที่รันโปรแกรมเอไอเพื่อวิเคราะห์และจำแนกว่าวัตถุในภาพคือขวดพลาสติกหรือไม่</w:t>
+      </w:r>
+      <w:r>
+        <w:rPr>
+          <w:rFonts w:ascii="TH SarabunPSK" w:hAnsi="TH SarabunPSK" w:cs="TH SarabunPSK"/>
+          <w:sz w:val="32"/>
+          <w:szCs w:val="32"/>
+        </w:rPr>
+        <w:t xml:space="preserve"> </w:t>
+      </w:r>
+      <w:r>
+        <w:rPr>
+          <w:rFonts w:ascii="TH SarabunPSK" w:hAnsi="TH SarabunPSK" w:cs="TH SarabunPSK"/>
+          <w:sz w:val="32"/>
+          <w:szCs w:val="32"/>
+          <w:cs/>
+        </w:rPr>
+        <w:t>เมื่อเอไอประมวลผลและตัดสินใจเสร็จสิ้น สมองกลตัวนี้ก็จะส่งคำสั่งทางไฟฟ้าไปยังอุปกรณ์กลไกอื่น ๆ เพื่อให้ทำงานในขั้นตอนต่อไปแบบอัตโนมัติ</w:t>
+      </w:r>
+    </w:p>
+    <w:p>
+      <w:pPr>
+        <w:spacing w:after="0" w:line="240" w:lineRule="auto"/>
+        <w:rPr>
+          <w:rFonts w:ascii="TH SarabunPSK" w:hAnsi="TH SarabunPSK" w:cs="TH SarabunPSK"/>
+          <w:sz w:val="32"/>
+          <w:szCs w:val="32"/>
+        </w:rPr>
+      </w:pPr>
+      <w:r>
+        <w:rPr>
+          <w:rFonts w:ascii="TH SarabunPSK" w:hAnsi="TH SarabunPSK" w:cs="TH SarabunPSK"/>
+          <w:sz w:val="32"/>
+          <w:szCs w:val="32"/>
+        </w:rPr>
+        <w:t xml:space="preserve">        2. </w:t>
+      </w:r>
+      <w:r>
+        <w:rPr>
+          <w:rFonts w:ascii="TH SarabunPSK" w:hAnsi="TH SarabunPSK" w:cs="TH SarabunPSK"/>
+          <w:sz w:val="32"/>
+          <w:szCs w:val="32"/>
+          <w:cs/>
+        </w:rPr>
+        <w:t>เซนเซอร์อินฟราเรด (</w:t>
+      </w:r>
+      <w:r>
+        <w:rPr>
+          <w:rFonts w:ascii="TH SarabunPSK" w:hAnsi="TH SarabunPSK" w:cs="TH SarabunPSK"/>
+          <w:sz w:val="32"/>
+          <w:szCs w:val="32"/>
+        </w:rPr>
+        <w:t xml:space="preserve">IR Sensor) </w:t>
+      </w:r>
+      <w:r>
+        <w:rPr>
+          <w:rFonts w:ascii="TH SarabunPSK" w:hAnsi="TH SarabunPSK" w:cs="TH SarabunPSK"/>
+          <w:sz w:val="32"/>
+          <w:szCs w:val="32"/>
+          <w:cs/>
+        </w:rPr>
+        <w:t>เพื่อให้</w:t>
+      </w:r>
+      <w:r>
+        <w:rPr>
+          <w:rFonts w:ascii="TH SarabunPSK" w:hAnsi="TH SarabunPSK" w:cs="TH SarabunPSK"/>
+          <w:sz w:val="32"/>
+          <w:szCs w:val="32"/>
+          <w:cs/>
+        </w:rPr>
+        <w:t>ระบบรู้ว่ามีคนทิ้งขยะลงมาแล้วโดยที่กล้องไม่ต้องเปิดทำงานทิ้งไว้ตลอดเวลา เราจึงติดตั้งเซนเซอร์ตรวจจับวัตถุ หรือที่เรียกว่าเซนเซอร์อินฟราเรดไว้ที่บริเวณช่องรับขวด</w:t>
+      </w:r>
+      <w:r>
+        <w:rPr>
+          <w:rFonts w:ascii="TH SarabunPSK" w:hAnsi="TH SarabunPSK" w:cs="TH SarabunPSK"/>
+          <w:sz w:val="32"/>
+          <w:szCs w:val="32"/>
+        </w:rPr>
+        <w:t xml:space="preserve"> </w:t>
+      </w:r>
+      <w:r>
+        <w:rPr>
+          <w:rFonts w:ascii="TH SarabunPSK" w:hAnsi="TH SarabunPSK" w:cs="TH SarabunPSK"/>
+          <w:sz w:val="32"/>
+          <w:szCs w:val="32"/>
+          <w:cs/>
+        </w:rPr>
+        <w:t>เซนเซอร์ชนิดนี้ทำงานด้วยการสะท้อนกลับ (</w:t>
+      </w:r>
+      <w:r>
+        <w:rPr>
+          <w:rFonts w:ascii="TH SarabunPSK" w:hAnsi="TH SarabunPSK" w:cs="TH SarabunPSK"/>
+          <w:sz w:val="32"/>
+          <w:szCs w:val="32"/>
+        </w:rPr>
+        <w:t xml:space="preserve">Reflective Type) </w:t>
+      </w:r>
+      <w:r>
+        <w:rPr>
+          <w:rFonts w:ascii="TH SarabunPSK" w:hAnsi="TH SarabunPSK" w:cs="TH SarabunPSK"/>
+          <w:sz w:val="32"/>
+          <w:szCs w:val="32"/>
+          <w:cs/>
+        </w:rPr>
+        <w:t>โดยจะมีหลอดไฟดวงเล็ก ๆ (</w:t>
+      </w:r>
+      <w:r>
+        <w:rPr>
+          <w:rFonts w:ascii="TH SarabunPSK" w:hAnsi="TH SarabunPSK" w:cs="TH SarabunPSK"/>
+          <w:sz w:val="32"/>
+          <w:szCs w:val="32"/>
+        </w:rPr>
+        <w:t xml:space="preserve">IR LED) </w:t>
+      </w:r>
+      <w:r>
+        <w:rPr>
+          <w:rFonts w:ascii="TH SarabunPSK" w:hAnsi="TH SarabunPSK" w:cs="TH SarabunPSK"/>
+          <w:sz w:val="32"/>
+          <w:szCs w:val="32"/>
+          <w:cs/>
+        </w:rPr>
+        <w:t>คอยปล่อยรังสีอินฟราเรดออกมาตลอดเวลา</w:t>
+      </w:r>
+      <w:r>
+        <w:rPr>
+          <w:rFonts w:ascii="TH SarabunPSK" w:hAnsi="TH SarabunPSK" w:cs="TH SarabunPSK"/>
+          <w:sz w:val="32"/>
+          <w:szCs w:val="32"/>
+        </w:rPr>
+        <w:t xml:space="preserve"> </w:t>
+      </w:r>
+      <w:r>
+        <w:rPr>
+          <w:rFonts w:ascii="TH SarabunPSK" w:hAnsi="TH SarabunPSK" w:cs="TH SarabunPSK"/>
+          <w:sz w:val="32"/>
+          <w:szCs w:val="32"/>
+          <w:cs/>
+        </w:rPr>
+        <w:t>เมื่อมีขวดพลาสติกถูกหย่อนลงมาบัง รังสีอินฟราเรดจะตกกระทบลงบนผิวขวดแล้วสะท้อนกลับมาเข้าที่ตัวรับ (</w:t>
+      </w:r>
+      <w:r>
+        <w:rPr>
+          <w:rFonts w:ascii="TH SarabunPSK" w:hAnsi="TH SarabunPSK" w:cs="TH SarabunPSK"/>
+          <w:sz w:val="32"/>
+          <w:szCs w:val="32"/>
+        </w:rPr>
+        <w:t xml:space="preserve">IR Photodiode) </w:t>
+      </w:r>
+      <w:r>
+        <w:rPr>
+          <w:rFonts w:ascii="TH SarabunPSK" w:hAnsi="TH SarabunPSK" w:cs="TH SarabunPSK"/>
+          <w:sz w:val="32"/>
+          <w:szCs w:val="32"/>
+          <w:cs/>
+        </w:rPr>
+        <w:t>ของเซนเซอร์</w:t>
+      </w:r>
+      <w:r>
+        <w:rPr>
+          <w:rFonts w:ascii="TH SarabunPSK" w:hAnsi="TH SarabunPSK" w:cs="TH SarabunPSK"/>
+          <w:sz w:val="32"/>
+          <w:szCs w:val="32"/>
+        </w:rPr>
+        <w:t xml:space="preserve"> </w:t>
+      </w:r>
+      <w:r>
+        <w:rPr>
+          <w:rFonts w:ascii="TH SarabunPSK" w:hAnsi="TH SarabunPSK" w:cs="TH SarabunPSK"/>
+          <w:sz w:val="32"/>
+          <w:szCs w:val="32"/>
+          <w:cs/>
+        </w:rPr>
+        <w:t>จากนั้นตัวรับจะเปลี่ยนพลังงานแสงที่สะท้อน</w:t>
+      </w:r>
+    </w:p>
+    <w:p>
+      <w:pPr>
+        <w:spacing w:after="0" w:line="240" w:lineRule="auto"/>
+        <w:rPr>
+          <w:rFonts w:ascii="TH SarabunPSK" w:hAnsi="TH SarabunPSK" w:cs="TH SarabunPSK"/>
+          <w:sz w:val="32"/>
+          <w:szCs w:val="32"/>
+        </w:rPr>
+      </w:pPr>
+      <w:r>
+        <w:rPr>
+          <w:rFonts w:ascii="TH SarabunPSK" w:hAnsi="TH SarabunPSK" w:cs="TH SarabunPSK"/>
+          <w:sz w:val="32"/>
+          <w:szCs w:val="32"/>
+          <w:cs/>
+        </w:rPr>
+        <w:t xml:space="preserve">มาให้กลายเป็นสัญญาณไฟฟ้า (เช่น สัญญาณดิจิทัล </w:t>
+      </w:r>
+      <w:r>
+        <w:rPr>
+          <w:rFonts w:ascii="TH SarabunPSK" w:hAnsi="TH SarabunPSK" w:cs="TH SarabunPSK"/>
+          <w:sz w:val="32"/>
+          <w:szCs w:val="32"/>
+        </w:rPr>
+        <w:t xml:space="preserve">0 </w:t>
+      </w:r>
+      <w:r>
+        <w:rPr>
+          <w:rFonts w:ascii="TH SarabunPSK" w:hAnsi="TH SarabunPSK" w:cs="TH SarabunPSK"/>
+          <w:sz w:val="32"/>
+          <w:szCs w:val="32"/>
+          <w:cs/>
+        </w:rPr>
+        <w:t xml:space="preserve">หรือ </w:t>
+      </w:r>
+      <w:r>
+        <w:rPr>
+          <w:rFonts w:ascii="TH SarabunPSK" w:hAnsi="TH SarabunPSK" w:cs="TH SarabunPSK"/>
+          <w:sz w:val="32"/>
+          <w:szCs w:val="32"/>
+        </w:rPr>
+        <w:t xml:space="preserve">1) </w:t>
+      </w:r>
+      <w:r>
+        <w:rPr>
+          <w:rFonts w:ascii="TH SarabunPSK" w:hAnsi="TH SarabunPSK" w:cs="TH SarabunPSK"/>
+          <w:sz w:val="32"/>
+          <w:szCs w:val="32"/>
+          <w:cs/>
+        </w:rPr>
+        <w:t>ส่งไปบอกสมองกลให้เตรียมตัวเปิดกล้องถ่ายภาพ</w:t>
+      </w:r>
+      <w:r>
+        <w:rPr>
+          <w:rFonts w:ascii="TH SarabunPSK" w:hAnsi="TH SarabunPSK" w:cs="TH SarabunPSK"/>
+          <w:sz w:val="32"/>
+          <w:szCs w:val="32"/>
+        </w:rPr>
+        <w:t xml:space="preserve"> </w:t>
+      </w:r>
+      <w:r>
+        <w:rPr>
+          <w:rFonts w:ascii="TH SarabunPSK" w:hAnsi="TH SarabunPSK" w:cs="TH SarabunPSK"/>
+          <w:sz w:val="32"/>
+          <w:szCs w:val="32"/>
+          <w:cs/>
+        </w:rPr>
+        <w:t>ข้อดีของการใช้เซนเซอร์แบบนี้คือ มันสามารถตรวจจับวัตถุได้โดยไม่ต้องมีการสัมผัสโดนขวดเลย (</w:t>
+      </w:r>
+      <w:r>
+        <w:rPr>
+          <w:rFonts w:ascii="TH SarabunPSK" w:hAnsi="TH SarabunPSK" w:cs="TH SarabunPSK"/>
+          <w:sz w:val="32"/>
+          <w:szCs w:val="32"/>
+        </w:rPr>
+        <w:t xml:space="preserve">Non-Contact Detection) </w:t>
+      </w:r>
+      <w:r>
+        <w:rPr>
+          <w:rFonts w:ascii="TH SarabunPSK" w:hAnsi="TH SarabunPSK" w:cs="TH SarabunPSK"/>
+          <w:sz w:val="32"/>
+          <w:szCs w:val="32"/>
+          <w:cs/>
+        </w:rPr>
+        <w:t xml:space="preserve">ทำให้เซนเซอร์ไม่พังง่ายหรือเกิดความเสียหายเมื่อมีวัตถุกระแทก ตอบสนองได้รวดเร็วมาก </w:t>
+      </w:r>
+    </w:p>
+    <w:p>
+      <w:pPr>
+        <w:spacing w:after="0" w:line="240" w:lineRule="auto"/>
+        <w:rPr>
+          <w:rFonts w:ascii="TH SarabunPSK" w:hAnsi="TH SarabunPSK" w:cs="TH SarabunPSK"/>
+          <w:sz w:val="32"/>
+          <w:szCs w:val="32"/>
+        </w:rPr>
+      </w:pPr>
+      <w:r>
+        <w:rPr>
+          <w:rFonts w:ascii="TH SarabunPSK" w:hAnsi="TH SarabunPSK" w:cs="TH SarabunPSK"/>
+          <w:sz w:val="32"/>
+          <w:szCs w:val="32"/>
+          <w:cs/>
+        </w:rPr>
+        <w:t>และใช้พลังงานน้อย</w:t>
+      </w:r>
+    </w:p>
+    <w:p>
+      <w:pPr>
+        <w:spacing w:after="0" w:line="240" w:lineRule="auto"/>
+        <w:rPr>
+          <w:rFonts w:ascii="TH SarabunPSK" w:hAnsi="TH SarabunPSK" w:cs="TH SarabunPSK"/>
+          <w:sz w:val="32"/>
+          <w:szCs w:val="32"/>
+        </w:rPr>
+      </w:pPr>
+      <w:r>
+        <w:rPr>
+          <w:rFonts w:ascii="TH SarabunPSK" w:hAnsi="TH SarabunPSK" w:cs="TH SarabunPSK"/>
+          <w:sz w:val="32"/>
+          <w:szCs w:val="32"/>
+        </w:rPr>
+        <w:t xml:space="preserve">        </w:t>
+      </w:r>
+      <w:r>
+        <w:rPr>
+          <w:rFonts w:ascii="TH SarabunPSK" w:hAnsi="TH SarabunPSK" w:cs="TH SarabunPSK" w:hint="cs"/>
+          <w:sz w:val="32"/>
+          <w:szCs w:val="32"/>
+          <w:cs/>
+        </w:rPr>
+        <w:t xml:space="preserve">3. </w:t>
+      </w:r>
+      <w:r>
+        <w:rPr>
+          <w:rFonts w:ascii="TH SarabunPSK" w:hAnsi="TH SarabunPSK" w:cs="TH SarabunPSK"/>
+          <w:sz w:val="32"/>
+          <w:szCs w:val="32"/>
+          <w:cs/>
+        </w:rPr>
+        <w:t>มอเตอร์เซอร์โว (</w:t>
+      </w:r>
+      <w:r>
+        <w:rPr>
+          <w:rFonts w:ascii="TH SarabunPSK" w:hAnsi="TH SarabunPSK" w:cs="TH SarabunPSK"/>
+          <w:sz w:val="32"/>
+          <w:szCs w:val="32"/>
+        </w:rPr>
+        <w:t>Servo Motor)</w:t>
+      </w:r>
+      <w:r>
+        <w:rPr>
+          <w:rFonts w:ascii="TH SarabunPSK" w:hAnsi="TH SarabunPSK" w:cs="TH SarabunPSK"/>
+          <w:sz w:val="32"/>
+          <w:szCs w:val="32"/>
+        </w:rPr>
+        <w:t xml:space="preserve"> </w:t>
+      </w:r>
+      <w:r>
+        <w:rPr>
+          <w:rFonts w:ascii="TH SarabunPSK" w:hAnsi="TH SarabunPSK" w:cs="TH SarabunPSK"/>
+          <w:sz w:val="32"/>
+          <w:szCs w:val="32"/>
+          <w:cs/>
+        </w:rPr>
+        <w:t xml:space="preserve">หลังจากที่เอไอยืนยันแล้วว่าสิ่งที่หย่อนลงมาคือขวดพลาสติก </w:t>
+      </w:r>
+    </w:p>
+    <w:p>
+      <w:pPr>
+        <w:spacing w:after="0" w:line="240" w:lineRule="auto"/>
+        <w:rPr>
+          <w:rFonts w:ascii="TH SarabunPSK" w:hAnsi="TH SarabunPSK" w:cs="TH SarabunPSK"/>
+          <w:sz w:val="32"/>
+          <w:szCs w:val="32"/>
+        </w:rPr>
+      </w:pPr>
+      <w:r>
+        <w:rPr>
+          <w:rFonts w:ascii="TH SarabunPSK" w:hAnsi="TH SarabunPSK" w:cs="TH SarabunPSK"/>
+          <w:sz w:val="32"/>
+          <w:szCs w:val="32"/>
+          <w:cs/>
+        </w:rPr>
+        <w:t>เครื่องจะต้องมีกลไกในการคัดแยกขวดให้ตกลงถังอย่างถูกต้อง ซึ่งหน้าที่นี้เป็นของมอเตอร์เซอร์โว</w:t>
+      </w:r>
+      <w:r>
+        <w:rPr>
+          <w:rFonts w:ascii="TH SarabunPSK" w:hAnsi="TH SarabunPSK" w:cs="TH SarabunPSK"/>
+          <w:sz w:val="32"/>
+          <w:szCs w:val="32"/>
+        </w:rPr>
+        <w:t xml:space="preserve"> </w:t>
+      </w:r>
+      <w:r>
+        <w:rPr>
+          <w:rFonts w:ascii="TH SarabunPSK" w:hAnsi="TH SarabunPSK" w:cs="TH SarabunPSK"/>
+          <w:sz w:val="32"/>
+          <w:szCs w:val="32"/>
+          <w:cs/>
+        </w:rPr>
+        <w:t>มอเตอร์ชนิดนี้</w:t>
+      </w:r>
+    </w:p>
+    <w:p>
+      <w:pPr>
+        <w:spacing w:after="0" w:line="240" w:lineRule="auto"/>
+        <w:rPr>
+          <w:rFonts w:ascii="TH SarabunPSK" w:hAnsi="TH SarabunPSK" w:cs="TH SarabunPSK"/>
+          <w:sz w:val="32"/>
+          <w:szCs w:val="32"/>
+          <w:cs/>
+        </w:rPr>
+      </w:pPr>
+      <w:r>
+        <w:rPr>
+          <w:rFonts w:ascii="TH SarabunPSK" w:hAnsi="TH SarabunPSK" w:cs="TH SarabunPSK"/>
+          <w:sz w:val="32"/>
+          <w:szCs w:val="32"/>
+          <w:cs/>
+        </w:rPr>
+        <w:t xml:space="preserve">มีความพิเศษตรงที่สามารถควบคุมองศาการหมุนได้อย่างแม่นยำ โดยสามารถหมุนได้สูงสุด </w:t>
+      </w:r>
+      <w:r>
+        <w:rPr>
+          <w:rFonts w:ascii="TH SarabunPSK" w:hAnsi="TH SarabunPSK" w:cs="TH SarabunPSK"/>
+          <w:sz w:val="32"/>
+          <w:szCs w:val="32"/>
+        </w:rPr>
+        <w:t xml:space="preserve">180 </w:t>
+      </w:r>
+      <w:r>
+        <w:rPr>
+          <w:rFonts w:ascii="TH SarabunPSK" w:hAnsi="TH SarabunPSK" w:cs="TH SarabunPSK"/>
+          <w:sz w:val="32"/>
+          <w:szCs w:val="32"/>
+          <w:cs/>
+        </w:rPr>
+        <w:t>องศา</w:t>
+      </w:r>
+      <w:r>
+        <w:rPr>
+          <w:rFonts w:ascii="TH SarabunPSK" w:hAnsi="TH SarabunPSK" w:cs="TH SarabunPSK"/>
+          <w:sz w:val="32"/>
+          <w:szCs w:val="32"/>
+        </w:rPr>
+        <w:t xml:space="preserve"> </w:t>
+      </w:r>
+      <w:r>
+        <w:rPr>
+          <w:rFonts w:ascii="TH SarabunPSK" w:hAnsi="TH SarabunPSK" w:cs="TH SarabunPSK"/>
+          <w:sz w:val="32"/>
+          <w:szCs w:val="32"/>
+          <w:cs/>
+        </w:rPr>
+        <w:t>เราจึงนำมอเตอร์เซอร์โวมาติดตั้งเข้ากับแผ่นไม้กั้นหรือรางลำเลียงภายในตัวเครื่อง</w:t>
+      </w:r>
+      <w:r>
+        <w:rPr>
+          <w:rFonts w:ascii="TH SarabunPSK" w:hAnsi="TH SarabunPSK" w:cs="TH SarabunPSK"/>
+          <w:sz w:val="32"/>
+          <w:szCs w:val="32"/>
+        </w:rPr>
+        <w:t xml:space="preserve"> </w:t>
+      </w:r>
+      <w:r>
+        <w:rPr>
+          <w:rFonts w:ascii="TH SarabunPSK" w:hAnsi="TH SarabunPSK" w:cs="TH SarabunPSK"/>
+          <w:sz w:val="32"/>
+          <w:szCs w:val="32"/>
+          <w:cs/>
+        </w:rPr>
+        <w:t>เมื่อได้รับคำสั่งไฟฟ้าจากบอร์ดประมวลผล มอเตอร์จะทำการหมุนเพื่อเปิด ปิด หรือสลับทิศทางของแผ่นกั้น บังคับให้ขวดพลาสติกไหลลงสู่ถังเก็บขวดพลาสติกที่คัดแยกแล้วได้อย่างแม่นยำ</w:t>
+      </w:r>
+    </w:p>
+    <w:p>
+      <w:pPr>
+        <w:spacing w:after="0" w:line="240" w:lineRule="auto"/>
+        <w:rPr>
+          <w:rFonts w:ascii="TH SarabunPSK" w:hAnsi="TH SarabunPSK" w:cs="TH SarabunPSK"/>
+          <w:sz w:val="32"/>
+          <w:szCs w:val="32"/>
+        </w:rPr>
+      </w:pPr>
+      <w:r>
+        <w:rPr>
+          <w:rFonts w:ascii="TH SarabunPSK" w:hAnsi="TH SarabunPSK" w:cs="TH SarabunPSK"/>
+          <w:sz w:val="32"/>
+          <w:szCs w:val="32"/>
+        </w:rPr>
+        <w:t xml:space="preserve">        4. </w:t>
+      </w:r>
+      <w:r>
+        <w:rPr>
+          <w:rFonts w:ascii="TH SarabunPSK" w:hAnsi="TH SarabunPSK" w:cs="TH SarabunPSK"/>
+          <w:sz w:val="32"/>
+          <w:szCs w:val="32"/>
+          <w:cs/>
+        </w:rPr>
+        <w:t xml:space="preserve">หน้าจอแสดงผลระบบสัมผัสและโมดูล </w:t>
+      </w:r>
+      <w:r>
+        <w:rPr>
+          <w:rFonts w:ascii="TH SarabunPSK" w:hAnsi="TH SarabunPSK" w:cs="TH SarabunPSK"/>
+          <w:sz w:val="32"/>
+          <w:szCs w:val="32"/>
+        </w:rPr>
+        <w:t>Wi-Fi</w:t>
+      </w:r>
+      <w:r>
+        <w:rPr>
+          <w:rFonts w:ascii="TH SarabunPSK" w:hAnsi="TH SarabunPSK" w:cs="TH SarabunPSK"/>
+          <w:sz w:val="32"/>
+          <w:szCs w:val="32"/>
+        </w:rPr>
+        <w:t xml:space="preserve"> </w:t>
+      </w:r>
+      <w:r>
+        <w:rPr>
+          <w:rFonts w:ascii="TH SarabunPSK" w:hAnsi="TH SarabunPSK" w:cs="TH SarabunPSK"/>
+          <w:sz w:val="32"/>
+          <w:szCs w:val="32"/>
+          <w:cs/>
+        </w:rPr>
+        <w:t>เนื่องจากโครงงานของเรามี "ระบบสะสมแต้ม" เข้ามาเป็นตัวสร้างแรงจูงใจ เราจึงต้องมีอุปกรณ์ที่ใช้สื่อสารกับผู้ใช้งาน นั่นก็คือหน้าจอแสดงผลระบบสัมผัส (</w:t>
+      </w:r>
+      <w:r>
+        <w:rPr>
+          <w:rFonts w:ascii="TH SarabunPSK" w:hAnsi="TH SarabunPSK" w:cs="TH SarabunPSK"/>
+          <w:sz w:val="32"/>
+          <w:szCs w:val="32"/>
+        </w:rPr>
+        <w:t xml:space="preserve">Touch Screen Display) </w:t>
+      </w:r>
+      <w:r>
+        <w:rPr>
+          <w:rFonts w:ascii="TH SarabunPSK" w:hAnsi="TH SarabunPSK" w:cs="TH SarabunPSK"/>
+          <w:sz w:val="32"/>
+          <w:szCs w:val="32"/>
+          <w:cs/>
+        </w:rPr>
+        <w:t>หน้าจอนี้จะถูกติดตั้งไว้ด้านหน้าของตัวเครื่อง เพื่อแสดงจำนวนแต้มสะสมและเป็นหน้าต่างให้นักเรียน</w:t>
+      </w:r>
+    </w:p>
+    <w:p>
+      <w:pPr>
+        <w:spacing w:after="0" w:line="240" w:lineRule="auto"/>
+        <w:rPr>
+          <w:rFonts w:ascii="TH SarabunPSK" w:hAnsi="TH SarabunPSK" w:cs="TH SarabunPSK"/>
+          <w:sz w:val="32"/>
+          <w:szCs w:val="32"/>
+        </w:rPr>
+      </w:pPr>
+      <w:r>
+        <w:rPr>
+          <w:rFonts w:ascii="TH SarabunPSK" w:hAnsi="TH SarabunPSK" w:cs="TH SarabunPSK"/>
+          <w:sz w:val="32"/>
+          <w:szCs w:val="32"/>
+          <w:cs/>
+        </w:rPr>
+        <w:t>กดทำรายการแลกรางวัลต่าง ๆ ได้ด้วยตนเอง</w:t>
+      </w:r>
+      <w:r>
+        <w:rPr>
+          <w:rFonts w:ascii="TH SarabunPSK" w:hAnsi="TH SarabunPSK" w:cs="TH SarabunPSK"/>
+          <w:sz w:val="32"/>
+          <w:szCs w:val="32"/>
+        </w:rPr>
+        <w:t xml:space="preserve"> </w:t>
+      </w:r>
+      <w:r>
+        <w:rPr>
+          <w:rFonts w:ascii="TH SarabunPSK" w:hAnsi="TH SarabunPSK" w:cs="TH SarabunPSK"/>
+          <w:sz w:val="32"/>
+          <w:szCs w:val="32"/>
+          <w:cs/>
+        </w:rPr>
+        <w:t xml:space="preserve">นอกจากนี้ ภายในเครื่องยังมีการติดตั้งโมดูล </w:t>
+      </w:r>
+      <w:r>
+        <w:rPr>
+          <w:rFonts w:ascii="TH SarabunPSK" w:hAnsi="TH SarabunPSK" w:cs="TH SarabunPSK"/>
+          <w:sz w:val="32"/>
+          <w:szCs w:val="32"/>
+        </w:rPr>
+        <w:t xml:space="preserve">Wi-Fi </w:t>
+      </w:r>
+      <w:r>
+        <w:rPr>
+          <w:rFonts w:ascii="TH SarabunPSK" w:hAnsi="TH SarabunPSK" w:cs="TH SarabunPSK"/>
+          <w:sz w:val="32"/>
+          <w:szCs w:val="32"/>
+          <w:cs/>
+        </w:rPr>
+        <w:t>เพื่อทำหน้าที่เชื่อมต่อระบบของเครื่องเข้ากับเครือข่ายอินเทอร์เน็ตแบบไร้สาย</w:t>
+      </w:r>
+      <w:r>
+        <w:rPr>
+          <w:rFonts w:ascii="TH SarabunPSK" w:hAnsi="TH SarabunPSK" w:cs="TH SarabunPSK"/>
+          <w:sz w:val="32"/>
+          <w:szCs w:val="32"/>
+        </w:rPr>
+        <w:t xml:space="preserve"> </w:t>
+      </w:r>
+      <w:r>
+        <w:rPr>
+          <w:rFonts w:ascii="TH SarabunPSK" w:hAnsi="TH SarabunPSK" w:cs="TH SarabunPSK"/>
+          <w:sz w:val="32"/>
+          <w:szCs w:val="32"/>
+          <w:cs/>
+        </w:rPr>
+        <w:t>ทำให้ข้อมูลการทิ้งขวดและคะแนนสะสมของนักเรียนแต่ละคน ถูกส่งไปบันทึกและ</w:t>
+      </w:r>
+      <w:proofErr w:type="spellStart"/>
+      <w:r>
+        <w:rPr>
+          <w:rFonts w:ascii="TH SarabunPSK" w:hAnsi="TH SarabunPSK" w:cs="TH SarabunPSK"/>
+          <w:sz w:val="32"/>
+          <w:szCs w:val="32"/>
+          <w:cs/>
+        </w:rPr>
+        <w:t>อัป</w:t>
+      </w:r>
+      <w:proofErr w:type="spellEnd"/>
+      <w:r>
+        <w:rPr>
+          <w:rFonts w:ascii="TH SarabunPSK" w:hAnsi="TH SarabunPSK" w:cs="TH SarabunPSK"/>
+          <w:sz w:val="32"/>
+          <w:szCs w:val="32"/>
+          <w:cs/>
+        </w:rPr>
+        <w:t>เดตบนระบบฐานข้อมูลออนไลน์ได้ทันทีแบบเรียลไทม์ (</w:t>
+      </w:r>
+      <w:r>
+        <w:rPr>
+          <w:rFonts w:ascii="TH SarabunPSK" w:hAnsi="TH SarabunPSK" w:cs="TH SarabunPSK"/>
+          <w:sz w:val="32"/>
+          <w:szCs w:val="32"/>
+        </w:rPr>
+        <w:t xml:space="preserve">Real-time) </w:t>
+      </w:r>
+    </w:p>
+    <w:p>
+      <w:pPr>
+        <w:spacing w:after="0" w:line="240" w:lineRule="auto"/>
+        <w:rPr>
+          <w:rFonts w:ascii="TH SarabunPSK" w:hAnsi="TH SarabunPSK" w:cs="TH SarabunPSK"/>
+          <w:sz w:val="32"/>
+          <w:szCs w:val="32"/>
+        </w:rPr>
+      </w:pPr>
+      <w:r>
+        <w:rPr>
+          <w:rFonts w:ascii="TH SarabunPSK" w:hAnsi="TH SarabunPSK" w:cs="TH SarabunPSK"/>
+          <w:sz w:val="32"/>
+          <w:szCs w:val="32"/>
+          <w:cs/>
+        </w:rPr>
+        <w:t>ซึ่งช่วยให้ระบบสะสมแต้มมีความถูกต้องและทำงานได้อย่างราบรื่น</w:t>
+      </w:r>
+    </w:p>
+    <w:p>
+      <w:pPr>
+        <w:spacing w:after="0" w:line="240" w:lineRule="auto"/>
         <w:rPr>
           <w:rFonts w:ascii="TH SarabunPSK" w:hAnsi="TH SarabunPSK" w:cs="TH SarabunPSK"/>
           <w:b/>
@@ -7835,822 +9334,20 @@
           <w:sz w:val="32"/>
           <w:szCs w:val="32"/>
         </w:rPr>
-        <w:t xml:space="preserve">        </w:t>
-      </w:r>
-      <w:r>
-        <w:rPr>
-          <w:rFonts w:ascii="TH SarabunPSK" w:hAnsi="TH SarabunPSK" w:cs="TH SarabunPSK"/>
-          <w:sz w:val="32"/>
-          <w:szCs w:val="32"/>
-          <w:cs/>
-        </w:rPr>
-        <w:t>เพื่อให้เครื่องแยกขวดอัตโนมัติด้วยระบบเอไอสามารถทำงานร่วมกับระบบสะสมแต้มได้อย่างสมบูรณ์แบบ คณะผู้จัดทำได้เลือกใช้อุปกรณ์ทางวิศวกรรมอิเล็กทรอนิกส์หลายชิ้นมาประกอบเข้าด้วยกัน โดยแต่ละชิ้นมีหน้าที่การทำงานที่สอดคล้องกันดังนี้</w:t>
-      </w:r>
-    </w:p>
-    <w:p>
-      <w:pPr>
-        <w:spacing w:after="0" w:line="240" w:lineRule="auto"/>
-        <w:rPr>
-          <w:rFonts w:ascii="TH SarabunPSK" w:hAnsi="TH SarabunPSK" w:cs="TH SarabunPSK"/>
-          <w:sz w:val="32"/>
-          <w:szCs w:val="32"/>
-        </w:rPr>
-      </w:pPr>
-      <w:r>
-        <w:rPr>
-          <w:rFonts w:ascii="TH SarabunPSK" w:hAnsi="TH SarabunPSK" w:cs="TH SarabunPSK" w:hint="cs"/>
+      </w:pPr>
+    </w:p>
+    <w:p>
+      <w:pPr>
+        <w:spacing w:after="0" w:line="240" w:lineRule="auto"/>
+        <w:rPr>
+          <w:rFonts w:ascii="TH SarabunPSK" w:hAnsi="TH SarabunPSK" w:cs="TH SarabunPSK"/>
           <w:b/>
           <w:bCs/>
           <w:sz w:val="32"/>
           <w:szCs w:val="32"/>
-          <w:cs/>
-        </w:rPr>
-        <w:t xml:space="preserve">        </w:t>
-      </w:r>
-      <w:r>
-        <w:rPr>
-          <w:rFonts w:ascii="TH SarabunPSK" w:hAnsi="TH SarabunPSK" w:cs="TH SarabunPSK" w:hint="cs"/>
-          <w:sz w:val="32"/>
-          <w:szCs w:val="32"/>
-          <w:cs/>
-        </w:rPr>
-        <w:t>1.</w:t>
-      </w:r>
-      <w:r>
-        <w:rPr>
-          <w:rFonts w:ascii="TH SarabunPSK" w:hAnsi="TH SarabunPSK" w:cs="TH SarabunPSK" w:hint="cs"/>
-          <w:sz w:val="32"/>
-          <w:szCs w:val="32"/>
-          <w:cs/>
-        </w:rPr>
-        <w:t xml:space="preserve"> </w:t>
-      </w:r>
-      <w:r>
-        <w:rPr>
-          <w:rFonts w:ascii="TH SarabunPSK" w:hAnsi="TH SarabunPSK" w:cs="TH SarabunPSK"/>
-          <w:sz w:val="32"/>
-          <w:szCs w:val="32"/>
-          <w:cs/>
-        </w:rPr>
-        <w:t>กล้องตรวจจับภาพและบอร์ดประมวลผล</w:t>
-      </w:r>
-      <w:r>
-        <w:rPr>
-          <w:rFonts w:ascii="TH SarabunPSK" w:hAnsi="TH SarabunPSK" w:cs="TH SarabunPSK"/>
-          <w:sz w:val="32"/>
-          <w:szCs w:val="32"/>
-        </w:rPr>
-        <w:t xml:space="preserve"> </w:t>
-      </w:r>
-      <w:r>
-        <w:rPr>
-          <w:rFonts w:ascii="TH SarabunPSK" w:hAnsi="TH SarabunPSK" w:cs="TH SarabunPSK"/>
-          <w:sz w:val="32"/>
-          <w:szCs w:val="32"/>
-          <w:cs/>
-        </w:rPr>
-        <w:t xml:space="preserve">อุปกรณ์สองชิ้นนี้ทำงานร่วมกันเปรียบเสมือน "ดวงตา" </w:t>
-      </w:r>
-    </w:p>
-    <w:p>
-      <w:pPr>
-        <w:spacing w:after="0" w:line="240" w:lineRule="auto"/>
-        <w:rPr>
-          <w:rFonts w:ascii="TH SarabunPSK" w:hAnsi="TH SarabunPSK" w:cs="TH SarabunPSK"/>
-          <w:sz w:val="32"/>
-          <w:szCs w:val="32"/>
-        </w:rPr>
-      </w:pPr>
-      <w:r>
-        <w:rPr>
-          <w:rFonts w:ascii="TH SarabunPSK" w:hAnsi="TH SarabunPSK" w:cs="TH SarabunPSK"/>
-          <w:sz w:val="32"/>
-          <w:szCs w:val="32"/>
-          <w:cs/>
-        </w:rPr>
-        <w:t>และ "สมอง" ของเครื่องแยกขยะ</w:t>
-      </w:r>
-      <w:r>
-        <w:rPr>
-          <w:rFonts w:ascii="TH SarabunPSK" w:hAnsi="TH SarabunPSK" w:cs="TH SarabunPSK"/>
-          <w:sz w:val="32"/>
-          <w:szCs w:val="32"/>
-        </w:rPr>
-        <w:t xml:space="preserve"> </w:t>
-      </w:r>
-      <w:r>
-        <w:rPr>
-          <w:rFonts w:ascii="TH SarabunPSK" w:hAnsi="TH SarabunPSK" w:cs="TH SarabunPSK"/>
-          <w:sz w:val="32"/>
-          <w:szCs w:val="32"/>
-          <w:cs/>
-        </w:rPr>
-        <w:t xml:space="preserve">โดยเราจะใช้กล้องตรวจจับภาพ (เช่น </w:t>
-      </w:r>
-      <w:r>
-        <w:rPr>
-          <w:rFonts w:ascii="TH SarabunPSK" w:hAnsi="TH SarabunPSK" w:cs="TH SarabunPSK"/>
-          <w:sz w:val="32"/>
-          <w:szCs w:val="32"/>
-        </w:rPr>
-        <w:t xml:space="preserve">Webcam </w:t>
-      </w:r>
-      <w:r>
-        <w:rPr>
-          <w:rFonts w:ascii="TH SarabunPSK" w:hAnsi="TH SarabunPSK" w:cs="TH SarabunPSK"/>
-          <w:sz w:val="32"/>
-          <w:szCs w:val="32"/>
-          <w:cs/>
-        </w:rPr>
-        <w:t xml:space="preserve">หรือ </w:t>
-      </w:r>
-      <w:r>
-        <w:rPr>
-          <w:rFonts w:ascii="TH SarabunPSK" w:hAnsi="TH SarabunPSK" w:cs="TH SarabunPSK"/>
-          <w:sz w:val="32"/>
-          <w:szCs w:val="32"/>
-        </w:rPr>
-        <w:t xml:space="preserve">Raspberry Pi Camera Module) </w:t>
-      </w:r>
-      <w:r>
-        <w:rPr>
-          <w:rFonts w:ascii="TH SarabunPSK" w:hAnsi="TH SarabunPSK" w:cs="TH SarabunPSK"/>
-          <w:sz w:val="32"/>
-          <w:szCs w:val="32"/>
-          <w:cs/>
-        </w:rPr>
-        <w:t>ทำหน้าที่คอยบันทึกภาพของขวดพลาสติกที่ถูกหย่อนเข้ามาในช่องรับขยะ</w:t>
-      </w:r>
-      <w:r>
-        <w:rPr>
-          <w:rFonts w:ascii="TH SarabunPSK" w:hAnsi="TH SarabunPSK" w:cs="TH SarabunPSK"/>
-          <w:sz w:val="32"/>
-          <w:szCs w:val="32"/>
-        </w:rPr>
-        <w:t xml:space="preserve"> </w:t>
-      </w:r>
-      <w:r>
-        <w:rPr>
-          <w:rFonts w:ascii="TH SarabunPSK" w:hAnsi="TH SarabunPSK" w:cs="TH SarabunPSK"/>
-          <w:sz w:val="32"/>
-          <w:szCs w:val="32"/>
-          <w:cs/>
-        </w:rPr>
-        <w:t xml:space="preserve">ทันทีที่กล้องจับภาพได้ ข้อมูลภาพจะถูกส่งต่อไปยังบอร์ดประมวลผลปัญญาประดิษฐ์ (เช่น </w:t>
-      </w:r>
-      <w:r>
-        <w:rPr>
-          <w:rFonts w:ascii="TH SarabunPSK" w:hAnsi="TH SarabunPSK" w:cs="TH SarabunPSK"/>
-          <w:sz w:val="32"/>
-          <w:szCs w:val="32"/>
-        </w:rPr>
-        <w:t xml:space="preserve">Raspberry Pi </w:t>
-      </w:r>
-      <w:r>
-        <w:rPr>
-          <w:rFonts w:ascii="TH SarabunPSK" w:hAnsi="TH SarabunPSK" w:cs="TH SarabunPSK"/>
-          <w:sz w:val="32"/>
-          <w:szCs w:val="32"/>
-          <w:cs/>
-        </w:rPr>
-        <w:t xml:space="preserve">หรือไมโครคอนโทรลเลอร์) </w:t>
-      </w:r>
-    </w:p>
-    <w:p>
-      <w:pPr>
-        <w:spacing w:after="0" w:line="240" w:lineRule="auto"/>
-        <w:rPr>
-          <w:rFonts w:ascii="TH SarabunPSK" w:hAnsi="TH SarabunPSK" w:cs="TH SarabunPSK"/>
-          <w:sz w:val="32"/>
-          <w:szCs w:val="32"/>
-        </w:rPr>
-      </w:pPr>
-      <w:r>
-        <w:rPr>
-          <w:rFonts w:ascii="TH SarabunPSK" w:hAnsi="TH SarabunPSK" w:cs="TH SarabunPSK"/>
-          <w:sz w:val="32"/>
-          <w:szCs w:val="32"/>
-          <w:cs/>
-        </w:rPr>
-        <w:t>ซึ่งบอร์ดนี้จะทำหน้าที่รันโปรแกรมเอไอเพื่อวิเคราะห์และจำแนกว่าวัตถุในภาพคือขวดพลาสติกหรือไม่</w:t>
-      </w:r>
-      <w:r>
-        <w:rPr>
-          <w:rFonts w:ascii="TH SarabunPSK" w:hAnsi="TH SarabunPSK" w:cs="TH SarabunPSK"/>
-          <w:sz w:val="32"/>
-          <w:szCs w:val="32"/>
-        </w:rPr>
-        <w:t xml:space="preserve"> </w:t>
-      </w:r>
-      <w:r>
-        <w:rPr>
-          <w:rFonts w:ascii="TH SarabunPSK" w:hAnsi="TH SarabunPSK" w:cs="TH SarabunPSK"/>
-          <w:sz w:val="32"/>
-          <w:szCs w:val="32"/>
-          <w:cs/>
-        </w:rPr>
-        <w:t>เมื่อเอไอประมวลผลและตัดสินใจเสร็จสิ้น สมองกลตัวนี้ก็จะส่งคำสั่งทางไฟฟ้าไปยังอุปกรณ์กลไกอื่น ๆ เพื่อให้ทำงานในขั้นตอนต่อไปแบบอัตโนมัติ</w:t>
-      </w:r>
-    </w:p>
-    <w:p>
-      <w:pPr>
-        <w:spacing w:after="0" w:line="240" w:lineRule="auto"/>
-        <w:rPr>
-          <w:rFonts w:ascii="TH SarabunPSK" w:hAnsi="TH SarabunPSK" w:cs="TH SarabunPSK"/>
-          <w:sz w:val="32"/>
-          <w:szCs w:val="32"/>
-        </w:rPr>
-      </w:pPr>
-      <w:r>
-        <w:rPr>
-          <w:rFonts w:ascii="TH SarabunPSK" w:hAnsi="TH SarabunPSK" w:cs="TH SarabunPSK"/>
-          <w:sz w:val="32"/>
-          <w:szCs w:val="32"/>
-        </w:rPr>
-        <w:t xml:space="preserve">        2. </w:t>
-      </w:r>
-      <w:r>
-        <w:rPr>
-          <w:rFonts w:ascii="TH SarabunPSK" w:hAnsi="TH SarabunPSK" w:cs="TH SarabunPSK"/>
-          <w:sz w:val="32"/>
-          <w:szCs w:val="32"/>
-          <w:cs/>
-        </w:rPr>
-        <w:t>เซนเซอร์อินฟราเรด (</w:t>
-      </w:r>
-      <w:r>
-        <w:rPr>
-          <w:rFonts w:ascii="TH SarabunPSK" w:hAnsi="TH SarabunPSK" w:cs="TH SarabunPSK"/>
-          <w:sz w:val="32"/>
-          <w:szCs w:val="32"/>
-        </w:rPr>
-        <w:t xml:space="preserve">IR Sensor) </w:t>
-      </w:r>
-      <w:r>
-        <w:rPr>
-          <w:rFonts w:ascii="TH SarabunPSK" w:hAnsi="TH SarabunPSK" w:cs="TH SarabunPSK"/>
-          <w:sz w:val="32"/>
-          <w:szCs w:val="32"/>
-          <w:cs/>
-        </w:rPr>
-        <w:t>เพื่อให้</w:t>
-      </w:r>
-      <w:r>
-        <w:rPr>
-          <w:rFonts w:ascii="TH SarabunPSK" w:hAnsi="TH SarabunPSK" w:cs="TH SarabunPSK"/>
-          <w:sz w:val="32"/>
-          <w:szCs w:val="32"/>
-          <w:cs/>
-        </w:rPr>
-        <w:t>ระบบรู้ว่ามีคนทิ้งขยะลงมาแล้วโดยที่กล้องไม่ต้องเปิดทำงานทิ้งไว้ตลอดเวลา เราจึงติดตั้งเซนเซอร์ตรวจจับวัตถุ หรือที่เรียกว่าเซนเซอร์อินฟราเรดไว้ที่บริเวณช่องรับขวด</w:t>
-      </w:r>
-      <w:r>
-        <w:rPr>
-          <w:rFonts w:ascii="TH SarabunPSK" w:hAnsi="TH SarabunPSK" w:cs="TH SarabunPSK"/>
-          <w:sz w:val="32"/>
-          <w:szCs w:val="32"/>
-        </w:rPr>
-        <w:t xml:space="preserve"> </w:t>
-      </w:r>
-      <w:r>
-        <w:rPr>
-          <w:rFonts w:ascii="TH SarabunPSK" w:hAnsi="TH SarabunPSK" w:cs="TH SarabunPSK"/>
-          <w:sz w:val="32"/>
-          <w:szCs w:val="32"/>
-          <w:cs/>
-        </w:rPr>
-        <w:t>เซนเซอร์ชนิดนี้ทำงานด้วยการสะท้อนกลับ (</w:t>
-      </w:r>
-      <w:r>
-        <w:rPr>
-          <w:rFonts w:ascii="TH SarabunPSK" w:hAnsi="TH SarabunPSK" w:cs="TH SarabunPSK"/>
-          <w:sz w:val="32"/>
-          <w:szCs w:val="32"/>
-        </w:rPr>
-        <w:t xml:space="preserve">Reflective Type) </w:t>
-      </w:r>
-      <w:r>
-        <w:rPr>
-          <w:rFonts w:ascii="TH SarabunPSK" w:hAnsi="TH SarabunPSK" w:cs="TH SarabunPSK"/>
-          <w:sz w:val="32"/>
-          <w:szCs w:val="32"/>
-          <w:cs/>
-        </w:rPr>
-        <w:t>โดยจะมีหลอดไฟดวงเล็ก ๆ (</w:t>
-      </w:r>
-      <w:r>
-        <w:rPr>
-          <w:rFonts w:ascii="TH SarabunPSK" w:hAnsi="TH SarabunPSK" w:cs="TH SarabunPSK"/>
-          <w:sz w:val="32"/>
-          <w:szCs w:val="32"/>
-        </w:rPr>
-        <w:t xml:space="preserve">IR LED) </w:t>
-      </w:r>
-      <w:r>
-        <w:rPr>
-          <w:rFonts w:ascii="TH SarabunPSK" w:hAnsi="TH SarabunPSK" w:cs="TH SarabunPSK"/>
-          <w:sz w:val="32"/>
-          <w:szCs w:val="32"/>
-          <w:cs/>
-        </w:rPr>
-        <w:t>คอยปล่อยรังสีอินฟราเรดออกมาตลอดเวลา</w:t>
-      </w:r>
-      <w:r>
-        <w:rPr>
-          <w:rFonts w:ascii="TH SarabunPSK" w:hAnsi="TH SarabunPSK" w:cs="TH SarabunPSK"/>
-          <w:sz w:val="32"/>
-          <w:szCs w:val="32"/>
-        </w:rPr>
-        <w:t xml:space="preserve"> </w:t>
-      </w:r>
-      <w:r>
-        <w:rPr>
-          <w:rFonts w:ascii="TH SarabunPSK" w:hAnsi="TH SarabunPSK" w:cs="TH SarabunPSK"/>
-          <w:sz w:val="32"/>
-          <w:szCs w:val="32"/>
-          <w:cs/>
-        </w:rPr>
-        <w:t>เมื่อมีขวดพลาสติกถูกหย่อนลงมาบัง รังสีอินฟราเรดจะตกกระทบลงบนผิวขวดแล้วสะท้อนกลับมาเข้าที่ตัวรับ (</w:t>
-      </w:r>
-      <w:r>
-        <w:rPr>
-          <w:rFonts w:ascii="TH SarabunPSK" w:hAnsi="TH SarabunPSK" w:cs="TH SarabunPSK"/>
-          <w:sz w:val="32"/>
-          <w:szCs w:val="32"/>
-        </w:rPr>
-        <w:t xml:space="preserve">IR Photodiode) </w:t>
-      </w:r>
-      <w:r>
-        <w:rPr>
-          <w:rFonts w:ascii="TH SarabunPSK" w:hAnsi="TH SarabunPSK" w:cs="TH SarabunPSK"/>
-          <w:sz w:val="32"/>
-          <w:szCs w:val="32"/>
-          <w:cs/>
-        </w:rPr>
-        <w:t>ของเซนเซอร์</w:t>
-      </w:r>
-      <w:r>
-        <w:rPr>
-          <w:rFonts w:ascii="TH SarabunPSK" w:hAnsi="TH SarabunPSK" w:cs="TH SarabunPSK"/>
-          <w:sz w:val="32"/>
-          <w:szCs w:val="32"/>
-        </w:rPr>
-        <w:t xml:space="preserve"> </w:t>
-      </w:r>
-      <w:r>
-        <w:rPr>
-          <w:rFonts w:ascii="TH SarabunPSK" w:hAnsi="TH SarabunPSK" w:cs="TH SarabunPSK"/>
-          <w:sz w:val="32"/>
-          <w:szCs w:val="32"/>
-          <w:cs/>
-        </w:rPr>
-        <w:t>จากนั้นตัวรับจะเปลี่ยนพลังงานแสงที่สะท้อน</w:t>
-      </w:r>
-    </w:p>
-    <w:p>
-      <w:pPr>
-        <w:spacing w:after="0" w:line="240" w:lineRule="auto"/>
-        <w:rPr>
-          <w:rFonts w:ascii="TH SarabunPSK" w:hAnsi="TH SarabunPSK" w:cs="TH SarabunPSK"/>
-          <w:sz w:val="32"/>
-          <w:szCs w:val="32"/>
-        </w:rPr>
-      </w:pPr>
-      <w:r>
-        <w:rPr>
-          <w:rFonts w:ascii="TH SarabunPSK" w:hAnsi="TH SarabunPSK" w:cs="TH SarabunPSK"/>
-          <w:sz w:val="32"/>
-          <w:szCs w:val="32"/>
-          <w:cs/>
-        </w:rPr>
-        <w:t xml:space="preserve">มาให้กลายเป็นสัญญาณไฟฟ้า (เช่น สัญญาณดิจิทัล </w:t>
-      </w:r>
-      <w:r>
-        <w:rPr>
-          <w:rFonts w:ascii="TH SarabunPSK" w:hAnsi="TH SarabunPSK" w:cs="TH SarabunPSK"/>
-          <w:sz w:val="32"/>
-          <w:szCs w:val="32"/>
-        </w:rPr>
-        <w:t xml:space="preserve">0 </w:t>
-      </w:r>
-      <w:r>
-        <w:rPr>
-          <w:rFonts w:ascii="TH SarabunPSK" w:hAnsi="TH SarabunPSK" w:cs="TH SarabunPSK"/>
-          <w:sz w:val="32"/>
-          <w:szCs w:val="32"/>
-          <w:cs/>
-        </w:rPr>
-        <w:t xml:space="preserve">หรือ </w:t>
-      </w:r>
-      <w:r>
-        <w:rPr>
-          <w:rFonts w:ascii="TH SarabunPSK" w:hAnsi="TH SarabunPSK" w:cs="TH SarabunPSK"/>
-          <w:sz w:val="32"/>
-          <w:szCs w:val="32"/>
-        </w:rPr>
-        <w:t xml:space="preserve">1) </w:t>
-      </w:r>
-      <w:r>
-        <w:rPr>
-          <w:rFonts w:ascii="TH SarabunPSK" w:hAnsi="TH SarabunPSK" w:cs="TH SarabunPSK"/>
-          <w:sz w:val="32"/>
-          <w:szCs w:val="32"/>
-          <w:cs/>
-        </w:rPr>
-        <w:t>ส่งไปบอกสมองกลให้เตรียมตัวเปิดกล้องถ่ายภาพ</w:t>
-      </w:r>
-      <w:r>
-        <w:rPr>
-          <w:rFonts w:ascii="TH SarabunPSK" w:hAnsi="TH SarabunPSK" w:cs="TH SarabunPSK"/>
-          <w:sz w:val="32"/>
-          <w:szCs w:val="32"/>
-        </w:rPr>
-        <w:t xml:space="preserve"> </w:t>
-      </w:r>
-      <w:r>
-        <w:rPr>
-          <w:rFonts w:ascii="TH SarabunPSK" w:hAnsi="TH SarabunPSK" w:cs="TH SarabunPSK"/>
-          <w:sz w:val="32"/>
-          <w:szCs w:val="32"/>
-          <w:cs/>
-        </w:rPr>
-        <w:t>ข้อดีของการใช้เซนเซอร์แบบนี้คือ มันสามารถตรวจจับวัตถุได้โดยไม่ต้องมีการสัมผัสโดนขวดเลย (</w:t>
-      </w:r>
-      <w:r>
-        <w:rPr>
-          <w:rFonts w:ascii="TH SarabunPSK" w:hAnsi="TH SarabunPSK" w:cs="TH SarabunPSK"/>
-          <w:sz w:val="32"/>
-          <w:szCs w:val="32"/>
-        </w:rPr>
-        <w:t xml:space="preserve">Non-Contact Detection) </w:t>
-      </w:r>
-      <w:r>
-        <w:rPr>
-          <w:rFonts w:ascii="TH SarabunPSK" w:hAnsi="TH SarabunPSK" w:cs="TH SarabunPSK"/>
-          <w:sz w:val="32"/>
-          <w:szCs w:val="32"/>
-          <w:cs/>
-        </w:rPr>
-        <w:t xml:space="preserve">ทำให้เซนเซอร์ไม่พังง่ายหรือเกิดความเสียหายเมื่อมีวัตถุกระแทก ตอบสนองได้รวดเร็วมาก </w:t>
-      </w:r>
-    </w:p>
-    <w:p>
-      <w:pPr>
-        <w:spacing w:after="0" w:line="240" w:lineRule="auto"/>
-        <w:rPr>
-          <w:rFonts w:ascii="TH SarabunPSK" w:hAnsi="TH SarabunPSK" w:cs="TH SarabunPSK"/>
-          <w:sz w:val="32"/>
-          <w:szCs w:val="32"/>
-        </w:rPr>
-      </w:pPr>
-      <w:r>
-        <w:rPr>
-          <w:rFonts w:ascii="TH SarabunPSK" w:hAnsi="TH SarabunPSK" w:cs="TH SarabunPSK"/>
-          <w:sz w:val="32"/>
-          <w:szCs w:val="32"/>
-          <w:cs/>
-        </w:rPr>
-        <w:t>และใช้พลังงานน้อย</w:t>
-      </w:r>
-    </w:p>
-    <w:p>
-      <w:pPr>
-        <w:spacing w:after="0" w:line="240" w:lineRule="auto"/>
-        <w:rPr>
-          <w:rFonts w:ascii="TH SarabunPSK" w:hAnsi="TH SarabunPSK" w:cs="TH SarabunPSK"/>
-          <w:sz w:val="32"/>
-          <w:szCs w:val="32"/>
-        </w:rPr>
-      </w:pPr>
-      <w:r>
-        <w:rPr>
-          <w:rFonts w:ascii="TH SarabunPSK" w:hAnsi="TH SarabunPSK" w:cs="TH SarabunPSK"/>
-          <w:sz w:val="32"/>
-          <w:szCs w:val="32"/>
-        </w:rPr>
-        <w:t xml:space="preserve">        </w:t>
-      </w:r>
-      <w:r>
-        <w:rPr>
-          <w:rFonts w:ascii="TH SarabunPSK" w:hAnsi="TH SarabunPSK" w:cs="TH SarabunPSK" w:hint="cs"/>
-          <w:sz w:val="32"/>
-          <w:szCs w:val="32"/>
-          <w:cs/>
-        </w:rPr>
-        <w:t xml:space="preserve">3. </w:t>
-      </w:r>
-      <w:r>
-        <w:rPr>
-          <w:rFonts w:ascii="TH SarabunPSK" w:hAnsi="TH SarabunPSK" w:cs="TH SarabunPSK"/>
-          <w:sz w:val="32"/>
-          <w:szCs w:val="32"/>
-          <w:cs/>
-        </w:rPr>
-        <w:t>มอเตอร์เซอร์โว (</w:t>
-      </w:r>
-      <w:r>
-        <w:rPr>
-          <w:rFonts w:ascii="TH SarabunPSK" w:hAnsi="TH SarabunPSK" w:cs="TH SarabunPSK"/>
-          <w:sz w:val="32"/>
-          <w:szCs w:val="32"/>
-        </w:rPr>
-        <w:t>Servo Motor)</w:t>
-      </w:r>
-      <w:r>
-        <w:rPr>
-          <w:rFonts w:ascii="TH SarabunPSK" w:hAnsi="TH SarabunPSK" w:cs="TH SarabunPSK"/>
-          <w:sz w:val="32"/>
-          <w:szCs w:val="32"/>
-        </w:rPr>
-        <w:t xml:space="preserve"> </w:t>
-      </w:r>
-      <w:r>
-        <w:rPr>
-          <w:rFonts w:ascii="TH SarabunPSK" w:hAnsi="TH SarabunPSK" w:cs="TH SarabunPSK"/>
-          <w:sz w:val="32"/>
-          <w:szCs w:val="32"/>
-          <w:cs/>
-        </w:rPr>
-        <w:t xml:space="preserve">หลังจากที่เอไอยืนยันแล้วว่าสิ่งที่หย่อนลงมาคือขวดพลาสติก </w:t>
-      </w:r>
-    </w:p>
-    <w:p>
-      <w:pPr>
-        <w:spacing w:after="0" w:line="240" w:lineRule="auto"/>
-        <w:rPr>
-          <w:rFonts w:ascii="TH SarabunPSK" w:hAnsi="TH SarabunPSK" w:cs="TH SarabunPSK"/>
-          <w:sz w:val="32"/>
-          <w:szCs w:val="32"/>
-        </w:rPr>
-      </w:pPr>
-      <w:r>
-        <w:rPr>
-          <w:rFonts w:ascii="TH SarabunPSK" w:hAnsi="TH SarabunPSK" w:cs="TH SarabunPSK"/>
-          <w:sz w:val="32"/>
-          <w:szCs w:val="32"/>
-          <w:cs/>
-        </w:rPr>
-        <w:t>เครื่องจะต้องมีกลไกในการคัดแยกขวดให้ตกลงถังอย่างถูกต้อง ซึ่งหน้าที่นี้เป็นของมอเตอร์เซอร์โว</w:t>
-      </w:r>
-      <w:r>
-        <w:rPr>
-          <w:rFonts w:ascii="TH SarabunPSK" w:hAnsi="TH SarabunPSK" w:cs="TH SarabunPSK"/>
-          <w:sz w:val="32"/>
-          <w:szCs w:val="32"/>
-        </w:rPr>
-        <w:t xml:space="preserve"> </w:t>
-      </w:r>
-      <w:r>
-        <w:rPr>
-          <w:rFonts w:ascii="TH SarabunPSK" w:hAnsi="TH SarabunPSK" w:cs="TH SarabunPSK"/>
-          <w:sz w:val="32"/>
-          <w:szCs w:val="32"/>
-          <w:cs/>
-        </w:rPr>
-        <w:t>มอเตอร์ชนิดนี้</w:t>
-      </w:r>
-    </w:p>
-    <w:p>
-      <w:pPr>
-        <w:spacing w:after="0" w:line="240" w:lineRule="auto"/>
-        <w:rPr>
-          <w:rFonts w:ascii="TH SarabunPSK" w:hAnsi="TH SarabunPSK" w:cs="TH SarabunPSK"/>
-          <w:sz w:val="32"/>
-          <w:szCs w:val="32"/>
-          <w:cs/>
-        </w:rPr>
-      </w:pPr>
-      <w:r>
-        <w:rPr>
-          <w:rFonts w:ascii="TH SarabunPSK" w:hAnsi="TH SarabunPSK" w:cs="TH SarabunPSK"/>
-          <w:sz w:val="32"/>
-          <w:szCs w:val="32"/>
-          <w:cs/>
-        </w:rPr>
-        <w:t xml:space="preserve">มีความพิเศษตรงที่สามารถควบคุมองศาการหมุนได้อย่างแม่นยำ โดยสามารถหมุนได้สูงสุด </w:t>
-      </w:r>
-      <w:r>
-        <w:rPr>
-          <w:rFonts w:ascii="TH SarabunPSK" w:hAnsi="TH SarabunPSK" w:cs="TH SarabunPSK"/>
-          <w:sz w:val="32"/>
-          <w:szCs w:val="32"/>
-        </w:rPr>
-        <w:t xml:space="preserve">180 </w:t>
-      </w:r>
-      <w:r>
-        <w:rPr>
-          <w:rFonts w:ascii="TH SarabunPSK" w:hAnsi="TH SarabunPSK" w:cs="TH SarabunPSK"/>
-          <w:sz w:val="32"/>
-          <w:szCs w:val="32"/>
-          <w:cs/>
-        </w:rPr>
-        <w:t>องศา</w:t>
-      </w:r>
-      <w:r>
-        <w:rPr>
-          <w:rFonts w:ascii="TH SarabunPSK" w:hAnsi="TH SarabunPSK" w:cs="TH SarabunPSK"/>
-          <w:sz w:val="32"/>
-          <w:szCs w:val="32"/>
-        </w:rPr>
-        <w:t xml:space="preserve"> </w:t>
-      </w:r>
-      <w:r>
-        <w:rPr>
-          <w:rFonts w:ascii="TH SarabunPSK" w:hAnsi="TH SarabunPSK" w:cs="TH SarabunPSK"/>
-          <w:sz w:val="32"/>
-          <w:szCs w:val="32"/>
-          <w:cs/>
-        </w:rPr>
-        <w:t>เราจึงนำมอเตอร์เซอร์โวมาติดตั้งเข้ากับแผ่นไม้กั้นหรือรางลำเลียงภายในตัวเครื่อง</w:t>
-      </w:r>
-      <w:r>
-        <w:rPr>
-          <w:rFonts w:ascii="TH SarabunPSK" w:hAnsi="TH SarabunPSK" w:cs="TH SarabunPSK"/>
-          <w:sz w:val="32"/>
-          <w:szCs w:val="32"/>
-        </w:rPr>
-        <w:t xml:space="preserve"> </w:t>
-      </w:r>
-      <w:r>
-        <w:rPr>
-          <w:rFonts w:ascii="TH SarabunPSK" w:hAnsi="TH SarabunPSK" w:cs="TH SarabunPSK"/>
-          <w:sz w:val="32"/>
-          <w:szCs w:val="32"/>
-          <w:cs/>
-        </w:rPr>
-        <w:t>เมื่อได้รับคำสั่งไฟฟ้าจากบอร์ดประมวลผล มอเตอร์จะทำการหมุนเพื่อเปิด ปิด หรือสลับทิศทางของแผ่นกั้น บังคับให้ขวดพลาสติกไหลลงสู่ถังเก็บขวดพลาสติกที่คัดแยกแล้วได้อย่างแม่นยำ</w:t>
-      </w:r>
-    </w:p>
-    <w:p>
-      <w:pPr>
-        <w:spacing w:after="0" w:line="240" w:lineRule="auto"/>
-        <w:rPr>
-          <w:rFonts w:ascii="TH SarabunPSK" w:hAnsi="TH SarabunPSK" w:cs="TH SarabunPSK"/>
-          <w:sz w:val="32"/>
-          <w:szCs w:val="32"/>
-        </w:rPr>
-      </w:pPr>
-      <w:r>
-        <w:rPr>
-          <w:rFonts w:ascii="TH SarabunPSK" w:hAnsi="TH SarabunPSK" w:cs="TH SarabunPSK"/>
-          <w:sz w:val="32"/>
-          <w:szCs w:val="32"/>
-        </w:rPr>
-        <w:t xml:space="preserve">        4. </w:t>
-      </w:r>
-      <w:r>
-        <w:rPr>
-          <w:rFonts w:ascii="TH SarabunPSK" w:hAnsi="TH SarabunPSK" w:cs="TH SarabunPSK"/>
-          <w:sz w:val="32"/>
-          <w:szCs w:val="32"/>
-          <w:cs/>
-        </w:rPr>
-        <w:t xml:space="preserve">หน้าจอแสดงผลระบบสัมผัสและโมดูล </w:t>
-      </w:r>
-      <w:r>
-        <w:rPr>
-          <w:rFonts w:ascii="TH SarabunPSK" w:hAnsi="TH SarabunPSK" w:cs="TH SarabunPSK"/>
-          <w:sz w:val="32"/>
-          <w:szCs w:val="32"/>
-        </w:rPr>
-        <w:t>Wi-Fi</w:t>
-      </w:r>
-      <w:r>
-        <w:rPr>
-          <w:rFonts w:ascii="TH SarabunPSK" w:hAnsi="TH SarabunPSK" w:cs="TH SarabunPSK"/>
-          <w:sz w:val="32"/>
-          <w:szCs w:val="32"/>
-        </w:rPr>
-        <w:t xml:space="preserve"> </w:t>
-      </w:r>
-      <w:r>
-        <w:rPr>
-          <w:rFonts w:ascii="TH SarabunPSK" w:hAnsi="TH SarabunPSK" w:cs="TH SarabunPSK"/>
-          <w:sz w:val="32"/>
-          <w:szCs w:val="32"/>
-          <w:cs/>
-        </w:rPr>
-        <w:t>เนื่องจากโครงงานของเรามี "ระบบสะสมแต้ม" เข้ามาเป็นตัวสร้างแรงจูงใจ เราจึงต้องมีอุปกรณ์ที่ใช้สื่อสารกับผู้ใช้งาน นั่นก็คือหน้าจอแสดงผลระบบสัมผัส (</w:t>
-      </w:r>
-      <w:r>
-        <w:rPr>
-          <w:rFonts w:ascii="TH SarabunPSK" w:hAnsi="TH SarabunPSK" w:cs="TH SarabunPSK"/>
-          <w:sz w:val="32"/>
-          <w:szCs w:val="32"/>
-        </w:rPr>
-        <w:t xml:space="preserve">Touch Screen Display) </w:t>
-      </w:r>
-      <w:r>
-        <w:rPr>
-          <w:rFonts w:ascii="TH SarabunPSK" w:hAnsi="TH SarabunPSK" w:cs="TH SarabunPSK"/>
-          <w:sz w:val="32"/>
-          <w:szCs w:val="32"/>
-          <w:cs/>
-        </w:rPr>
-        <w:t>หน้าจอนี้จะถูกติดตั้งไว้ด้านหน้าของตัวเครื่อง เพื่อแสดงจำนวนแต้มสะสมและเป็นหน้าต่างให้นักเรียน</w:t>
-      </w:r>
-    </w:p>
-    <w:p>
-      <w:pPr>
-        <w:spacing w:after="0" w:line="240" w:lineRule="auto"/>
-        <w:rPr>
-          <w:rFonts w:ascii="TH SarabunPSK" w:hAnsi="TH SarabunPSK" w:cs="TH SarabunPSK"/>
-          <w:sz w:val="32"/>
-          <w:szCs w:val="32"/>
-        </w:rPr>
-      </w:pPr>
-      <w:r>
-        <w:rPr>
-          <w:rFonts w:ascii="TH SarabunPSK" w:hAnsi="TH SarabunPSK" w:cs="TH SarabunPSK"/>
-          <w:sz w:val="32"/>
-          <w:szCs w:val="32"/>
-          <w:cs/>
-        </w:rPr>
-        <w:t>กดทำรายการแลกรางวัลต่าง ๆ ได้ด้วยตนเอง</w:t>
-      </w:r>
-      <w:r>
-        <w:rPr>
-          <w:rFonts w:ascii="TH SarabunPSK" w:hAnsi="TH SarabunPSK" w:cs="TH SarabunPSK"/>
-          <w:sz w:val="32"/>
-          <w:szCs w:val="32"/>
-        </w:rPr>
-        <w:t xml:space="preserve"> </w:t>
-      </w:r>
-      <w:r>
-        <w:rPr>
-          <w:rFonts w:ascii="TH SarabunPSK" w:hAnsi="TH SarabunPSK" w:cs="TH SarabunPSK"/>
-          <w:sz w:val="32"/>
-          <w:szCs w:val="32"/>
-          <w:cs/>
-        </w:rPr>
-        <w:t xml:space="preserve">นอกจากนี้ ภายในเครื่องยังมีการติดตั้งโมดูล </w:t>
-      </w:r>
-      <w:r>
-        <w:rPr>
-          <w:rFonts w:ascii="TH SarabunPSK" w:hAnsi="TH SarabunPSK" w:cs="TH SarabunPSK"/>
-          <w:sz w:val="32"/>
-          <w:szCs w:val="32"/>
-        </w:rPr>
-        <w:t xml:space="preserve">Wi-Fi </w:t>
-      </w:r>
-      <w:r>
-        <w:rPr>
-          <w:rFonts w:ascii="TH SarabunPSK" w:hAnsi="TH SarabunPSK" w:cs="TH SarabunPSK"/>
-          <w:sz w:val="32"/>
-          <w:szCs w:val="32"/>
-          <w:cs/>
-        </w:rPr>
-        <w:t>เพื่อทำหน้าที่เชื่อมต่อระบบของเครื่องเข้ากับเครือข่ายอินเทอร์เน็ตแบบไร้สาย</w:t>
-      </w:r>
-      <w:r>
-        <w:rPr>
-          <w:rFonts w:ascii="TH SarabunPSK" w:hAnsi="TH SarabunPSK" w:cs="TH SarabunPSK"/>
-          <w:sz w:val="32"/>
-          <w:szCs w:val="32"/>
-        </w:rPr>
-        <w:t xml:space="preserve"> </w:t>
-      </w:r>
-      <w:r>
-        <w:rPr>
-          <w:rFonts w:ascii="TH SarabunPSK" w:hAnsi="TH SarabunPSK" w:cs="TH SarabunPSK"/>
-          <w:sz w:val="32"/>
-          <w:szCs w:val="32"/>
-          <w:cs/>
-        </w:rPr>
-        <w:t>ทำให้ข้อมูลการทิ้งขวดและคะแนนสะสมของนักเรียนแต่ละคน ถูกส่งไปบันทึกและอัปเดตบนระบบฐานข้อมูลออนไลน์ได้ทันทีแบบเรียลไทม์ (</w:t>
-      </w:r>
-      <w:r>
-        <w:rPr>
-          <w:rFonts w:ascii="TH SarabunPSK" w:hAnsi="TH SarabunPSK" w:cs="TH SarabunPSK"/>
-          <w:sz w:val="32"/>
-          <w:szCs w:val="32"/>
-        </w:rPr>
-        <w:t xml:space="preserve">Real-time) </w:t>
-      </w:r>
-    </w:p>
-    <w:p>
-      <w:pPr>
-        <w:spacing w:after="0" w:line="240" w:lineRule="auto"/>
-        <w:rPr>
-          <w:rFonts w:ascii="TH SarabunPSK" w:hAnsi="TH SarabunPSK" w:cs="TH SarabunPSK"/>
-          <w:sz w:val="32"/>
-          <w:szCs w:val="32"/>
-        </w:rPr>
-      </w:pPr>
-      <w:r>
-        <w:rPr>
-          <w:rFonts w:ascii="TH SarabunPSK" w:hAnsi="TH SarabunPSK" w:cs="TH SarabunPSK"/>
-          <w:sz w:val="32"/>
-          <w:szCs w:val="32"/>
-          <w:cs/>
-        </w:rPr>
-        <w:lastRenderedPageBreak/>
-        <w:t>ซึ่งช่วยให้ระบบสะสมแต้มมีความถูกต้องและทำงานได้อย่างราบรื่น</w:t>
-      </w:r>
-    </w:p>
-    <w:p>
-      <w:pPr>
-        <w:spacing w:after="0" w:line="240" w:lineRule="auto"/>
+        </w:rPr>
+      </w:pPr>
+      <w:r>
         <w:rPr>
           <w:rFonts w:ascii="TH SarabunPSK" w:hAnsi="TH SarabunPSK" w:cs="TH SarabunPSK"/>
           <w:b/>
@@ -8658,19 +9355,21 @@
           <w:sz w:val="32"/>
           <w:szCs w:val="32"/>
         </w:rPr>
-      </w:pPr>
-    </w:p>
-    <w:p>
-      <w:pPr>
-        <w:spacing w:after="0" w:line="240" w:lineRule="auto"/>
+        <w:lastRenderedPageBreak/>
+        <w:t xml:space="preserve">5. </w:t>
+      </w:r>
+      <w:r>
         <w:rPr>
           <w:rFonts w:ascii="TH SarabunPSK" w:hAnsi="TH SarabunPSK" w:cs="TH SarabunPSK"/>
           <w:b/>
           <w:bCs/>
           <w:sz w:val="32"/>
           <w:szCs w:val="32"/>
-        </w:rPr>
-      </w:pPr>
+          <w:cs/>
+        </w:rPr>
+        <w:t>การจัดการขยะรี</w:t>
+      </w:r>
+      <w:proofErr w:type="spellStart"/>
       <w:r>
         <w:rPr>
           <w:rFonts w:ascii="TH SarabunPSK" w:hAnsi="TH SarabunPSK" w:cs="TH SarabunPSK"/>
@@ -8678,664 +9377,903 @@
           <w:bCs/>
           <w:sz w:val="32"/>
           <w:szCs w:val="32"/>
-        </w:rPr>
-        <w:t xml:space="preserve">5. </w:t>
-      </w:r>
-      <w:r>
+          <w:cs/>
+        </w:rPr>
+        <w:t>ไซเคิล</w:t>
+      </w:r>
+      <w:proofErr w:type="spellEnd"/>
+    </w:p>
+    <w:p>
+      <w:pPr>
+        <w:spacing w:after="0" w:line="240" w:lineRule="auto"/>
+        <w:rPr>
+          <w:rFonts w:ascii="TH SarabunPSK" w:hAnsi="TH SarabunPSK" w:cs="TH SarabunPSK"/>
+          <w:sz w:val="32"/>
+          <w:szCs w:val="32"/>
+        </w:rPr>
+      </w:pPr>
+      <w:r>
+        <w:rPr>
+          <w:rFonts w:ascii="TH SarabunPSK" w:hAnsi="TH SarabunPSK" w:cs="TH SarabunPSK" w:hint="cs"/>
+          <w:sz w:val="32"/>
+          <w:szCs w:val="32"/>
+          <w:cs/>
+        </w:rPr>
+        <w:t xml:space="preserve">        </w:t>
+      </w:r>
+      <w:r>
+        <w:rPr>
+          <w:rFonts w:ascii="TH SarabunPSK" w:hAnsi="TH SarabunPSK" w:cs="TH SarabunPSK"/>
+          <w:sz w:val="32"/>
+          <w:szCs w:val="32"/>
+          <w:cs/>
+        </w:rPr>
+        <w:t>ปัญหาขยะล้นเมืองในประเทศไทยยังคงเป็นปัญหาที่แก้ไขได้ยาก เนื่องจากประชาชนส่วนใหญ่ยังไม่มีความเข้าใจเรื่องของการคัดแยกขยะ รวมถึงการกำจัดขยะที่ถูกวิธี โดยเฉพาะในเมืองใหญ่ที่มีจำนวนประชากรหนาแน่นมักจะพบปัญหาการถ่ายเทขยะไม่ทัน ส่งผลให้เกิดปัญหาขยะสะสมจนกลายเป็นวิกฤตด้านการจัดการขยะ โดยทั่วไปแล้วขยะที่พบมากที่สุดในชีวิตประจำวันคือบรรจุภัณฑ์อย่างขวดพลาสติกและกระป๋องอะลูมิเนียม ซึ่งหากถูกทิ้งลงไปในระบบขยะทั่วไปโดยไม่ได้รับการคัดแยกอย่างถูกต้อง จะกลายเป็นภาระของสิ่งแวดล้อมและทำให้เสียโอกาสในการนำกลับมาใช้ใหม่  การแยกขยะก่อนทิ้งจึงเป็นสิ่งสำคัญที่จะช่วยให้ง่ายต่อการจัดการตั้งแต่ต้นทางจนถึงปลายทาง และช่วยพาขยะเข้าสู่กระบวนการรี</w:t>
+      </w:r>
+      <w:proofErr w:type="spellStart"/>
+      <w:r>
+        <w:rPr>
+          <w:rFonts w:ascii="TH SarabunPSK" w:hAnsi="TH SarabunPSK" w:cs="TH SarabunPSK"/>
+          <w:sz w:val="32"/>
+          <w:szCs w:val="32"/>
+          <w:cs/>
+        </w:rPr>
+        <w:t>ไซเคิล</w:t>
+      </w:r>
+      <w:proofErr w:type="spellEnd"/>
+      <w:r>
+        <w:rPr>
+          <w:rFonts w:ascii="TH SarabunPSK" w:hAnsi="TH SarabunPSK" w:cs="TH SarabunPSK"/>
+          <w:sz w:val="32"/>
+          <w:szCs w:val="32"/>
+          <w:cs/>
+        </w:rPr>
+        <w:t xml:space="preserve"> เพื่อคืนชีพขยะที่เคยไร้ค่าให้กลับมาใช้ประโยชน์ได้ต่อ คำว่า "รี</w:t>
+      </w:r>
+      <w:proofErr w:type="spellStart"/>
+      <w:r>
+        <w:rPr>
+          <w:rFonts w:ascii="TH SarabunPSK" w:hAnsi="TH SarabunPSK" w:cs="TH SarabunPSK"/>
+          <w:sz w:val="32"/>
+          <w:szCs w:val="32"/>
+          <w:cs/>
+        </w:rPr>
+        <w:t>ไซเคิล</w:t>
+      </w:r>
+      <w:proofErr w:type="spellEnd"/>
+      <w:r>
+        <w:rPr>
+          <w:rFonts w:ascii="TH SarabunPSK" w:hAnsi="TH SarabunPSK" w:cs="TH SarabunPSK"/>
+          <w:sz w:val="32"/>
+          <w:szCs w:val="32"/>
+          <w:cs/>
+        </w:rPr>
+        <w:t xml:space="preserve"> (</w:t>
+      </w:r>
+      <w:r>
+        <w:rPr>
+          <w:rFonts w:ascii="TH SarabunPSK" w:hAnsi="TH SarabunPSK" w:cs="TH SarabunPSK"/>
+          <w:sz w:val="32"/>
+          <w:szCs w:val="32"/>
+        </w:rPr>
+        <w:t xml:space="preserve">Recycle)" </w:t>
+      </w:r>
+      <w:r>
+        <w:rPr>
+          <w:rFonts w:ascii="TH SarabunPSK" w:hAnsi="TH SarabunPSK" w:cs="TH SarabunPSK"/>
+          <w:sz w:val="32"/>
+          <w:szCs w:val="32"/>
+          <w:cs/>
+        </w:rPr>
+        <w:t>คือการนำขยะหรือวัสดุที่ใช้แล้วมาแปรรูปหรือปรับปรุงคุณภาพใหม่ให้เทียบเท่าและใกล้เคียงกับของเดิม โดยผ่านกระบวนการแปรสภาพให้นำกลับมาใช้งานได้อีกครั้ง ซึ่งจะแตกต่างจากการ "รี</w:t>
+      </w:r>
+      <w:proofErr w:type="spellStart"/>
+      <w:r>
+        <w:rPr>
+          <w:rFonts w:ascii="TH SarabunPSK" w:hAnsi="TH SarabunPSK" w:cs="TH SarabunPSK"/>
+          <w:sz w:val="32"/>
+          <w:szCs w:val="32"/>
+          <w:cs/>
+        </w:rPr>
+        <w:t>ยูส</w:t>
+      </w:r>
+      <w:proofErr w:type="spellEnd"/>
+      <w:r>
+        <w:rPr>
+          <w:rFonts w:ascii="TH SarabunPSK" w:hAnsi="TH SarabunPSK" w:cs="TH SarabunPSK"/>
+          <w:sz w:val="32"/>
+          <w:szCs w:val="32"/>
+          <w:cs/>
+        </w:rPr>
+        <w:t xml:space="preserve"> (</w:t>
+      </w:r>
+      <w:r>
+        <w:rPr>
+          <w:rFonts w:ascii="TH SarabunPSK" w:hAnsi="TH SarabunPSK" w:cs="TH SarabunPSK"/>
+          <w:sz w:val="32"/>
+          <w:szCs w:val="32"/>
+        </w:rPr>
+        <w:t xml:space="preserve">Reuse)" </w:t>
+      </w:r>
+      <w:r>
+        <w:rPr>
+          <w:rFonts w:ascii="TH SarabunPSK" w:hAnsi="TH SarabunPSK" w:cs="TH SarabunPSK"/>
+          <w:sz w:val="32"/>
+          <w:szCs w:val="32"/>
+          <w:cs/>
+        </w:rPr>
+        <w:t>ที่เป็นการนำวัสดุกลับมาใช้ซ้ำโดยไม่ผ่านการแปรสภาพ การแยกขยะเพื่อนำไปรี</w:t>
+      </w:r>
+      <w:proofErr w:type="spellStart"/>
+      <w:r>
+        <w:rPr>
+          <w:rFonts w:ascii="TH SarabunPSK" w:hAnsi="TH SarabunPSK" w:cs="TH SarabunPSK"/>
+          <w:sz w:val="32"/>
+          <w:szCs w:val="32"/>
+          <w:cs/>
+        </w:rPr>
+        <w:t>ไซเคิล</w:t>
+      </w:r>
+      <w:proofErr w:type="spellEnd"/>
+      <w:r>
+        <w:rPr>
+          <w:rFonts w:ascii="TH SarabunPSK" w:hAnsi="TH SarabunPSK" w:cs="TH SarabunPSK"/>
+          <w:sz w:val="32"/>
+          <w:szCs w:val="32"/>
+          <w:cs/>
+        </w:rPr>
+        <w:t>นอกจากจะช่วยให้โลกมีขยะลดน้อยลงแล้ว ยังช่วยจัดการขยะในบ้านให้เป็นระเบียบเรียบร้อย ปลูกฝังพฤติกรรมรักษ์โลกให้กับเด็กและคนในครอบครัว รวมถึงสามารถสร้างรายได้เล็ก ๆ น้อย ๆ จากการขายขยะรี</w:t>
+      </w:r>
+      <w:proofErr w:type="spellStart"/>
+      <w:r>
+        <w:rPr>
+          <w:rFonts w:ascii="TH SarabunPSK" w:hAnsi="TH SarabunPSK" w:cs="TH SarabunPSK"/>
+          <w:sz w:val="32"/>
+          <w:szCs w:val="32"/>
+          <w:cs/>
+        </w:rPr>
+        <w:t>ไซเคิล</w:t>
+      </w:r>
+      <w:proofErr w:type="spellEnd"/>
+      <w:r>
+        <w:rPr>
+          <w:rFonts w:ascii="TH SarabunPSK" w:hAnsi="TH SarabunPSK" w:cs="TH SarabunPSK"/>
+          <w:sz w:val="32"/>
+          <w:szCs w:val="32"/>
+          <w:cs/>
+        </w:rPr>
+        <w:t>ได้อีกด้วย  ในการจัดการขยะรี</w:t>
+      </w:r>
+      <w:proofErr w:type="spellStart"/>
+      <w:r>
+        <w:rPr>
+          <w:rFonts w:ascii="TH SarabunPSK" w:hAnsi="TH SarabunPSK" w:cs="TH SarabunPSK"/>
+          <w:sz w:val="32"/>
+          <w:szCs w:val="32"/>
+          <w:cs/>
+        </w:rPr>
+        <w:t>ไซเคิล</w:t>
+      </w:r>
+      <w:proofErr w:type="spellEnd"/>
+      <w:r>
+        <w:rPr>
+          <w:rFonts w:ascii="TH SarabunPSK" w:hAnsi="TH SarabunPSK" w:cs="TH SarabunPSK"/>
+          <w:sz w:val="32"/>
+          <w:szCs w:val="32"/>
+          <w:cs/>
+        </w:rPr>
+        <w:t xml:space="preserve"> วัสดุแต่ละประเภทจะมีคุณค่าและรายละเอียดในการจัดการที่แตกต่างกัน ได้แก่</w:t>
+      </w:r>
+    </w:p>
+    <w:p>
+      <w:pPr>
+        <w:spacing w:after="0" w:line="240" w:lineRule="auto"/>
+        <w:rPr>
+          <w:rFonts w:ascii="TH SarabunPSK" w:hAnsi="TH SarabunPSK" w:cs="TH SarabunPSK"/>
+          <w:sz w:val="32"/>
+          <w:szCs w:val="32"/>
+        </w:rPr>
+      </w:pPr>
+      <w:r>
+        <w:rPr>
+          <w:rFonts w:ascii="TH SarabunPSK" w:hAnsi="TH SarabunPSK" w:cs="TH SarabunPSK" w:hint="cs"/>
+          <w:sz w:val="32"/>
+          <w:szCs w:val="32"/>
+          <w:cs/>
+        </w:rPr>
+        <w:t xml:space="preserve">        1.</w:t>
+      </w:r>
+      <w:r>
+        <w:rPr>
+          <w:rFonts w:ascii="TH SarabunPSK" w:hAnsi="TH SarabunPSK" w:cs="TH SarabunPSK" w:hint="cs"/>
+          <w:sz w:val="32"/>
+          <w:szCs w:val="32"/>
+          <w:cs/>
+        </w:rPr>
+        <w:t xml:space="preserve"> </w:t>
+      </w:r>
+      <w:r>
+        <w:rPr>
+          <w:rFonts w:ascii="TH SarabunPSK" w:hAnsi="TH SarabunPSK" w:cs="TH SarabunPSK"/>
+          <w:sz w:val="32"/>
+          <w:szCs w:val="32"/>
+          <w:cs/>
+        </w:rPr>
+        <w:t>กระป๋องอะลูมิเนียม</w:t>
+      </w:r>
+      <w:r>
+        <w:rPr>
+          <w:rFonts w:ascii="TH SarabunPSK" w:hAnsi="TH SarabunPSK" w:cs="TH SarabunPSK"/>
+          <w:sz w:val="32"/>
+          <w:szCs w:val="32"/>
+        </w:rPr>
+        <w:t xml:space="preserve"> </w:t>
+      </w:r>
+      <w:r>
+        <w:rPr>
+          <w:rFonts w:ascii="TH SarabunPSK" w:hAnsi="TH SarabunPSK" w:cs="TH SarabunPSK"/>
+          <w:sz w:val="32"/>
+          <w:szCs w:val="32"/>
+          <w:cs/>
+        </w:rPr>
+        <w:t>เป็นวัสดุที่สามารถถูกนำกลับมารี</w:t>
+      </w:r>
+      <w:proofErr w:type="spellStart"/>
+      <w:r>
+        <w:rPr>
+          <w:rFonts w:ascii="TH SarabunPSK" w:hAnsi="TH SarabunPSK" w:cs="TH SarabunPSK"/>
+          <w:sz w:val="32"/>
+          <w:szCs w:val="32"/>
+          <w:cs/>
+        </w:rPr>
+        <w:t>ไซเคิล</w:t>
+      </w:r>
+      <w:proofErr w:type="spellEnd"/>
+      <w:r>
+        <w:rPr>
+          <w:rFonts w:ascii="TH SarabunPSK" w:hAnsi="TH SarabunPSK" w:cs="TH SarabunPSK"/>
+          <w:sz w:val="32"/>
+          <w:szCs w:val="32"/>
+          <w:cs/>
+        </w:rPr>
+        <w:t xml:space="preserve">เป็นกระป๋องใหม่ได้ ซึ่งช่วยลดการผลิตคาร์บอนไดออกไซด์ได้ถึง </w:t>
+      </w:r>
+      <w:r>
+        <w:rPr>
+          <w:rFonts w:ascii="TH SarabunPSK" w:hAnsi="TH SarabunPSK" w:cs="TH SarabunPSK"/>
+          <w:sz w:val="32"/>
+          <w:szCs w:val="32"/>
+        </w:rPr>
+        <w:t xml:space="preserve">9.13 </w:t>
+      </w:r>
+      <w:r>
+        <w:rPr>
+          <w:rFonts w:ascii="TH SarabunPSK" w:hAnsi="TH SarabunPSK" w:cs="TH SarabunPSK"/>
+          <w:sz w:val="32"/>
+          <w:szCs w:val="32"/>
+          <w:cs/>
+        </w:rPr>
+        <w:t>กิโลกรัมต่อหนึ่งกิโลกรัม</w:t>
+      </w:r>
+      <w:r>
+        <w:rPr>
+          <w:rFonts w:ascii="TH SarabunPSK" w:hAnsi="TH SarabunPSK" w:cs="TH SarabunPSK"/>
+          <w:sz w:val="32"/>
+          <w:szCs w:val="32"/>
+        </w:rPr>
+        <w:t xml:space="preserve"> </w:t>
+      </w:r>
+      <w:r>
+        <w:rPr>
+          <w:rFonts w:ascii="TH SarabunPSK" w:hAnsi="TH SarabunPSK" w:cs="TH SarabunPSK"/>
+          <w:sz w:val="32"/>
+          <w:szCs w:val="32"/>
+          <w:cs/>
+        </w:rPr>
+        <w:t>หากเรานำกระป๋องไปรี</w:t>
+      </w:r>
+      <w:proofErr w:type="spellStart"/>
+      <w:r>
+        <w:rPr>
+          <w:rFonts w:ascii="TH SarabunPSK" w:hAnsi="TH SarabunPSK" w:cs="TH SarabunPSK"/>
+          <w:sz w:val="32"/>
+          <w:szCs w:val="32"/>
+          <w:cs/>
+        </w:rPr>
+        <w:t>ไซเคิล</w:t>
+      </w:r>
+      <w:proofErr w:type="spellEnd"/>
+      <w:r>
+        <w:rPr>
+          <w:rFonts w:ascii="TH SarabunPSK" w:hAnsi="TH SarabunPSK" w:cs="TH SarabunPSK"/>
+          <w:sz w:val="32"/>
+          <w:szCs w:val="32"/>
+          <w:cs/>
+        </w:rPr>
+        <w:t xml:space="preserve">เพียงวันละ </w:t>
+      </w:r>
+      <w:r>
+        <w:rPr>
+          <w:rFonts w:ascii="TH SarabunPSK" w:hAnsi="TH SarabunPSK" w:cs="TH SarabunPSK"/>
+          <w:sz w:val="32"/>
+          <w:szCs w:val="32"/>
+        </w:rPr>
+        <w:t xml:space="preserve">1 </w:t>
+      </w:r>
+      <w:r>
+        <w:rPr>
+          <w:rFonts w:ascii="TH SarabunPSK" w:hAnsi="TH SarabunPSK" w:cs="TH SarabunPSK"/>
+          <w:sz w:val="32"/>
+          <w:szCs w:val="32"/>
+          <w:cs/>
+        </w:rPr>
+        <w:t xml:space="preserve">กระป๋อง </w:t>
+      </w:r>
+    </w:p>
+    <w:p>
+      <w:pPr>
+        <w:spacing w:after="0" w:line="240" w:lineRule="auto"/>
+        <w:rPr>
+          <w:rFonts w:ascii="TH SarabunPSK" w:hAnsi="TH SarabunPSK" w:cs="TH SarabunPSK"/>
+          <w:sz w:val="32"/>
+          <w:szCs w:val="32"/>
+        </w:rPr>
+      </w:pPr>
+      <w:r>
+        <w:rPr>
+          <w:rFonts w:ascii="TH SarabunPSK" w:hAnsi="TH SarabunPSK" w:cs="TH SarabunPSK"/>
+          <w:sz w:val="32"/>
+          <w:szCs w:val="32"/>
+          <w:cs/>
+        </w:rPr>
+        <w:t xml:space="preserve">ในระยะเวลา </w:t>
+      </w:r>
+      <w:r>
+        <w:rPr>
+          <w:rFonts w:ascii="TH SarabunPSK" w:hAnsi="TH SarabunPSK" w:cs="TH SarabunPSK"/>
+          <w:sz w:val="32"/>
+          <w:szCs w:val="32"/>
+        </w:rPr>
+        <w:t xml:space="preserve">1 </w:t>
+      </w:r>
+      <w:r>
+        <w:rPr>
+          <w:rFonts w:ascii="TH SarabunPSK" w:hAnsi="TH SarabunPSK" w:cs="TH SarabunPSK"/>
+          <w:sz w:val="32"/>
+          <w:szCs w:val="32"/>
+          <w:cs/>
+        </w:rPr>
+        <w:t xml:space="preserve">ปี จะมีค่าเทียบเท่ากับการปลูกต้นไม้ถึง </w:t>
+      </w:r>
+      <w:r>
+        <w:rPr>
+          <w:rFonts w:ascii="TH SarabunPSK" w:hAnsi="TH SarabunPSK" w:cs="TH SarabunPSK"/>
+          <w:sz w:val="32"/>
+          <w:szCs w:val="32"/>
+        </w:rPr>
+        <w:t xml:space="preserve">3.3 </w:t>
+      </w:r>
+      <w:r>
+        <w:rPr>
+          <w:rFonts w:ascii="TH SarabunPSK" w:hAnsi="TH SarabunPSK" w:cs="TH SarabunPSK"/>
+          <w:sz w:val="32"/>
+          <w:szCs w:val="32"/>
+          <w:cs/>
+        </w:rPr>
+        <w:t>ต้น</w:t>
+      </w:r>
+    </w:p>
+    <w:p>
+      <w:pPr>
+        <w:spacing w:after="0" w:line="240" w:lineRule="auto"/>
+        <w:rPr>
+          <w:rFonts w:ascii="TH SarabunPSK" w:hAnsi="TH SarabunPSK" w:cs="TH SarabunPSK"/>
+          <w:sz w:val="32"/>
+          <w:szCs w:val="32"/>
+        </w:rPr>
+      </w:pPr>
+      <w:r>
+        <w:rPr>
+          <w:rFonts w:ascii="TH SarabunPSK" w:hAnsi="TH SarabunPSK" w:cs="TH SarabunPSK"/>
+          <w:sz w:val="32"/>
+          <w:szCs w:val="32"/>
+        </w:rPr>
+        <w:t xml:space="preserve">        2.</w:t>
+      </w:r>
+      <w:r>
+        <w:rPr>
+          <w:rFonts w:ascii="TH SarabunPSK" w:hAnsi="TH SarabunPSK" w:cs="TH SarabunPSK"/>
+          <w:sz w:val="32"/>
+          <w:szCs w:val="32"/>
+        </w:rPr>
+        <w:t xml:space="preserve"> </w:t>
+      </w:r>
+      <w:r>
+        <w:rPr>
+          <w:rFonts w:ascii="TH SarabunPSK" w:hAnsi="TH SarabunPSK" w:cs="TH SarabunPSK"/>
+          <w:sz w:val="32"/>
+          <w:szCs w:val="32"/>
+          <w:cs/>
+        </w:rPr>
+        <w:t>พลาสติก</w:t>
+      </w:r>
+      <w:r>
+        <w:rPr>
+          <w:rFonts w:ascii="TH SarabunPSK" w:hAnsi="TH SarabunPSK" w:cs="TH SarabunPSK"/>
+          <w:sz w:val="32"/>
+          <w:szCs w:val="32"/>
+        </w:rPr>
+        <w:t xml:space="preserve"> </w:t>
+      </w:r>
+      <w:r>
+        <w:rPr>
+          <w:rFonts w:ascii="TH SarabunPSK" w:hAnsi="TH SarabunPSK" w:cs="TH SarabunPSK"/>
+          <w:sz w:val="32"/>
+          <w:szCs w:val="32"/>
+          <w:cs/>
+        </w:rPr>
+        <w:t>เป็นขยะที่ใช้เวลาในการย่อยสลายนานที่สุดและมีปริมาณเยอะมากที่สุดในโลก โดยเฉพาะขวดพลาสติกที่ผู้คนใช้ในชีวิตประจำวัน</w:t>
+      </w:r>
+      <w:r>
+        <w:rPr>
+          <w:rFonts w:ascii="TH SarabunPSK" w:hAnsi="TH SarabunPSK" w:cs="TH SarabunPSK"/>
+          <w:sz w:val="32"/>
+          <w:szCs w:val="32"/>
+        </w:rPr>
+        <w:t xml:space="preserve"> </w:t>
+      </w:r>
+      <w:r>
+        <w:rPr>
+          <w:rFonts w:ascii="TH SarabunPSK" w:hAnsi="TH SarabunPSK" w:cs="TH SarabunPSK"/>
+          <w:sz w:val="32"/>
+          <w:szCs w:val="32"/>
+          <w:cs/>
+        </w:rPr>
+        <w:t>การจะนำพลาสติกกลับไปรี</w:t>
+      </w:r>
+      <w:proofErr w:type="spellStart"/>
+      <w:r>
+        <w:rPr>
+          <w:rFonts w:ascii="TH SarabunPSK" w:hAnsi="TH SarabunPSK" w:cs="TH SarabunPSK"/>
+          <w:sz w:val="32"/>
+          <w:szCs w:val="32"/>
+          <w:cs/>
+        </w:rPr>
+        <w:t>ไซเคิล</w:t>
+      </w:r>
+      <w:proofErr w:type="spellEnd"/>
+      <w:r>
+        <w:rPr>
+          <w:rFonts w:ascii="TH SarabunPSK" w:hAnsi="TH SarabunPSK" w:cs="TH SarabunPSK"/>
+          <w:sz w:val="32"/>
+          <w:szCs w:val="32"/>
+          <w:cs/>
+        </w:rPr>
+        <w:t>นั้น จำเป็นต้องสังเกตสัญลักษณ์ที่ด้านล่างของบรรจุภัณฑ์ เพื่อที่จะได้แยกประเภทออกมาและส่งไปรี</w:t>
+      </w:r>
+      <w:proofErr w:type="spellStart"/>
+      <w:r>
+        <w:rPr>
+          <w:rFonts w:ascii="TH SarabunPSK" w:hAnsi="TH SarabunPSK" w:cs="TH SarabunPSK"/>
+          <w:sz w:val="32"/>
+          <w:szCs w:val="32"/>
+          <w:cs/>
+        </w:rPr>
+        <w:t>ไซเคิล</w:t>
+      </w:r>
+      <w:proofErr w:type="spellEnd"/>
+      <w:r>
+        <w:rPr>
+          <w:rFonts w:ascii="TH SarabunPSK" w:hAnsi="TH SarabunPSK" w:cs="TH SarabunPSK"/>
+          <w:sz w:val="32"/>
+          <w:szCs w:val="32"/>
+          <w:cs/>
+        </w:rPr>
+        <w:t>ได้อย่างถูกต้อง</w:t>
+      </w:r>
+      <w:r>
+        <w:rPr>
+          <w:rFonts w:ascii="TH SarabunPSK" w:hAnsi="TH SarabunPSK" w:cs="TH SarabunPSK"/>
+          <w:sz w:val="32"/>
+          <w:szCs w:val="32"/>
+        </w:rPr>
+        <w:t xml:space="preserve"> </w:t>
+      </w:r>
+    </w:p>
+    <w:p>
+      <w:pPr>
+        <w:spacing w:after="0" w:line="240" w:lineRule="auto"/>
+        <w:rPr>
+          <w:rFonts w:ascii="TH SarabunPSK" w:hAnsi="TH SarabunPSK" w:cs="TH SarabunPSK"/>
+          <w:sz w:val="32"/>
+          <w:szCs w:val="32"/>
+        </w:rPr>
+      </w:pPr>
+      <w:r>
+        <w:rPr>
+          <w:rFonts w:ascii="TH SarabunPSK" w:hAnsi="TH SarabunPSK" w:cs="TH SarabunPSK" w:hint="cs"/>
+          <w:sz w:val="32"/>
+          <w:szCs w:val="32"/>
+          <w:cs/>
+        </w:rPr>
+        <w:t xml:space="preserve">        </w:t>
+      </w:r>
+      <w:r>
+        <w:rPr>
+          <w:rFonts w:ascii="TH SarabunPSK" w:hAnsi="TH SarabunPSK" w:cs="TH SarabunPSK"/>
+          <w:sz w:val="32"/>
+          <w:szCs w:val="32"/>
+          <w:cs/>
+        </w:rPr>
+        <w:t>สำหรับวิธีการเริ่มต้นแยกขยะในชีวิตประจำวันอย่างถูกวิธี สามารถทำได้ง่าย ๆ ตามหลักการดังต่อไปนี้</w:t>
+      </w:r>
+    </w:p>
+    <w:p>
+      <w:pPr>
+        <w:spacing w:after="0" w:line="240" w:lineRule="auto"/>
+        <w:rPr>
+          <w:rFonts w:ascii="TH SarabunPSK" w:hAnsi="TH SarabunPSK" w:cs="TH SarabunPSK"/>
+          <w:sz w:val="32"/>
+          <w:szCs w:val="32"/>
+        </w:rPr>
+      </w:pPr>
+      <w:r>
+        <w:rPr>
+          <w:rFonts w:ascii="TH SarabunPSK" w:hAnsi="TH SarabunPSK" w:cs="TH SarabunPSK" w:hint="cs"/>
+          <w:sz w:val="32"/>
+          <w:szCs w:val="32"/>
+          <w:cs/>
+        </w:rPr>
+        <w:t xml:space="preserve">        </w:t>
+      </w:r>
+      <w:r>
+        <w:rPr>
+          <w:rFonts w:ascii="TH SarabunPSK" w:hAnsi="TH SarabunPSK" w:cs="TH SarabunPSK" w:hint="cs"/>
+          <w:sz w:val="32"/>
+          <w:szCs w:val="32"/>
+          <w:cs/>
+        </w:rPr>
+        <w:t>1.</w:t>
+      </w:r>
+      <w:r>
+        <w:rPr>
+          <w:rFonts w:ascii="TH SarabunPSK" w:hAnsi="TH SarabunPSK" w:cs="TH SarabunPSK" w:hint="cs"/>
+          <w:sz w:val="32"/>
+          <w:szCs w:val="32"/>
+          <w:cs/>
+        </w:rPr>
+        <w:t xml:space="preserve"> </w:t>
+      </w:r>
+      <w:r>
+        <w:rPr>
+          <w:rFonts w:ascii="TH SarabunPSK" w:hAnsi="TH SarabunPSK" w:cs="TH SarabunPSK"/>
+          <w:sz w:val="32"/>
+          <w:szCs w:val="32"/>
+          <w:cs/>
+        </w:rPr>
+        <w:t>หลีกเลี่ยงการสร้างขยะชิ้นเล็กชิ้นน้อย</w:t>
+      </w:r>
+      <w:r>
+        <w:rPr>
+          <w:rFonts w:ascii="TH SarabunPSK" w:hAnsi="TH SarabunPSK" w:cs="TH SarabunPSK"/>
+          <w:sz w:val="32"/>
+          <w:szCs w:val="32"/>
+        </w:rPr>
+        <w:t xml:space="preserve"> </w:t>
+      </w:r>
+      <w:r>
+        <w:rPr>
+          <w:rFonts w:ascii="TH SarabunPSK" w:hAnsi="TH SarabunPSK" w:cs="TH SarabunPSK"/>
+          <w:sz w:val="32"/>
+          <w:szCs w:val="32"/>
+          <w:cs/>
+        </w:rPr>
+        <w:t>เพื่อป้องกันไม่ให้เศษขยะเหล่านี้หลุดลอดไปสู่ธรรมชาติได้ง่าย เช่น การทิ้งกล่องนมยูเอชที ไม่ควรดึงซองพลาสติกหุ้มหลอดฉีกขาดออกเป็นชิ้นเล็ก ๆ แต่ควรใช้วิธีดันหลอดกระดาษเข้าไปในกล่อง แล้วพับกล่องให้แบนและเล็กก่อนทิ้งลงถังขยะรี</w:t>
+      </w:r>
+      <w:proofErr w:type="spellStart"/>
+      <w:r>
+        <w:rPr>
+          <w:rFonts w:ascii="TH SarabunPSK" w:hAnsi="TH SarabunPSK" w:cs="TH SarabunPSK"/>
+          <w:sz w:val="32"/>
+          <w:szCs w:val="32"/>
+          <w:cs/>
+        </w:rPr>
+        <w:t>ไซเคิล</w:t>
+      </w:r>
+      <w:proofErr w:type="spellEnd"/>
+      <w:r>
+        <w:rPr>
+          <w:rFonts w:ascii="TH SarabunPSK" w:hAnsi="TH SarabunPSK" w:cs="TH SarabunPSK"/>
+          <w:sz w:val="32"/>
+          <w:szCs w:val="32"/>
+          <w:cs/>
+        </w:rPr>
+        <w:t xml:space="preserve"> ซึ่งวิธีนี้นอกจากจะช่วยลดจำนวนชิ้นขยะแล้ว ยังช่วยลดพื้นที่ที่ใช้ในการรับขยะได้อีกด้วย</w:t>
+      </w:r>
+      <w:r>
+        <w:rPr>
+          <w:rFonts w:ascii="TH SarabunPSK" w:hAnsi="TH SarabunPSK" w:cs="TH SarabunPSK"/>
+          <w:sz w:val="32"/>
+          <w:szCs w:val="32"/>
+        </w:rPr>
+        <w:t xml:space="preserve"> </w:t>
+      </w:r>
+    </w:p>
+    <w:p>
+      <w:pPr>
+        <w:spacing w:after="0" w:line="240" w:lineRule="auto"/>
+        <w:rPr>
+          <w:rFonts w:ascii="TH SarabunPSK" w:hAnsi="TH SarabunPSK" w:cs="TH SarabunPSK"/>
+          <w:sz w:val="32"/>
+          <w:szCs w:val="32"/>
+        </w:rPr>
+      </w:pPr>
+      <w:r>
+        <w:rPr>
+          <w:rFonts w:ascii="TH SarabunPSK" w:hAnsi="TH SarabunPSK" w:cs="TH SarabunPSK" w:hint="cs"/>
+          <w:sz w:val="32"/>
+          <w:szCs w:val="32"/>
+          <w:cs/>
+        </w:rPr>
+        <w:t xml:space="preserve">        2.</w:t>
+      </w:r>
+      <w:r>
+        <w:rPr>
+          <w:rFonts w:ascii="TH SarabunPSK" w:hAnsi="TH SarabunPSK" w:cs="TH SarabunPSK" w:hint="cs"/>
+          <w:sz w:val="32"/>
+          <w:szCs w:val="32"/>
+          <w:cs/>
+        </w:rPr>
+        <w:t xml:space="preserve"> </w:t>
+      </w:r>
+      <w:r>
+        <w:rPr>
+          <w:rFonts w:ascii="TH SarabunPSK" w:hAnsi="TH SarabunPSK" w:cs="TH SarabunPSK"/>
+          <w:sz w:val="32"/>
+          <w:szCs w:val="32"/>
+          <w:cs/>
+        </w:rPr>
+        <w:t>แยกขยะเปียกและขยะแห้ง</w:t>
+      </w:r>
+      <w:r>
+        <w:rPr>
+          <w:rFonts w:ascii="TH SarabunPSK" w:hAnsi="TH SarabunPSK" w:cs="TH SarabunPSK"/>
+          <w:sz w:val="32"/>
+          <w:szCs w:val="32"/>
+        </w:rPr>
+        <w:t xml:space="preserve"> </w:t>
+      </w:r>
+      <w:r>
+        <w:rPr>
+          <w:rFonts w:ascii="TH SarabunPSK" w:hAnsi="TH SarabunPSK" w:cs="TH SarabunPSK"/>
+          <w:sz w:val="32"/>
+          <w:szCs w:val="32"/>
+          <w:cs/>
+        </w:rPr>
+        <w:t>เป็นจุดเริ่มต้นที่ง่ายที่สุด เพราะการทิ้งขยะเปียกรวมกับขยะแห้งโดยไม่มีการแยกถัง จะทำให้ขยะทั้งหมดเกิดการเน่าเสีย การแยกขยะเปียกออกไปจึงช่วยลดปริมาณขยะเน่าเสียและลดกลิ่นรบกวนได้</w:t>
+      </w:r>
+      <w:r>
+        <w:rPr>
+          <w:rFonts w:ascii="TH SarabunPSK" w:hAnsi="TH SarabunPSK" w:cs="TH SarabunPSK"/>
+          <w:sz w:val="32"/>
+          <w:szCs w:val="32"/>
+        </w:rPr>
+        <w:t xml:space="preserve"> </w:t>
+      </w:r>
+    </w:p>
+    <w:p>
+      <w:pPr>
+        <w:spacing w:after="0" w:line="240" w:lineRule="auto"/>
+        <w:rPr>
+          <w:rFonts w:ascii="TH SarabunPSK" w:hAnsi="TH SarabunPSK" w:cs="TH SarabunPSK"/>
+          <w:sz w:val="32"/>
+          <w:szCs w:val="32"/>
+        </w:rPr>
+      </w:pPr>
+      <w:r>
+        <w:rPr>
+          <w:rFonts w:ascii="TH SarabunPSK" w:hAnsi="TH SarabunPSK" w:cs="TH SarabunPSK" w:hint="cs"/>
+          <w:sz w:val="32"/>
+          <w:szCs w:val="32"/>
+          <w:cs/>
+        </w:rPr>
+        <w:t xml:space="preserve">        3.</w:t>
+      </w:r>
+      <w:r>
+        <w:rPr>
+          <w:rFonts w:ascii="TH SarabunPSK" w:hAnsi="TH SarabunPSK" w:cs="TH SarabunPSK" w:hint="cs"/>
+          <w:sz w:val="32"/>
+          <w:szCs w:val="32"/>
+          <w:cs/>
+        </w:rPr>
+        <w:t xml:space="preserve"> </w:t>
+      </w:r>
+      <w:r>
+        <w:rPr>
+          <w:rFonts w:ascii="TH SarabunPSK" w:hAnsi="TH SarabunPSK" w:cs="TH SarabunPSK"/>
+          <w:sz w:val="32"/>
+          <w:szCs w:val="32"/>
+          <w:cs/>
+        </w:rPr>
+        <w:t>พับ อัดขยะ และมัดปากถุง</w:t>
+      </w:r>
+      <w:r>
+        <w:rPr>
+          <w:rFonts w:ascii="TH SarabunPSK" w:hAnsi="TH SarabunPSK" w:cs="TH SarabunPSK"/>
+          <w:sz w:val="32"/>
+          <w:szCs w:val="32"/>
+        </w:rPr>
+        <w:t xml:space="preserve"> </w:t>
+      </w:r>
+      <w:r>
+        <w:rPr>
+          <w:rFonts w:ascii="TH SarabunPSK" w:hAnsi="TH SarabunPSK" w:cs="TH SarabunPSK"/>
+          <w:sz w:val="32"/>
+          <w:szCs w:val="32"/>
+          <w:cs/>
+        </w:rPr>
+        <w:t>ก่อนนำไปทิ้งควรลดขนาดขยะโดยการพับและอัดขยะให้แน่น ๆ เพื่อใช้พื้นที่ให้น้อยที่สุด แล้วมัดปากถุงให้เรียบร้อยเพื่อหลีกเลี่ยงการถูกขุดคุ้ยจากสัตว์</w:t>
+      </w:r>
+      <w:r>
+        <w:rPr>
+          <w:rFonts w:ascii="TH SarabunPSK" w:hAnsi="TH SarabunPSK" w:cs="TH SarabunPSK"/>
+          <w:sz w:val="32"/>
+          <w:szCs w:val="32"/>
+        </w:rPr>
+        <w:t xml:space="preserve"> </w:t>
+      </w:r>
+      <w:r>
+        <w:rPr>
+          <w:rFonts w:ascii="TH SarabunPSK" w:hAnsi="TH SarabunPSK" w:cs="TH SarabunPSK"/>
+          <w:sz w:val="32"/>
+          <w:szCs w:val="32"/>
+          <w:cs/>
+        </w:rPr>
+        <w:t xml:space="preserve">วิธีนี้จะช่วยลดกลิ่นไม่พึงประสงค์ </w:t>
+      </w:r>
+    </w:p>
+    <w:p>
+      <w:pPr>
+        <w:spacing w:after="0" w:line="240" w:lineRule="auto"/>
+        <w:rPr>
+          <w:rFonts w:ascii="TH SarabunPSK" w:hAnsi="TH SarabunPSK" w:cs="TH SarabunPSK"/>
+          <w:sz w:val="32"/>
+          <w:szCs w:val="32"/>
+        </w:rPr>
+      </w:pPr>
+      <w:r>
+        <w:rPr>
+          <w:rFonts w:ascii="TH SarabunPSK" w:hAnsi="TH SarabunPSK" w:cs="TH SarabunPSK"/>
+          <w:sz w:val="32"/>
+          <w:szCs w:val="32"/>
+          <w:cs/>
+        </w:rPr>
+        <w:t>เพิ่มพื้นที่ในถังขยะ และยังช่วยลดเวลาในการทำงานของเจ้าหน้าที่เก็บขยะได้อีกด้วย</w:t>
+      </w:r>
+      <w:r>
+        <w:rPr>
+          <w:rFonts w:ascii="TH SarabunPSK" w:hAnsi="TH SarabunPSK" w:cs="TH SarabunPSK"/>
+          <w:sz w:val="32"/>
+          <w:szCs w:val="32"/>
+        </w:rPr>
+        <w:t xml:space="preserve"> </w:t>
+      </w:r>
+    </w:p>
+    <w:p>
+      <w:pPr>
+        <w:spacing w:after="0" w:line="240" w:lineRule="auto"/>
+        <w:rPr>
+          <w:rFonts w:ascii="TH SarabunPSK" w:hAnsi="TH SarabunPSK" w:cs="TH SarabunPSK"/>
+          <w:sz w:val="32"/>
+          <w:szCs w:val="32"/>
+        </w:rPr>
+      </w:pPr>
+      <w:r>
+        <w:rPr>
+          <w:rFonts w:ascii="TH SarabunPSK" w:hAnsi="TH SarabunPSK" w:cs="TH SarabunPSK" w:hint="cs"/>
+          <w:sz w:val="32"/>
+          <w:szCs w:val="32"/>
+          <w:cs/>
+        </w:rPr>
+        <w:t xml:space="preserve">        4.</w:t>
+      </w:r>
+      <w:r>
+        <w:rPr>
+          <w:rFonts w:ascii="TH SarabunPSK" w:hAnsi="TH SarabunPSK" w:cs="TH SarabunPSK" w:hint="cs"/>
+          <w:sz w:val="32"/>
+          <w:szCs w:val="32"/>
+          <w:cs/>
+        </w:rPr>
+        <w:t xml:space="preserve"> </w:t>
+      </w:r>
+      <w:r>
+        <w:rPr>
+          <w:rFonts w:ascii="TH SarabunPSK" w:hAnsi="TH SarabunPSK" w:cs="TH SarabunPSK"/>
+          <w:sz w:val="32"/>
+          <w:szCs w:val="32"/>
+          <w:cs/>
+        </w:rPr>
+        <w:t>ทิ้งให้ถูกถัง</w:t>
+      </w:r>
+      <w:r>
+        <w:rPr>
+          <w:rFonts w:ascii="TH SarabunPSK" w:hAnsi="TH SarabunPSK" w:cs="TH SarabunPSK"/>
+          <w:sz w:val="32"/>
+          <w:szCs w:val="32"/>
+        </w:rPr>
+        <w:t xml:space="preserve"> </w:t>
+      </w:r>
+      <w:r>
+        <w:rPr>
+          <w:rFonts w:ascii="TH SarabunPSK" w:hAnsi="TH SarabunPSK" w:cs="TH SarabunPSK"/>
+          <w:sz w:val="32"/>
+          <w:szCs w:val="32"/>
+          <w:cs/>
+        </w:rPr>
+        <w:t>การแยกขยะทิ้งให้ถูกถังคือจุดเริ่มต้นของการลดปริมาณขยะ ช่วยทำให้ขยะที่ต้องนำไปกำจัดจริง ๆ เหลือน้อยลง และเป็นการนำขยะส่วนที่สามารถรี</w:t>
+      </w:r>
+      <w:proofErr w:type="spellStart"/>
+      <w:r>
+        <w:rPr>
+          <w:rFonts w:ascii="TH SarabunPSK" w:hAnsi="TH SarabunPSK" w:cs="TH SarabunPSK"/>
+          <w:sz w:val="32"/>
+          <w:szCs w:val="32"/>
+          <w:cs/>
+        </w:rPr>
+        <w:t>ไซเคิล</w:t>
+      </w:r>
+      <w:proofErr w:type="spellEnd"/>
+      <w:r>
+        <w:rPr>
+          <w:rFonts w:ascii="TH SarabunPSK" w:hAnsi="TH SarabunPSK" w:cs="TH SarabunPSK"/>
+          <w:sz w:val="32"/>
+          <w:szCs w:val="32"/>
+          <w:cs/>
+        </w:rPr>
+        <w:t>ได้เข้าสู่กระบวนการจัดการ เพื่อเกิดเป็นวัสดุใหม่</w:t>
+      </w:r>
+    </w:p>
+    <w:p>
+      <w:pPr>
+        <w:spacing w:after="0" w:line="240" w:lineRule="auto"/>
+        <w:rPr>
+          <w:rFonts w:ascii="TH SarabunPSK" w:hAnsi="TH SarabunPSK" w:cs="TH SarabunPSK"/>
+          <w:sz w:val="32"/>
+          <w:szCs w:val="32"/>
+        </w:rPr>
+      </w:pPr>
+      <w:r>
+        <w:rPr>
+          <w:rFonts w:ascii="TH SarabunPSK" w:hAnsi="TH SarabunPSK" w:cs="TH SarabunPSK"/>
+          <w:sz w:val="32"/>
+          <w:szCs w:val="32"/>
+          <w:cs/>
+        </w:rPr>
+        <w:t>ที่นำกลับมาใช้ประโยชน์ได้อีกครั้ง</w:t>
+      </w:r>
+    </w:p>
+    <w:p>
+      <w:pPr>
+        <w:spacing w:after="0" w:line="240" w:lineRule="auto"/>
+        <w:rPr>
+          <w:rFonts w:ascii="TH SarabunPSK" w:hAnsi="TH SarabunPSK" w:cs="TH SarabunPSK"/>
+          <w:sz w:val="32"/>
+          <w:szCs w:val="32"/>
+        </w:rPr>
+      </w:pPr>
+    </w:p>
+    <w:p>
+      <w:pPr>
+        <w:spacing w:after="0" w:line="240" w:lineRule="auto"/>
         <w:rPr>
           <w:rFonts w:ascii="TH SarabunPSK" w:hAnsi="TH SarabunPSK" w:cs="TH SarabunPSK"/>
           <w:b/>
           <w:bCs/>
           <w:sz w:val="32"/>
           <w:szCs w:val="32"/>
-          <w:cs/>
-        </w:rPr>
-        <w:t>การจัดการขยะรีไซเคิล</w:t>
-      </w:r>
-    </w:p>
-    <w:p>
-      <w:pPr>
-        <w:spacing w:after="0" w:line="240" w:lineRule="auto"/>
-        <w:rPr>
-          <w:rFonts w:ascii="TH SarabunPSK" w:hAnsi="TH SarabunPSK" w:cs="TH SarabunPSK"/>
-          <w:sz w:val="32"/>
-          <w:szCs w:val="32"/>
-        </w:rPr>
-      </w:pPr>
-      <w:r>
-        <w:rPr>
-          <w:rFonts w:ascii="TH SarabunPSK" w:hAnsi="TH SarabunPSK" w:cs="TH SarabunPSK" w:hint="cs"/>
-          <w:sz w:val="32"/>
-          <w:szCs w:val="32"/>
-          <w:cs/>
-        </w:rPr>
-        <w:t xml:space="preserve">        </w:t>
-      </w:r>
-      <w:r>
-        <w:rPr>
-          <w:rFonts w:ascii="TH SarabunPSK" w:hAnsi="TH SarabunPSK" w:cs="TH SarabunPSK"/>
-          <w:sz w:val="32"/>
-          <w:szCs w:val="32"/>
-          <w:cs/>
-        </w:rPr>
-        <w:t>ปัญหาขยะล้นเมืองในประเทศไทยยังคงเป็นปัญหาที่แก้ไขได้ยาก เนื่องจากประชาชนส่วนใหญ่ยังไม่มีความเข้าใจเรื่องของการคัดแยกขยะ รวมถึงการกำจัดขยะที่ถูกวิธี โดยเฉพาะในเมืองใหญ่ที่มีจำนวนประชากรหนาแน่นมักจะพบปัญหาการถ่ายเทขยะไม่ทัน ส่งผลให้เกิดปัญหาขยะสะสมจนกลายเป็นวิกฤตด้านการจัดการขยะ โดยทั่วไปแล้วขยะที่พบมากที่สุดในชีวิตประจำวันคือบรรจุภัณฑ์อย่างขวดพลาสติกและกระป๋องอะลูมิเนียม ซึ่งหากถูกทิ้งลงไปในระบบขยะทั่วไปโดยไม่ได้รับการคัดแยกอย่างถูกต้อง จะกลายเป็นภาระของสิ่งแวดล้อมและทำให้เสียโอกาสในการนำกลับมาใช้ใหม่  การแยกขยะก่อนทิ้งจึงเป็นสิ่งสำคัญที่จะช่วยให้ง่ายต่อการจัดการตั้งแต่ต้นทางจนถึงปลายทาง และช่วยพาขยะเข้าสู่กระบวนการรีไซเคิล เพื่อคืนชีพขยะที่เคยไร้ค่าให้กลับมาใช้ประโยชน์ได้ต่อ คำว่า "รีไซเคิล (</w:t>
-      </w:r>
-      <w:r>
-        <w:rPr>
-          <w:rFonts w:ascii="TH SarabunPSK" w:hAnsi="TH SarabunPSK" w:cs="TH SarabunPSK"/>
-          <w:sz w:val="32"/>
-          <w:szCs w:val="32"/>
-        </w:rPr>
-        <w:t xml:space="preserve">Recycle)" </w:t>
-      </w:r>
-      <w:r>
-        <w:rPr>
-          <w:rFonts w:ascii="TH SarabunPSK" w:hAnsi="TH SarabunPSK" w:cs="TH SarabunPSK"/>
-          <w:sz w:val="32"/>
-          <w:szCs w:val="32"/>
-          <w:cs/>
-        </w:rPr>
-        <w:t>คือการนำขยะหรือวัสดุที่ใช้แล้วมาแปรรูปหรือปรับปรุงคุณภาพใหม่ให้เทียบเท่าและใกล้เคียงกับของเดิม โดยผ่านกระบวนการแปรสภาพให้นำกลับมาใช้งานได้อีกครั้ง ซึ่งจะแตกต่างจากการ "รียูส (</w:t>
-      </w:r>
-      <w:r>
-        <w:rPr>
-          <w:rFonts w:ascii="TH SarabunPSK" w:hAnsi="TH SarabunPSK" w:cs="TH SarabunPSK"/>
-          <w:sz w:val="32"/>
-          <w:szCs w:val="32"/>
-        </w:rPr>
-        <w:t xml:space="preserve">Reuse)" </w:t>
-      </w:r>
-      <w:r>
-        <w:rPr>
-          <w:rFonts w:ascii="TH SarabunPSK" w:hAnsi="TH SarabunPSK" w:cs="TH SarabunPSK"/>
-          <w:sz w:val="32"/>
-          <w:szCs w:val="32"/>
-          <w:cs/>
-        </w:rPr>
-        <w:t>ที่เป็นการนำวัสดุกลับมาใช้ซ้ำโดยไม่ผ่านการแปรสภาพ การแยกขยะเพื่อนำไปรีไซเคิลนอกจากจะช่วยให้โลกมีขยะลดน้อยลงแล้ว ยังช่วยจัดการขยะในบ้านให้เป็นระเบียบเรียบร้อย ปลูกฝังพฤติกรรมรักษ์โลกให้กับเด็กและคนในครอบครัว รวมถึงสามารถสร้างรายได้เล็ก ๆ น้อย ๆ จากการขายขยะรีไซเคิลได้อีกด้วย  ในการจัดการขยะรีไซเคิล วัสดุแต่ละประเภทจะมีคุณค่าและรายละเอียดในการจัดการที่แตกต่างกัน ได้แก่</w:t>
-      </w:r>
-    </w:p>
-    <w:p>
-      <w:pPr>
-        <w:spacing w:after="0" w:line="240" w:lineRule="auto"/>
-        <w:rPr>
-          <w:rFonts w:ascii="TH SarabunPSK" w:hAnsi="TH SarabunPSK" w:cs="TH SarabunPSK"/>
-          <w:sz w:val="32"/>
-          <w:szCs w:val="32"/>
-        </w:rPr>
-      </w:pPr>
-      <w:r>
-        <w:rPr>
-          <w:rFonts w:ascii="TH SarabunPSK" w:hAnsi="TH SarabunPSK" w:cs="TH SarabunPSK" w:hint="cs"/>
-          <w:sz w:val="32"/>
-          <w:szCs w:val="32"/>
-          <w:cs/>
-        </w:rPr>
-        <w:t xml:space="preserve">        1.</w:t>
-      </w:r>
-      <w:r>
-        <w:rPr>
-          <w:rFonts w:ascii="TH SarabunPSK" w:hAnsi="TH SarabunPSK" w:cs="TH SarabunPSK" w:hint="cs"/>
-          <w:sz w:val="32"/>
-          <w:szCs w:val="32"/>
-          <w:cs/>
-        </w:rPr>
-        <w:t xml:space="preserve"> </w:t>
-      </w:r>
-      <w:r>
-        <w:rPr>
-          <w:rFonts w:ascii="TH SarabunPSK" w:hAnsi="TH SarabunPSK" w:cs="TH SarabunPSK"/>
-          <w:sz w:val="32"/>
-          <w:szCs w:val="32"/>
-          <w:cs/>
-        </w:rPr>
-        <w:t>กระป๋องอะลูมิเนียม</w:t>
-      </w:r>
-      <w:r>
-        <w:rPr>
-          <w:rFonts w:ascii="TH SarabunPSK" w:hAnsi="TH SarabunPSK" w:cs="TH SarabunPSK"/>
-          <w:sz w:val="32"/>
-          <w:szCs w:val="32"/>
-        </w:rPr>
-        <w:t xml:space="preserve"> </w:t>
-      </w:r>
-      <w:r>
-        <w:rPr>
-          <w:rFonts w:ascii="TH SarabunPSK" w:hAnsi="TH SarabunPSK" w:cs="TH SarabunPSK"/>
-          <w:sz w:val="32"/>
-          <w:szCs w:val="32"/>
-          <w:cs/>
-        </w:rPr>
-        <w:t xml:space="preserve">เป็นวัสดุที่สามารถถูกนำกลับมารีไซเคิลเป็นกระป๋องใหม่ได้ ซึ่งช่วยลดการผลิตคาร์บอนไดออกไซด์ได้ถึง </w:t>
-      </w:r>
-      <w:r>
-        <w:rPr>
-          <w:rFonts w:ascii="TH SarabunPSK" w:hAnsi="TH SarabunPSK" w:cs="TH SarabunPSK"/>
-          <w:sz w:val="32"/>
-          <w:szCs w:val="32"/>
-        </w:rPr>
-        <w:t xml:space="preserve">9.13 </w:t>
-      </w:r>
-      <w:r>
-        <w:rPr>
-          <w:rFonts w:ascii="TH SarabunPSK" w:hAnsi="TH SarabunPSK" w:cs="TH SarabunPSK"/>
-          <w:sz w:val="32"/>
-          <w:szCs w:val="32"/>
-          <w:cs/>
-        </w:rPr>
-        <w:t>กิโลกรัมต่อหนึ่งกิโลกรัม</w:t>
-      </w:r>
-      <w:r>
-        <w:rPr>
-          <w:rFonts w:ascii="TH SarabunPSK" w:hAnsi="TH SarabunPSK" w:cs="TH SarabunPSK"/>
-          <w:sz w:val="32"/>
-          <w:szCs w:val="32"/>
-        </w:rPr>
-        <w:t xml:space="preserve"> </w:t>
-      </w:r>
-      <w:r>
-        <w:rPr>
-          <w:rFonts w:ascii="TH SarabunPSK" w:hAnsi="TH SarabunPSK" w:cs="TH SarabunPSK"/>
-          <w:sz w:val="32"/>
-          <w:szCs w:val="32"/>
-          <w:cs/>
-        </w:rPr>
-        <w:t xml:space="preserve">หากเรานำกระป๋องไปรีไซเคิลเพียงวันละ </w:t>
-      </w:r>
-      <w:r>
-        <w:rPr>
-          <w:rFonts w:ascii="TH SarabunPSK" w:hAnsi="TH SarabunPSK" w:cs="TH SarabunPSK"/>
-          <w:sz w:val="32"/>
-          <w:szCs w:val="32"/>
-        </w:rPr>
-        <w:t xml:space="preserve">1 </w:t>
-      </w:r>
-      <w:r>
-        <w:rPr>
-          <w:rFonts w:ascii="TH SarabunPSK" w:hAnsi="TH SarabunPSK" w:cs="TH SarabunPSK"/>
-          <w:sz w:val="32"/>
-          <w:szCs w:val="32"/>
-          <w:cs/>
-        </w:rPr>
-        <w:t xml:space="preserve">กระป๋อง </w:t>
-      </w:r>
-    </w:p>
-    <w:p>
-      <w:pPr>
-        <w:spacing w:after="0" w:line="240" w:lineRule="auto"/>
-        <w:rPr>
-          <w:rFonts w:ascii="TH SarabunPSK" w:hAnsi="TH SarabunPSK" w:cs="TH SarabunPSK"/>
-          <w:sz w:val="32"/>
-          <w:szCs w:val="32"/>
-        </w:rPr>
-      </w:pPr>
-      <w:r>
-        <w:rPr>
-          <w:rFonts w:ascii="TH SarabunPSK" w:hAnsi="TH SarabunPSK" w:cs="TH SarabunPSK"/>
-          <w:sz w:val="32"/>
-          <w:szCs w:val="32"/>
-          <w:cs/>
-        </w:rPr>
-        <w:t xml:space="preserve">ในระยะเวลา </w:t>
-      </w:r>
-      <w:r>
-        <w:rPr>
-          <w:rFonts w:ascii="TH SarabunPSK" w:hAnsi="TH SarabunPSK" w:cs="TH SarabunPSK"/>
-          <w:sz w:val="32"/>
-          <w:szCs w:val="32"/>
-        </w:rPr>
-        <w:t xml:space="preserve">1 </w:t>
-      </w:r>
-      <w:r>
-        <w:rPr>
-          <w:rFonts w:ascii="TH SarabunPSK" w:hAnsi="TH SarabunPSK" w:cs="TH SarabunPSK"/>
-          <w:sz w:val="32"/>
-          <w:szCs w:val="32"/>
-          <w:cs/>
-        </w:rPr>
-        <w:t xml:space="preserve">ปี จะมีค่าเทียบเท่ากับการปลูกต้นไม้ถึง </w:t>
-      </w:r>
-      <w:r>
-        <w:rPr>
-          <w:rFonts w:ascii="TH SarabunPSK" w:hAnsi="TH SarabunPSK" w:cs="TH SarabunPSK"/>
-          <w:sz w:val="32"/>
-          <w:szCs w:val="32"/>
-        </w:rPr>
-        <w:t xml:space="preserve">3.3 </w:t>
-      </w:r>
-      <w:r>
-        <w:rPr>
-          <w:rFonts w:ascii="TH SarabunPSK" w:hAnsi="TH SarabunPSK" w:cs="TH SarabunPSK"/>
-          <w:sz w:val="32"/>
-          <w:szCs w:val="32"/>
-          <w:cs/>
-        </w:rPr>
-        <w:t>ต้น</w:t>
-      </w:r>
-    </w:p>
-    <w:p>
-      <w:pPr>
-        <w:spacing w:after="0" w:line="240" w:lineRule="auto"/>
-        <w:rPr>
-          <w:rFonts w:ascii="TH SarabunPSK" w:hAnsi="TH SarabunPSK" w:cs="TH SarabunPSK"/>
-          <w:sz w:val="32"/>
-          <w:szCs w:val="32"/>
-        </w:rPr>
-      </w:pPr>
-      <w:r>
-        <w:rPr>
-          <w:rFonts w:ascii="TH SarabunPSK" w:hAnsi="TH SarabunPSK" w:cs="TH SarabunPSK"/>
-          <w:sz w:val="32"/>
-          <w:szCs w:val="32"/>
-        </w:rPr>
-        <w:t xml:space="preserve">        2.</w:t>
-      </w:r>
-      <w:r>
-        <w:rPr>
-          <w:rFonts w:ascii="TH SarabunPSK" w:hAnsi="TH SarabunPSK" w:cs="TH SarabunPSK"/>
-          <w:sz w:val="32"/>
-          <w:szCs w:val="32"/>
-        </w:rPr>
-        <w:t xml:space="preserve"> </w:t>
-      </w:r>
-      <w:r>
-        <w:rPr>
-          <w:rFonts w:ascii="TH SarabunPSK" w:hAnsi="TH SarabunPSK" w:cs="TH SarabunPSK"/>
-          <w:sz w:val="32"/>
-          <w:szCs w:val="32"/>
-          <w:cs/>
-        </w:rPr>
-        <w:t>พลาสติก</w:t>
-      </w:r>
-      <w:r>
-        <w:rPr>
-          <w:rFonts w:ascii="TH SarabunPSK" w:hAnsi="TH SarabunPSK" w:cs="TH SarabunPSK"/>
-          <w:sz w:val="32"/>
-          <w:szCs w:val="32"/>
-        </w:rPr>
-        <w:t xml:space="preserve"> </w:t>
-      </w:r>
-      <w:r>
-        <w:rPr>
-          <w:rFonts w:ascii="TH SarabunPSK" w:hAnsi="TH SarabunPSK" w:cs="TH SarabunPSK"/>
-          <w:sz w:val="32"/>
-          <w:szCs w:val="32"/>
-          <w:cs/>
-        </w:rPr>
-        <w:t>เป็นขยะที่ใช้เวลาในการย่อยสลายนานที่สุดและมีปริมาณเยอะมากที่สุดในโลก โดยเฉพาะขวดพลาสติกที่ผู้คนใช้ในชีวิตประจำวัน</w:t>
-      </w:r>
-      <w:r>
-        <w:rPr>
-          <w:rFonts w:ascii="TH SarabunPSK" w:hAnsi="TH SarabunPSK" w:cs="TH SarabunPSK"/>
-          <w:sz w:val="32"/>
-          <w:szCs w:val="32"/>
-        </w:rPr>
-        <w:t xml:space="preserve"> </w:t>
-      </w:r>
-      <w:r>
-        <w:rPr>
-          <w:rFonts w:ascii="TH SarabunPSK" w:hAnsi="TH SarabunPSK" w:cs="TH SarabunPSK"/>
-          <w:sz w:val="32"/>
-          <w:szCs w:val="32"/>
-          <w:cs/>
-        </w:rPr>
-        <w:t>การจะนำพลาสติกกลับไปรีไซเคิลนั้น จำเป็นต้องสังเกตสัญลักษณ์ที่ด้านล่างของบรรจุภัณฑ์ เพื่อที่จะได้แยกประเภทออกมาและส่งไปรีไซเคิลได้อย่างถูกต้อง</w:t>
-      </w:r>
-      <w:r>
-        <w:rPr>
-          <w:rFonts w:ascii="TH SarabunPSK" w:hAnsi="TH SarabunPSK" w:cs="TH SarabunPSK"/>
-          <w:sz w:val="32"/>
-          <w:szCs w:val="32"/>
-        </w:rPr>
-        <w:t xml:space="preserve"> </w:t>
-      </w:r>
-    </w:p>
-    <w:p>
-      <w:pPr>
-        <w:spacing w:after="0" w:line="240" w:lineRule="auto"/>
-        <w:rPr>
-          <w:rFonts w:ascii="TH SarabunPSK" w:hAnsi="TH SarabunPSK" w:cs="TH SarabunPSK"/>
-          <w:sz w:val="32"/>
-          <w:szCs w:val="32"/>
-        </w:rPr>
-      </w:pPr>
-      <w:r>
-        <w:rPr>
-          <w:rFonts w:ascii="TH SarabunPSK" w:hAnsi="TH SarabunPSK" w:cs="TH SarabunPSK" w:hint="cs"/>
-          <w:sz w:val="32"/>
-          <w:szCs w:val="32"/>
-          <w:cs/>
-        </w:rPr>
-        <w:t xml:space="preserve">        </w:t>
-      </w:r>
-      <w:r>
-        <w:rPr>
-          <w:rFonts w:ascii="TH SarabunPSK" w:hAnsi="TH SarabunPSK" w:cs="TH SarabunPSK"/>
-          <w:sz w:val="32"/>
-          <w:szCs w:val="32"/>
-          <w:cs/>
-        </w:rPr>
-        <w:t>สำหรับวิธีการเริ่มต้นแยกขยะในชีวิตประจำวันอย่างถูกวิธี สามารถทำได้ง่าย ๆ ตามหลักการดังต่อไปนี้</w:t>
-      </w:r>
-    </w:p>
-    <w:p>
-      <w:pPr>
-        <w:spacing w:after="0" w:line="240" w:lineRule="auto"/>
-        <w:rPr>
-          <w:rFonts w:ascii="TH SarabunPSK" w:hAnsi="TH SarabunPSK" w:cs="TH SarabunPSK"/>
-          <w:sz w:val="32"/>
-          <w:szCs w:val="32"/>
-        </w:rPr>
-      </w:pPr>
-      <w:r>
-        <w:rPr>
-          <w:rFonts w:ascii="TH SarabunPSK" w:hAnsi="TH SarabunPSK" w:cs="TH SarabunPSK" w:hint="cs"/>
-          <w:sz w:val="32"/>
-          <w:szCs w:val="32"/>
-          <w:cs/>
-        </w:rPr>
-        <w:t xml:space="preserve">        </w:t>
-      </w:r>
-      <w:r>
-        <w:rPr>
-          <w:rFonts w:ascii="TH SarabunPSK" w:hAnsi="TH SarabunPSK" w:cs="TH SarabunPSK" w:hint="cs"/>
-          <w:sz w:val="32"/>
-          <w:szCs w:val="32"/>
-          <w:cs/>
-        </w:rPr>
-        <w:t>1.</w:t>
-      </w:r>
-      <w:r>
-        <w:rPr>
-          <w:rFonts w:ascii="TH SarabunPSK" w:hAnsi="TH SarabunPSK" w:cs="TH SarabunPSK" w:hint="cs"/>
-          <w:sz w:val="32"/>
-          <w:szCs w:val="32"/>
-          <w:cs/>
-        </w:rPr>
-        <w:t xml:space="preserve"> </w:t>
-      </w:r>
-      <w:r>
-        <w:rPr>
-          <w:rFonts w:ascii="TH SarabunPSK" w:hAnsi="TH SarabunPSK" w:cs="TH SarabunPSK"/>
-          <w:sz w:val="32"/>
-          <w:szCs w:val="32"/>
-          <w:cs/>
-        </w:rPr>
-        <w:t>หลีกเลี่ยงการสร้างขยะชิ้นเล็กชิ้นน้อย</w:t>
-      </w:r>
-      <w:r>
-        <w:rPr>
-          <w:rFonts w:ascii="TH SarabunPSK" w:hAnsi="TH SarabunPSK" w:cs="TH SarabunPSK"/>
-          <w:sz w:val="32"/>
-          <w:szCs w:val="32"/>
-        </w:rPr>
-        <w:t xml:space="preserve"> </w:t>
-      </w:r>
-      <w:r>
-        <w:rPr>
-          <w:rFonts w:ascii="TH SarabunPSK" w:hAnsi="TH SarabunPSK" w:cs="TH SarabunPSK"/>
-          <w:sz w:val="32"/>
-          <w:szCs w:val="32"/>
-          <w:cs/>
-        </w:rPr>
-        <w:t>เพื่อป้องกันไม่ให้เศษขยะเหล่านี้หลุดลอดไปสู่ธรรมชาติได้ง่าย เช่น การทิ้งกล่องนมยูเอชที ไม่ควรดึงซองพลาสติกหุ้มหลอดฉีกขาดออกเป็นชิ้นเล็ก ๆ แต่ควรใช้วิธีดันหลอดกระดาษเข้าไปในกล่อง แล้วพับกล่องให้แบนและเล็กก่อนทิ้งลงถังขยะรีไซเคิล ซึ่งวิธีนี้นอกจากจะช่วยลดจำนวนชิ้นขยะแล้ว ยังช่วยลดพื้นที่ที่ใช้ในการรับขยะได้อีกด้วย</w:t>
-      </w:r>
-      <w:r>
-        <w:rPr>
-          <w:rFonts w:ascii="TH SarabunPSK" w:hAnsi="TH SarabunPSK" w:cs="TH SarabunPSK"/>
-          <w:sz w:val="32"/>
-          <w:szCs w:val="32"/>
-        </w:rPr>
-        <w:t xml:space="preserve"> </w:t>
-      </w:r>
-    </w:p>
-    <w:p>
-      <w:pPr>
-        <w:spacing w:after="0" w:line="240" w:lineRule="auto"/>
-        <w:rPr>
-          <w:rFonts w:ascii="TH SarabunPSK" w:hAnsi="TH SarabunPSK" w:cs="TH SarabunPSK"/>
-          <w:sz w:val="32"/>
-          <w:szCs w:val="32"/>
-        </w:rPr>
-      </w:pPr>
-      <w:r>
-        <w:rPr>
-          <w:rFonts w:ascii="TH SarabunPSK" w:hAnsi="TH SarabunPSK" w:cs="TH SarabunPSK" w:hint="cs"/>
-          <w:sz w:val="32"/>
-          <w:szCs w:val="32"/>
-          <w:cs/>
-        </w:rPr>
-        <w:t xml:space="preserve">        2.</w:t>
-      </w:r>
-      <w:r>
-        <w:rPr>
-          <w:rFonts w:ascii="TH SarabunPSK" w:hAnsi="TH SarabunPSK" w:cs="TH SarabunPSK" w:hint="cs"/>
-          <w:sz w:val="32"/>
-          <w:szCs w:val="32"/>
-          <w:cs/>
-        </w:rPr>
-        <w:t xml:space="preserve"> </w:t>
-      </w:r>
-      <w:r>
-        <w:rPr>
-          <w:rFonts w:ascii="TH SarabunPSK" w:hAnsi="TH SarabunPSK" w:cs="TH SarabunPSK"/>
-          <w:sz w:val="32"/>
-          <w:szCs w:val="32"/>
-          <w:cs/>
-        </w:rPr>
-        <w:t>แยกขยะเปียกและขยะแห้ง</w:t>
-      </w:r>
-      <w:r>
-        <w:rPr>
-          <w:rFonts w:ascii="TH SarabunPSK" w:hAnsi="TH SarabunPSK" w:cs="TH SarabunPSK"/>
-          <w:sz w:val="32"/>
-          <w:szCs w:val="32"/>
-        </w:rPr>
-        <w:t xml:space="preserve"> </w:t>
-      </w:r>
-      <w:r>
-        <w:rPr>
-          <w:rFonts w:ascii="TH SarabunPSK" w:hAnsi="TH SarabunPSK" w:cs="TH SarabunPSK"/>
-          <w:sz w:val="32"/>
-          <w:szCs w:val="32"/>
-          <w:cs/>
-        </w:rPr>
-        <w:t>เป็นจุดเริ่มต้นที่ง่ายที่สุด เพราะการทิ้งขยะเปียกรวมกับขยะแห้งโดยไม่มีการแยกถัง จะทำให้ขยะทั้งหมดเกิดการเน่าเสีย การแยกขยะเปียกออกไปจึงช่วยลดปริมาณขยะเน่าเสียและลดกลิ่นรบกวนได้</w:t>
-      </w:r>
-      <w:r>
-        <w:rPr>
-          <w:rFonts w:ascii="TH SarabunPSK" w:hAnsi="TH SarabunPSK" w:cs="TH SarabunPSK"/>
-          <w:sz w:val="32"/>
-          <w:szCs w:val="32"/>
-        </w:rPr>
-        <w:t xml:space="preserve"> </w:t>
-      </w:r>
-    </w:p>
-    <w:p>
-      <w:pPr>
-        <w:spacing w:after="0" w:line="240" w:lineRule="auto"/>
-        <w:rPr>
-          <w:rFonts w:ascii="TH SarabunPSK" w:hAnsi="TH SarabunPSK" w:cs="TH SarabunPSK"/>
-          <w:sz w:val="32"/>
-          <w:szCs w:val="32"/>
-        </w:rPr>
-      </w:pPr>
-      <w:r>
-        <w:rPr>
-          <w:rFonts w:ascii="TH SarabunPSK" w:hAnsi="TH SarabunPSK" w:cs="TH SarabunPSK" w:hint="cs"/>
-          <w:sz w:val="32"/>
-          <w:szCs w:val="32"/>
-          <w:cs/>
-        </w:rPr>
-        <w:t xml:space="preserve">        3.</w:t>
-      </w:r>
-      <w:r>
-        <w:rPr>
-          <w:rFonts w:ascii="TH SarabunPSK" w:hAnsi="TH SarabunPSK" w:cs="TH SarabunPSK" w:hint="cs"/>
-          <w:sz w:val="32"/>
-          <w:szCs w:val="32"/>
-          <w:cs/>
-        </w:rPr>
-        <w:t xml:space="preserve"> </w:t>
-      </w:r>
-      <w:r>
-        <w:rPr>
-          <w:rFonts w:ascii="TH SarabunPSK" w:hAnsi="TH SarabunPSK" w:cs="TH SarabunPSK"/>
-          <w:sz w:val="32"/>
-          <w:szCs w:val="32"/>
-          <w:cs/>
-        </w:rPr>
-        <w:t>พับ อัดขยะ และมัดปากถุง</w:t>
-      </w:r>
-      <w:r>
-        <w:rPr>
-          <w:rFonts w:ascii="TH SarabunPSK" w:hAnsi="TH SarabunPSK" w:cs="TH SarabunPSK"/>
-          <w:sz w:val="32"/>
-          <w:szCs w:val="32"/>
-        </w:rPr>
-        <w:t xml:space="preserve"> </w:t>
-      </w:r>
-      <w:r>
-        <w:rPr>
-          <w:rFonts w:ascii="TH SarabunPSK" w:hAnsi="TH SarabunPSK" w:cs="TH SarabunPSK"/>
-          <w:sz w:val="32"/>
-          <w:szCs w:val="32"/>
-          <w:cs/>
-        </w:rPr>
-        <w:t>ก่อนนำไปทิ้งควรลดขนาดขยะโดยการพับและอัดขยะให้แน่น ๆ เพื่อใช้พื้นที่ให้น้อยที่สุด แล้วมัดปากถุงให้เรียบร้อยเพื่อหลีกเลี่ยงการถูกขุดคุ้ยจากสัตว์</w:t>
-      </w:r>
-      <w:r>
-        <w:rPr>
-          <w:rFonts w:ascii="TH SarabunPSK" w:hAnsi="TH SarabunPSK" w:cs="TH SarabunPSK"/>
-          <w:sz w:val="32"/>
-          <w:szCs w:val="32"/>
-        </w:rPr>
-        <w:t xml:space="preserve"> </w:t>
-      </w:r>
-      <w:r>
-        <w:rPr>
-          <w:rFonts w:ascii="TH SarabunPSK" w:hAnsi="TH SarabunPSK" w:cs="TH SarabunPSK"/>
-          <w:sz w:val="32"/>
-          <w:szCs w:val="32"/>
-          <w:cs/>
-        </w:rPr>
-        <w:t xml:space="preserve">วิธีนี้จะช่วยลดกลิ่นไม่พึงประสงค์ </w:t>
-      </w:r>
-    </w:p>
-    <w:p>
-      <w:pPr>
-        <w:spacing w:after="0" w:line="240" w:lineRule="auto"/>
-        <w:rPr>
-          <w:rFonts w:ascii="TH SarabunPSK" w:hAnsi="TH SarabunPSK" w:cs="TH SarabunPSK"/>
-          <w:sz w:val="32"/>
-          <w:szCs w:val="32"/>
-        </w:rPr>
-      </w:pPr>
-      <w:r>
-        <w:rPr>
-          <w:rFonts w:ascii="TH SarabunPSK" w:hAnsi="TH SarabunPSK" w:cs="TH SarabunPSK"/>
-          <w:sz w:val="32"/>
-          <w:szCs w:val="32"/>
-          <w:cs/>
-        </w:rPr>
-        <w:t>เพิ่มพื้นที่ในถังขยะ และยังช่วยลดเวลาในการทำงานของเจ้าหน้าที่เก็บขยะได้อีกด้วย</w:t>
-      </w:r>
-      <w:r>
-        <w:rPr>
-          <w:rFonts w:ascii="TH SarabunPSK" w:hAnsi="TH SarabunPSK" w:cs="TH SarabunPSK"/>
-          <w:sz w:val="32"/>
-          <w:szCs w:val="32"/>
-        </w:rPr>
-        <w:t xml:space="preserve"> </w:t>
-      </w:r>
-    </w:p>
-    <w:p>
-      <w:pPr>
-        <w:spacing w:after="0" w:line="240" w:lineRule="auto"/>
-        <w:rPr>
-          <w:rFonts w:ascii="TH SarabunPSK" w:hAnsi="TH SarabunPSK" w:cs="TH SarabunPSK"/>
-          <w:sz w:val="32"/>
-          <w:szCs w:val="32"/>
-        </w:rPr>
-      </w:pPr>
-      <w:r>
-        <w:rPr>
-          <w:rFonts w:ascii="TH SarabunPSK" w:hAnsi="TH SarabunPSK" w:cs="TH SarabunPSK" w:hint="cs"/>
-          <w:sz w:val="32"/>
-          <w:szCs w:val="32"/>
-          <w:cs/>
-        </w:rPr>
-        <w:lastRenderedPageBreak/>
-        <w:t xml:space="preserve">        4.</w:t>
-      </w:r>
-      <w:r>
-        <w:rPr>
-          <w:rFonts w:ascii="TH SarabunPSK" w:hAnsi="TH SarabunPSK" w:cs="TH SarabunPSK" w:hint="cs"/>
-          <w:sz w:val="32"/>
-          <w:szCs w:val="32"/>
-          <w:cs/>
-        </w:rPr>
-        <w:t xml:space="preserve"> </w:t>
-      </w:r>
-      <w:r>
-        <w:rPr>
-          <w:rFonts w:ascii="TH SarabunPSK" w:hAnsi="TH SarabunPSK" w:cs="TH SarabunPSK"/>
-          <w:sz w:val="32"/>
-          <w:szCs w:val="32"/>
-          <w:cs/>
-        </w:rPr>
-        <w:t>ทิ้งให้ถูกถัง</w:t>
-      </w:r>
-      <w:r>
-        <w:rPr>
-          <w:rFonts w:ascii="TH SarabunPSK" w:hAnsi="TH SarabunPSK" w:cs="TH SarabunPSK"/>
-          <w:sz w:val="32"/>
-          <w:szCs w:val="32"/>
-        </w:rPr>
-        <w:t xml:space="preserve"> </w:t>
-      </w:r>
-      <w:r>
-        <w:rPr>
-          <w:rFonts w:ascii="TH SarabunPSK" w:hAnsi="TH SarabunPSK" w:cs="TH SarabunPSK"/>
-          <w:sz w:val="32"/>
-          <w:szCs w:val="32"/>
-          <w:cs/>
-        </w:rPr>
-        <w:t>การแยกขยะทิ้งให้ถูกถังคือจุดเริ่มต้นของการลดปริมาณขยะ ช่วยทำให้ขยะที่ต้องนำไปกำจัดจริง ๆ เหลือน้อยลง และเป็นการนำขยะส่วนที่สามารถรีไซเคิลได้เข้าสู่กระบวนการจัดการ เพื่อเกิดเป็นวัสดุใหม่</w:t>
-      </w:r>
-    </w:p>
-    <w:p>
-      <w:pPr>
-        <w:spacing w:after="0" w:line="240" w:lineRule="auto"/>
-        <w:rPr>
-          <w:rFonts w:ascii="TH SarabunPSK" w:hAnsi="TH SarabunPSK" w:cs="TH SarabunPSK"/>
-          <w:sz w:val="32"/>
-          <w:szCs w:val="32"/>
-        </w:rPr>
-      </w:pPr>
-      <w:r>
-        <w:rPr>
-          <w:rFonts w:ascii="TH SarabunPSK" w:hAnsi="TH SarabunPSK" w:cs="TH SarabunPSK"/>
-          <w:sz w:val="32"/>
-          <w:szCs w:val="32"/>
-          <w:cs/>
-        </w:rPr>
-        <w:t>ที่นำกลับมาใช้ประโยชน์ได้อีกครั้ง</w:t>
-      </w:r>
-    </w:p>
-    <w:p>
-      <w:pPr>
-        <w:spacing w:after="0" w:line="240" w:lineRule="auto"/>
-        <w:rPr>
-          <w:rFonts w:ascii="TH SarabunPSK" w:hAnsi="TH SarabunPSK" w:cs="TH SarabunPSK"/>
-          <w:sz w:val="32"/>
-          <w:szCs w:val="32"/>
-        </w:rPr>
-      </w:pPr>
-    </w:p>
-    <w:p>
-      <w:pPr>
-        <w:spacing w:after="0" w:line="240" w:lineRule="auto"/>
+        </w:rPr>
+      </w:pPr>
+      <w:r>
         <w:rPr>
           <w:rFonts w:ascii="TH SarabunPSK" w:hAnsi="TH SarabunPSK" w:cs="TH SarabunPSK"/>
           <w:b/>
@@ -9343,7 +10281,8 @@
           <w:sz w:val="32"/>
           <w:szCs w:val="32"/>
         </w:rPr>
-      </w:pPr>
+        <w:t xml:space="preserve">6. </w:t>
+      </w:r>
       <w:r>
         <w:rPr>
           <w:rFonts w:ascii="TH SarabunPSK" w:hAnsi="TH SarabunPSK" w:cs="TH SarabunPSK"/>
@@ -9351,16 +10290,6 @@
           <w:bCs/>
           <w:sz w:val="32"/>
           <w:szCs w:val="32"/>
-        </w:rPr>
-        <w:t xml:space="preserve">6. </w:t>
-      </w:r>
-      <w:r>
-        <w:rPr>
-          <w:rFonts w:ascii="TH SarabunPSK" w:hAnsi="TH SarabunPSK" w:cs="TH SarabunPSK"/>
-          <w:b/>
-          <w:bCs/>
-          <w:sz w:val="32"/>
-          <w:szCs w:val="32"/>
           <w:cs/>
         </w:rPr>
         <w:t>หลักการทางวิทยาศาสตร์</w:t>
@@ -9445,23 +10374,23 @@
           <w:sz w:val="32"/>
           <w:szCs w:val="32"/>
         </w:rPr>
-        <w:t xml:space="preserve">        1</w:t>
-      </w:r>
-      <w:r>
-        <w:rPr>
-          <w:rFonts w:ascii="TH SarabunPSK" w:hAnsi="TH SarabunPSK" w:cs="TH SarabunPSK"/>
-          <w:sz w:val="32"/>
-          <w:szCs w:val="32"/>
-        </w:rPr>
-        <w:t>.</w:t>
-      </w:r>
-      <w:r>
-        <w:rPr>
-          <w:rFonts w:ascii="TH SarabunPSK" w:hAnsi="TH SarabunPSK" w:cs="TH SarabunPSK"/>
-          <w:sz w:val="32"/>
-          <w:szCs w:val="32"/>
-        </w:rPr>
-        <w:t xml:space="preserve"> </w:t>
+        <w:t xml:space="preserve">        </w:t>
+      </w:r>
+      <w:r>
+        <w:rPr>
+          <w:rFonts w:ascii="TH SarabunPSK" w:hAnsi="TH SarabunPSK" w:cs="TH SarabunPSK"/>
+          <w:sz w:val="32"/>
+          <w:szCs w:val="32"/>
+        </w:rPr>
+        <w:t>6.</w:t>
+      </w:r>
+      <w:r>
+        <w:rPr>
+          <w:rFonts w:ascii="TH SarabunPSK" w:hAnsi="TH SarabunPSK" w:cs="TH SarabunPSK"/>
+          <w:sz w:val="32"/>
+          <w:szCs w:val="32"/>
+        </w:rPr>
+        <w:t xml:space="preserve">1 </w:t>
       </w:r>
       <w:r>
         <w:rPr>
@@ -9770,14 +10699,25 @@
         </w:rPr>
         <w:t xml:space="preserve">IR Receiver) </w:t>
       </w:r>
-      <w:r>
-        <w:rPr>
-          <w:rFonts w:ascii="TH SarabunPSK" w:hAnsi="TH SarabunPSK" w:cs="TH SarabunPSK"/>
-          <w:sz w:val="32"/>
-          <w:szCs w:val="32"/>
-          <w:cs/>
-        </w:rPr>
-        <w:t>โฟโตไดโอด (</w:t>
+      <w:proofErr w:type="spellStart"/>
+      <w:r>
+        <w:rPr>
+          <w:rFonts w:ascii="TH SarabunPSK" w:hAnsi="TH SarabunPSK" w:cs="TH SarabunPSK"/>
+          <w:sz w:val="32"/>
+          <w:szCs w:val="32"/>
+          <w:cs/>
+        </w:rPr>
+        <w:t>โฟ</w:t>
+      </w:r>
+      <w:proofErr w:type="spellEnd"/>
+      <w:r>
+        <w:rPr>
+          <w:rFonts w:ascii="TH SarabunPSK" w:hAnsi="TH SarabunPSK" w:cs="TH SarabunPSK"/>
+          <w:sz w:val="32"/>
+          <w:szCs w:val="32"/>
+          <w:cs/>
+        </w:rPr>
+        <w:t>โตไดโอด (</w:t>
       </w:r>
       <w:r>
         <w:rPr>
@@ -10092,13 +11032,42 @@
         </w:rPr>
         <w:t xml:space="preserve">        </w:t>
       </w:r>
-      <w:r>
-        <w:rPr>
-          <w:rFonts w:ascii="TH SarabunPSK" w:hAnsi="TH SarabunPSK" w:cs="TH SarabunPSK"/>
-          <w:sz w:val="32"/>
-          <w:szCs w:val="32"/>
-        </w:rPr>
-        <w:t xml:space="preserve">6.2 </w:t>
+    </w:p>
+    <w:p>
+      <w:pPr>
+        <w:spacing w:after="0" w:line="240" w:lineRule="auto"/>
+        <w:rPr>
+          <w:rFonts w:ascii="TH SarabunPSK" w:hAnsi="TH SarabunPSK" w:cs="TH SarabunPSK"/>
+          <w:sz w:val="32"/>
+          <w:szCs w:val="32"/>
+        </w:rPr>
+      </w:pPr>
+    </w:p>
+    <w:p>
+      <w:pPr>
+        <w:spacing w:after="0" w:line="240" w:lineRule="auto"/>
+        <w:rPr>
+          <w:rFonts w:ascii="TH SarabunPSK" w:hAnsi="TH SarabunPSK" w:cs="TH SarabunPSK"/>
+          <w:sz w:val="32"/>
+          <w:szCs w:val="32"/>
+        </w:rPr>
+      </w:pPr>
+      <w:r>
+        <w:rPr>
+          <w:rFonts w:ascii="TH SarabunPSK" w:hAnsi="TH SarabunPSK" w:cs="TH SarabunPSK"/>
+          <w:sz w:val="32"/>
+          <w:szCs w:val="32"/>
+        </w:rPr>
+        <w:lastRenderedPageBreak/>
+        <w:t xml:space="preserve">        6.</w:t>
+      </w:r>
+      <w:r>
+        <w:rPr>
+          <w:rFonts w:ascii="TH SarabunPSK" w:hAnsi="TH SarabunPSK" w:cs="TH SarabunPSK"/>
+          <w:sz w:val="32"/>
+          <w:szCs w:val="32"/>
+        </w:rPr>
+        <w:t xml:space="preserve">2 </w:t>
       </w:r>
       <w:r>
         <w:rPr>
@@ -10982,7 +11951,27 @@
           <w:szCs w:val="32"/>
           <w:cs/>
         </w:rPr>
-        <w:t xml:space="preserve">วิรุฬ พรรณเทวี (พ.ศ. </w:t>
+        <w:t>วิ</w:t>
+      </w:r>
+      <w:proofErr w:type="spellStart"/>
+      <w:r>
+        <w:rPr>
+          <w:rFonts w:ascii="TH SarabunPSK" w:hAnsi="TH SarabunPSK" w:cs="TH SarabunPSK"/>
+          <w:sz w:val="32"/>
+          <w:szCs w:val="32"/>
+          <w:cs/>
+        </w:rPr>
+        <w:t>รุฬ</w:t>
+      </w:r>
+      <w:proofErr w:type="spellEnd"/>
+      <w:r>
+        <w:rPr>
+          <w:rFonts w:ascii="TH SarabunPSK" w:hAnsi="TH SarabunPSK" w:cs="TH SarabunPSK"/>
+          <w:sz w:val="32"/>
+          <w:szCs w:val="32"/>
+          <w:cs/>
+        </w:rPr>
+        <w:t xml:space="preserve"> พรรณเทวี (พ.ศ. </w:t>
       </w:r>
       <w:r>
         <w:rPr>
@@ -11516,7 +12505,27 @@
           <w:szCs w:val="32"/>
           <w:cs/>
         </w:rPr>
-        <w:t>ตามวิธีของ ลิเคิร์ท (</w:t>
+        <w:t>ตามวิธีของ ลิเค</w:t>
+      </w:r>
+      <w:proofErr w:type="spellStart"/>
+      <w:r>
+        <w:rPr>
+          <w:rFonts w:ascii="TH SarabunPSK" w:hAnsi="TH SarabunPSK" w:cs="TH SarabunPSK"/>
+          <w:sz w:val="32"/>
+          <w:szCs w:val="32"/>
+          <w:cs/>
+        </w:rPr>
+        <w:t>ิร์ท</w:t>
+      </w:r>
+      <w:proofErr w:type="spellEnd"/>
+      <w:r>
+        <w:rPr>
+          <w:rFonts w:ascii="TH SarabunPSK" w:hAnsi="TH SarabunPSK" w:cs="TH SarabunPSK"/>
+          <w:sz w:val="32"/>
+          <w:szCs w:val="32"/>
+          <w:cs/>
+        </w:rPr>
+        <w:t xml:space="preserve"> (</w:t>
       </w:r>
       <w:r>
         <w:rPr>
@@ -12082,7 +13091,47 @@
           <w:szCs w:val="32"/>
           <w:cs/>
         </w:rPr>
-        <w:t>บริเวณมุมขวาบนของหน้าเบราว์เซอร์ แล้วเลือกคลิกเข้าไปในไอคอนไดร์ฟ (</w:t>
+        <w:t>บริเวณมุมขวาบนของหน้า</w:t>
+      </w:r>
+      <w:proofErr w:type="spellStart"/>
+      <w:r>
+        <w:rPr>
+          <w:rFonts w:ascii="TH SarabunPSK" w:hAnsi="TH SarabunPSK" w:cs="TH SarabunPSK"/>
+          <w:sz w:val="32"/>
+          <w:szCs w:val="32"/>
+          <w:cs/>
+        </w:rPr>
+        <w:t>เบ</w:t>
+      </w:r>
+      <w:proofErr w:type="spellEnd"/>
+      <w:r>
+        <w:rPr>
+          <w:rFonts w:ascii="TH SarabunPSK" w:hAnsi="TH SarabunPSK" w:cs="TH SarabunPSK"/>
+          <w:sz w:val="32"/>
+          <w:szCs w:val="32"/>
+          <w:cs/>
+        </w:rPr>
+        <w:t>ราว์เซอร์ แล้วเลือกคลิกเข้าไปในไอคอน</w:t>
+      </w:r>
+      <w:proofErr w:type="spellStart"/>
+      <w:r>
+        <w:rPr>
+          <w:rFonts w:ascii="TH SarabunPSK" w:hAnsi="TH SarabunPSK" w:cs="TH SarabunPSK"/>
+          <w:sz w:val="32"/>
+          <w:szCs w:val="32"/>
+          <w:cs/>
+        </w:rPr>
+        <w:t>ไดร์ฟ</w:t>
+      </w:r>
+      <w:proofErr w:type="spellEnd"/>
+      <w:r>
+        <w:rPr>
+          <w:rFonts w:ascii="TH SarabunPSK" w:hAnsi="TH SarabunPSK" w:cs="TH SarabunPSK"/>
+          <w:sz w:val="32"/>
+          <w:szCs w:val="32"/>
+          <w:cs/>
+        </w:rPr>
+        <w:t xml:space="preserve"> (</w:t>
       </w:r>
       <w:r>
         <w:rPr>
@@ -13612,7 +14661,27 @@
           <w:szCs w:val="32"/>
           <w:cs/>
         </w:rPr>
-        <w:t xml:space="preserve">ประเภทหลัก คือ ขยะทั่วไป ขยะอินทรีย์ ขยะรีไซเคิล </w:t>
+        <w:t>ประเภทหลัก คือ ขยะทั่วไป ขยะอินทรีย์ ขยะรี</w:t>
+      </w:r>
+      <w:proofErr w:type="spellStart"/>
+      <w:r>
+        <w:rPr>
+          <w:rFonts w:ascii="TH SarabunPSK" w:hAnsi="TH SarabunPSK" w:cs="TH SarabunPSK"/>
+          <w:sz w:val="32"/>
+          <w:szCs w:val="32"/>
+          <w:cs/>
+        </w:rPr>
+        <w:t>ไซเคิล</w:t>
+      </w:r>
+      <w:proofErr w:type="spellEnd"/>
+      <w:r>
+        <w:rPr>
+          <w:rFonts w:ascii="TH SarabunPSK" w:hAnsi="TH SarabunPSK" w:cs="TH SarabunPSK"/>
+          <w:sz w:val="32"/>
+          <w:szCs w:val="32"/>
+          <w:cs/>
+        </w:rPr>
+        <w:t xml:space="preserve"> </w:t>
       </w:r>
     </w:p>
     <w:p>
@@ -14186,7 +15255,27 @@
           <w:szCs w:val="32"/>
           <w:cs/>
         </w:rPr>
-        <w:t>รีไซเคิลเพิ่มขึ้นอย่างมีนัยสำคัญ</w:t>
+        <w:t>รี</w:t>
+      </w:r>
+      <w:proofErr w:type="spellStart"/>
+      <w:r>
+        <w:rPr>
+          <w:rFonts w:ascii="TH SarabunPSK" w:hAnsi="TH SarabunPSK" w:cs="TH SarabunPSK"/>
+          <w:sz w:val="32"/>
+          <w:szCs w:val="32"/>
+          <w:cs/>
+        </w:rPr>
+        <w:t>ไซเคิล</w:t>
+      </w:r>
+      <w:proofErr w:type="spellEnd"/>
+      <w:r>
+        <w:rPr>
+          <w:rFonts w:ascii="TH SarabunPSK" w:hAnsi="TH SarabunPSK" w:cs="TH SarabunPSK"/>
+          <w:sz w:val="32"/>
+          <w:szCs w:val="32"/>
+          <w:cs/>
+        </w:rPr>
+        <w:t>เพิ่มขึ้นอย่างมีนัยสำคัญ</w:t>
       </w:r>
     </w:p>
     <w:p>
@@ -14285,7 +15374,27 @@
           <w:szCs w:val="32"/>
           <w:cs/>
         </w:rPr>
-        <w:t>ล้านตันต่อปี แต่นำกลับเข้าสู่กระบวนการรีไซเคิลตามหลักเศรษฐกิจหมุนเวียน (</w:t>
+        <w:t>ล้านตันต่อปี แต่นำกลับเข้าสู่กระบวนการรี</w:t>
+      </w:r>
+      <w:proofErr w:type="spellStart"/>
+      <w:r>
+        <w:rPr>
+          <w:rFonts w:ascii="TH SarabunPSK" w:hAnsi="TH SarabunPSK" w:cs="TH SarabunPSK" w:hint="cs"/>
+          <w:sz w:val="32"/>
+          <w:szCs w:val="32"/>
+          <w:cs/>
+        </w:rPr>
+        <w:t>ไซเคิล</w:t>
+      </w:r>
+      <w:proofErr w:type="spellEnd"/>
+      <w:r>
+        <w:rPr>
+          <w:rFonts w:ascii="TH SarabunPSK" w:hAnsi="TH SarabunPSK" w:cs="TH SarabunPSK" w:hint="cs"/>
+          <w:sz w:val="32"/>
+          <w:szCs w:val="32"/>
+          <w:cs/>
+        </w:rPr>
+        <w:t>ตามหลักเศรษฐกิจหมุนเวียน (</w:t>
       </w:r>
       <w:r>
         <w:rPr>
@@ -14384,13 +15493,23 @@
         </w:rPr>
         <w:t xml:space="preserve">และสถาปัตยกรรมระดับสูงอย่าง </w:t>
       </w:r>
-      <w:r>
-        <w:rPr>
-          <w:rFonts w:ascii="TH SarabunPSK" w:hAnsi="TH SarabunPSK" w:cs="TH SarabunPSK" w:hint="cs"/>
-          <w:sz w:val="32"/>
-          <w:szCs w:val="32"/>
-        </w:rPr>
-        <w:t xml:space="preserve">ResNet </w:t>
+      <w:proofErr w:type="spellStart"/>
+      <w:r>
+        <w:rPr>
+          <w:rFonts w:ascii="TH SarabunPSK" w:hAnsi="TH SarabunPSK" w:cs="TH SarabunPSK" w:hint="cs"/>
+          <w:sz w:val="32"/>
+          <w:szCs w:val="32"/>
+        </w:rPr>
+        <w:t>ResNet</w:t>
+      </w:r>
+      <w:proofErr w:type="spellEnd"/>
+      <w:r>
+        <w:rPr>
+          <w:rFonts w:ascii="TH SarabunPSK" w:hAnsi="TH SarabunPSK" w:cs="TH SarabunPSK" w:hint="cs"/>
+          <w:sz w:val="32"/>
+          <w:szCs w:val="32"/>
+        </w:rPr>
+        <w:t xml:space="preserve"> </w:t>
       </w:r>
       <w:r>
         <w:rPr>
@@ -14636,7 +15755,47 @@
           <w:szCs w:val="32"/>
           <w:cs/>
         </w:rPr>
-        <w:t>สำหรับอัปเดตแต้มสะสมของผู้ใช้งานแบบเรียลไทม์ (</w:t>
+        <w:t>สำ</w:t>
+      </w:r>
+      <w:proofErr w:type="spellStart"/>
+      <w:r>
+        <w:rPr>
+          <w:rFonts w:ascii="TH SarabunPSK" w:hAnsi="TH SarabunPSK" w:cs="TH SarabunPSK" w:hint="cs"/>
+          <w:sz w:val="32"/>
+          <w:szCs w:val="32"/>
+          <w:cs/>
+        </w:rPr>
+        <w:t>หร</w:t>
+      </w:r>
+      <w:proofErr w:type="spellEnd"/>
+      <w:r>
+        <w:rPr>
+          <w:rFonts w:ascii="TH SarabunPSK" w:hAnsi="TH SarabunPSK" w:cs="TH SarabunPSK" w:hint="cs"/>
+          <w:sz w:val="32"/>
+          <w:szCs w:val="32"/>
+          <w:cs/>
+        </w:rPr>
+        <w:t>ับอ</w:t>
+      </w:r>
+      <w:proofErr w:type="spellStart"/>
+      <w:r>
+        <w:rPr>
+          <w:rFonts w:ascii="TH SarabunPSK" w:hAnsi="TH SarabunPSK" w:cs="TH SarabunPSK" w:hint="cs"/>
+          <w:sz w:val="32"/>
+          <w:szCs w:val="32"/>
+          <w:cs/>
+        </w:rPr>
+        <w:t>ัป</w:t>
+      </w:r>
+      <w:proofErr w:type="spellEnd"/>
+      <w:r>
+        <w:rPr>
+          <w:rFonts w:ascii="TH SarabunPSK" w:hAnsi="TH SarabunPSK" w:cs="TH SarabunPSK" w:hint="cs"/>
+          <w:sz w:val="32"/>
+          <w:szCs w:val="32"/>
+          <w:cs/>
+        </w:rPr>
+        <w:t>เดตแต้มสะสมของผู้ใช้งานแบบเรียลไทม์ (</w:t>
       </w:r>
       <w:r>
         <w:rPr>
@@ -14800,13 +15959,23 @@
         </w:rPr>
         <w:t xml:space="preserve">ในภาคอุตสาหกรรม เช่น เครื่อง </w:t>
       </w:r>
-      <w:r>
-        <w:rPr>
-          <w:rFonts w:ascii="TH SarabunPSK" w:hAnsi="TH SarabunPSK" w:cs="TH SarabunPSK" w:hint="cs"/>
-          <w:sz w:val="32"/>
-          <w:szCs w:val="32"/>
-        </w:rPr>
-        <w:t xml:space="preserve">CircularOne </w:t>
+      <w:proofErr w:type="spellStart"/>
+      <w:r>
+        <w:rPr>
+          <w:rFonts w:ascii="TH SarabunPSK" w:hAnsi="TH SarabunPSK" w:cs="TH SarabunPSK" w:hint="cs"/>
+          <w:sz w:val="32"/>
+          <w:szCs w:val="32"/>
+        </w:rPr>
+        <w:t>CircularOne</w:t>
+      </w:r>
+      <w:proofErr w:type="spellEnd"/>
+      <w:r>
+        <w:rPr>
+          <w:rFonts w:ascii="TH SarabunPSK" w:hAnsi="TH SarabunPSK" w:cs="TH SarabunPSK" w:hint="cs"/>
+          <w:sz w:val="32"/>
+          <w:szCs w:val="32"/>
+        </w:rPr>
+        <w:t xml:space="preserve"> </w:t>
       </w:r>
       <w:r>
         <w:rPr>
@@ -14817,13 +15986,23 @@
         </w:rPr>
         <w:t xml:space="preserve">หรือ </w:t>
       </w:r>
-      <w:r>
-        <w:rPr>
-          <w:rFonts w:ascii="TH SarabunPSK" w:hAnsi="TH SarabunPSK" w:cs="TH SarabunPSK" w:hint="cs"/>
-          <w:sz w:val="32"/>
-          <w:szCs w:val="32"/>
-        </w:rPr>
-        <w:t xml:space="preserve">Refun </w:t>
+      <w:proofErr w:type="spellStart"/>
+      <w:r>
+        <w:rPr>
+          <w:rFonts w:ascii="TH SarabunPSK" w:hAnsi="TH SarabunPSK" w:cs="TH SarabunPSK" w:hint="cs"/>
+          <w:sz w:val="32"/>
+          <w:szCs w:val="32"/>
+        </w:rPr>
+        <w:t>Refun</w:t>
+      </w:r>
+      <w:proofErr w:type="spellEnd"/>
+      <w:r>
+        <w:rPr>
+          <w:rFonts w:ascii="TH SarabunPSK" w:hAnsi="TH SarabunPSK" w:cs="TH SarabunPSK" w:hint="cs"/>
+          <w:sz w:val="32"/>
+          <w:szCs w:val="32"/>
+        </w:rPr>
+        <w:t xml:space="preserve"> </w:t>
       </w:r>
       <w:r>
         <w:rPr>
@@ -16022,6 +17201,7 @@
         </w:rPr>
         <w:t xml:space="preserve">7. </w:t>
       </w:r>
+      <w:proofErr w:type="gramStart"/>
       <w:r>
         <w:rPr>
           <w:rFonts w:ascii="TH SarabunPSK" w:hAnsi="TH SarabunPSK" w:cs="TH SarabunPSK"/>
@@ -16046,6 +17226,137 @@
           <w:szCs w:val="32"/>
           <w:cs/>
         </w:rPr>
+        <w:t>ขนาด</w:t>
+      </w:r>
+      <w:proofErr w:type="gramEnd"/>
+      <w:r>
+        <w:rPr>
+          <w:rFonts w:ascii="TH SarabunPSK" w:hAnsi="TH SarabunPSK" w:cs="TH SarabunPSK"/>
+          <w:sz w:val="32"/>
+          <w:szCs w:val="32"/>
+          <w:cs/>
+        </w:rPr>
+        <w:t xml:space="preserve"> กว้าง </w:t>
+      </w:r>
+      <w:r>
+        <w:rPr>
+          <w:rFonts w:ascii="TH SarabunPSK" w:hAnsi="TH SarabunPSK" w:cs="TH SarabunPSK"/>
+          <w:sz w:val="32"/>
+          <w:szCs w:val="32"/>
+        </w:rPr>
+        <w:t xml:space="preserve">1.4 x </w:t>
+      </w:r>
+      <w:r>
+        <w:rPr>
+          <w:rFonts w:ascii="TH SarabunPSK" w:hAnsi="TH SarabunPSK" w:cs="TH SarabunPSK"/>
+          <w:sz w:val="32"/>
+          <w:szCs w:val="32"/>
+          <w:cs/>
+        </w:rPr>
+        <w:t xml:space="preserve">ยาว </w:t>
+      </w:r>
+      <w:r>
+        <w:rPr>
+          <w:rFonts w:ascii="TH SarabunPSK" w:hAnsi="TH SarabunPSK" w:cs="TH SarabunPSK"/>
+          <w:sz w:val="32"/>
+          <w:szCs w:val="32"/>
+        </w:rPr>
+        <w:t xml:space="preserve">3.2 x </w:t>
+      </w:r>
+      <w:r>
+        <w:rPr>
+          <w:rFonts w:ascii="TH SarabunPSK" w:hAnsi="TH SarabunPSK" w:cs="TH SarabunPSK"/>
+          <w:sz w:val="32"/>
+          <w:szCs w:val="32"/>
+          <w:cs/>
+        </w:rPr>
+        <w:t xml:space="preserve">สูง </w:t>
+      </w:r>
+      <w:r>
+        <w:rPr>
+          <w:rFonts w:ascii="TH SarabunPSK" w:hAnsi="TH SarabunPSK" w:cs="TH SarabunPSK"/>
+          <w:sz w:val="32"/>
+          <w:szCs w:val="32"/>
+        </w:rPr>
+        <w:t xml:space="preserve">0.8 </w:t>
+      </w:r>
+      <w:r>
+        <w:rPr>
+          <w:rFonts w:ascii="TH SarabunPSK" w:hAnsi="TH SarabunPSK" w:cs="TH SarabunPSK"/>
+          <w:sz w:val="32"/>
+          <w:szCs w:val="32"/>
+          <w:cs/>
+        </w:rPr>
+        <w:t xml:space="preserve">เซนติเมตร จำนวน </w:t>
+      </w:r>
+      <w:r>
+        <w:rPr>
+          <w:rFonts w:ascii="TH SarabunPSK" w:hAnsi="TH SarabunPSK" w:cs="TH SarabunPSK"/>
+          <w:sz w:val="32"/>
+          <w:szCs w:val="32"/>
+        </w:rPr>
+        <w:t xml:space="preserve">2 </w:t>
+      </w:r>
+      <w:r>
+        <w:rPr>
+          <w:rFonts w:ascii="TH SarabunPSK" w:hAnsi="TH SarabunPSK" w:cs="TH SarabunPSK"/>
+          <w:sz w:val="32"/>
+          <w:szCs w:val="32"/>
+          <w:cs/>
+        </w:rPr>
+        <w:t>ชิ้น</w:t>
+      </w:r>
+    </w:p>
+    <w:p>
+      <w:pPr>
+        <w:spacing w:after="0" w:line="240" w:lineRule="auto"/>
+        <w:rPr>
+          <w:rFonts w:ascii="TH SarabunPSK" w:hAnsi="TH SarabunPSK" w:cs="TH SarabunPSK"/>
+          <w:sz w:val="32"/>
+          <w:szCs w:val="32"/>
+        </w:rPr>
+      </w:pPr>
+      <w:r>
+        <w:rPr>
+          <w:rFonts w:ascii="TH SarabunPSK" w:hAnsi="TH SarabunPSK" w:cs="TH SarabunPSK"/>
+          <w:sz w:val="32"/>
+          <w:szCs w:val="32"/>
+        </w:rPr>
+        <w:t xml:space="preserve">        </w:t>
+      </w:r>
+      <w:r>
+        <w:rPr>
+          <w:rFonts w:ascii="TH SarabunPSK" w:hAnsi="TH SarabunPSK" w:cs="TH SarabunPSK"/>
+          <w:sz w:val="32"/>
+          <w:szCs w:val="32"/>
+        </w:rPr>
+        <w:t xml:space="preserve">8. </w:t>
+      </w:r>
+      <w:r>
+        <w:rPr>
+          <w:rFonts w:ascii="TH SarabunPSK" w:hAnsi="TH SarabunPSK" w:cs="TH SarabunPSK"/>
+          <w:sz w:val="32"/>
+          <w:szCs w:val="32"/>
+          <w:cs/>
+        </w:rPr>
+        <w:t>มอเตอร์เซอร์โวคัดแยกทิศทาง</w:t>
+      </w:r>
+      <w:r>
+        <w:rPr>
+          <w:rFonts w:ascii="TH SarabunPSK" w:hAnsi="TH SarabunPSK" w:cs="TH SarabunPSK" w:hint="cs"/>
+          <w:sz w:val="32"/>
+          <w:szCs w:val="32"/>
+          <w:cs/>
+        </w:rPr>
+        <w:t xml:space="preserve"> </w:t>
+      </w:r>
+      <w:r>
+        <w:rPr>
+          <w:rFonts w:ascii="TH SarabunPSK" w:hAnsi="TH SarabunPSK" w:cs="TH SarabunPSK"/>
+          <w:sz w:val="32"/>
+          <w:szCs w:val="32"/>
+          <w:cs/>
+        </w:rPr>
         <w:t xml:space="preserve">ขนาด กว้าง </w:t>
       </w:r>
       <w:r>
@@ -16054,7 +17365,7 @@
           <w:sz w:val="32"/>
           <w:szCs w:val="32"/>
         </w:rPr>
-        <w:t xml:space="preserve">1.4 x </w:t>
+        <w:t xml:space="preserve">2.0 x </w:t>
       </w:r>
       <w:r>
         <w:rPr>
@@ -16071,7 +17382,7 @@
           <w:sz w:val="32"/>
           <w:szCs w:val="32"/>
         </w:rPr>
-        <w:t xml:space="preserve">3.2 x </w:t>
+        <w:t xml:space="preserve">4.1 x </w:t>
       </w:r>
       <w:r>
         <w:rPr>
@@ -16088,7 +17399,7 @@
           <w:sz w:val="32"/>
           <w:szCs w:val="32"/>
         </w:rPr>
-        <w:t xml:space="preserve">0.8 </w:t>
+        <w:t xml:space="preserve">4.3 </w:t>
       </w:r>
       <w:r>
         <w:rPr>
@@ -16114,7 +17425,7 @@
           <w:szCs w:val="32"/>
           <w:cs/>
         </w:rPr>
-        <w:t>ชิ้น</w:t>
+        <w:t>ตัว</w:t>
       </w:r>
     </w:p>
     <w:p>
@@ -16140,23 +17451,134 @@
           <w:sz w:val="32"/>
           <w:szCs w:val="32"/>
         </w:rPr>
-        <w:t xml:space="preserve">8. </w:t>
-      </w:r>
-      <w:r>
-        <w:rPr>
-          <w:rFonts w:ascii="TH SarabunPSK" w:hAnsi="TH SarabunPSK" w:cs="TH SarabunPSK"/>
-          <w:sz w:val="32"/>
-          <w:szCs w:val="32"/>
-          <w:cs/>
-        </w:rPr>
-        <w:t>มอเตอร์เซอร์โวคัดแยกทิศทาง</w:t>
-      </w:r>
-      <w:r>
-        <w:rPr>
-          <w:rFonts w:ascii="TH SarabunPSK" w:hAnsi="TH SarabunPSK" w:cs="TH SarabunPSK" w:hint="cs"/>
-          <w:sz w:val="32"/>
-          <w:szCs w:val="32"/>
-          <w:cs/>
+        <w:t xml:space="preserve">9. </w:t>
+      </w:r>
+      <w:r>
+        <w:rPr>
+          <w:rFonts w:ascii="TH SarabunPSK" w:hAnsi="TH SarabunPSK" w:cs="TH SarabunPSK"/>
+          <w:sz w:val="32"/>
+          <w:szCs w:val="32"/>
+          <w:cs/>
+        </w:rPr>
+        <w:t>จอแสดงผลระบบสัมผัส (</w:t>
+      </w:r>
+      <w:r>
+        <w:rPr>
+          <w:rFonts w:ascii="TH SarabunPSK" w:hAnsi="TH SarabunPSK" w:cs="TH SarabunPSK"/>
+          <w:sz w:val="32"/>
+          <w:szCs w:val="32"/>
+        </w:rPr>
+        <w:t xml:space="preserve">Touchscreen Display 7 </w:t>
+      </w:r>
+      <w:r>
+        <w:rPr>
+          <w:rFonts w:ascii="TH SarabunPSK" w:hAnsi="TH SarabunPSK" w:cs="TH SarabunPSK"/>
+          <w:sz w:val="32"/>
+          <w:szCs w:val="32"/>
+          <w:cs/>
+        </w:rPr>
+        <w:t xml:space="preserve">นิ้ว) ขนาด กว้าง </w:t>
+      </w:r>
+      <w:r>
+        <w:rPr>
+          <w:rFonts w:ascii="TH SarabunPSK" w:hAnsi="TH SarabunPSK" w:cs="TH SarabunPSK"/>
+          <w:sz w:val="32"/>
+          <w:szCs w:val="32"/>
+        </w:rPr>
+        <w:t xml:space="preserve">10.5 x </w:t>
+      </w:r>
+      <w:r>
+        <w:rPr>
+          <w:rFonts w:ascii="TH SarabunPSK" w:hAnsi="TH SarabunPSK" w:cs="TH SarabunPSK"/>
+          <w:sz w:val="32"/>
+          <w:szCs w:val="32"/>
+          <w:cs/>
+        </w:rPr>
+        <w:t xml:space="preserve">ยาว </w:t>
+      </w:r>
+      <w:r>
+        <w:rPr>
+          <w:rFonts w:ascii="TH SarabunPSK" w:hAnsi="TH SarabunPSK" w:cs="TH SarabunPSK"/>
+          <w:sz w:val="32"/>
+          <w:szCs w:val="32"/>
+        </w:rPr>
+        <w:t xml:space="preserve">16.5 x </w:t>
+      </w:r>
+      <w:r>
+        <w:rPr>
+          <w:rFonts w:ascii="TH SarabunPSK" w:hAnsi="TH SarabunPSK" w:cs="TH SarabunPSK"/>
+          <w:sz w:val="32"/>
+          <w:szCs w:val="32"/>
+          <w:cs/>
+        </w:rPr>
+        <w:t xml:space="preserve">สูง </w:t>
+      </w:r>
+      <w:r>
+        <w:rPr>
+          <w:rFonts w:ascii="TH SarabunPSK" w:hAnsi="TH SarabunPSK" w:cs="TH SarabunPSK"/>
+          <w:sz w:val="32"/>
+          <w:szCs w:val="32"/>
+        </w:rPr>
+        <w:t xml:space="preserve">1.2 </w:t>
+      </w:r>
+      <w:r>
+        <w:rPr>
+          <w:rFonts w:ascii="TH SarabunPSK" w:hAnsi="TH SarabunPSK" w:cs="TH SarabunPSK"/>
+          <w:sz w:val="32"/>
+          <w:szCs w:val="32"/>
+          <w:cs/>
+        </w:rPr>
+        <w:t>เซนติเมตร</w:t>
+      </w:r>
+      <w:r>
+        <w:rPr>
+          <w:rFonts w:ascii="TH SarabunPSK" w:hAnsi="TH SarabunPSK" w:cs="TH SarabunPSK"/>
+          <w:sz w:val="32"/>
+          <w:szCs w:val="32"/>
+          <w:cs/>
+        </w:rPr>
+        <w:t xml:space="preserve"> จำนวน </w:t>
+      </w:r>
+      <w:r>
+        <w:rPr>
+          <w:rFonts w:ascii="TH SarabunPSK" w:hAnsi="TH SarabunPSK" w:cs="TH SarabunPSK"/>
+          <w:sz w:val="32"/>
+          <w:szCs w:val="32"/>
+        </w:rPr>
+        <w:t xml:space="preserve">1 </w:t>
+      </w:r>
+      <w:r>
+        <w:rPr>
+          <w:rFonts w:ascii="TH SarabunPSK" w:hAnsi="TH SarabunPSK" w:cs="TH SarabunPSK"/>
+          <w:sz w:val="32"/>
+          <w:szCs w:val="32"/>
+          <w:cs/>
+        </w:rPr>
+        <w:t>ชุด</w:t>
+      </w:r>
+    </w:p>
+    <w:p>
+      <w:pPr>
+        <w:spacing w:after="0" w:line="240" w:lineRule="auto"/>
+        <w:rPr>
+          <w:rFonts w:ascii="TH SarabunPSK" w:hAnsi="TH SarabunPSK" w:cs="TH SarabunPSK"/>
+          <w:sz w:val="32"/>
+          <w:szCs w:val="32"/>
+        </w:rPr>
+      </w:pPr>
+      <w:r>
+        <w:rPr>
+          <w:rFonts w:ascii="TH SarabunPSK" w:hAnsi="TH SarabunPSK" w:cs="TH SarabunPSK"/>
+          <w:sz w:val="32"/>
+          <w:szCs w:val="32"/>
+        </w:rPr>
+        <w:t xml:space="preserve">      </w:t>
+      </w:r>
+      <w:r>
+        <w:rPr>
+          <w:rFonts w:ascii="TH SarabunPSK" w:hAnsi="TH SarabunPSK" w:cs="TH SarabunPSK"/>
+          <w:sz w:val="32"/>
+          <w:szCs w:val="32"/>
         </w:rPr>
         <w:t xml:space="preserve"> </w:t>
       </w:r>
@@ -16165,230 +17587,6 @@
           <w:rFonts w:ascii="TH SarabunPSK" w:hAnsi="TH SarabunPSK" w:cs="TH SarabunPSK"/>
           <w:sz w:val="32"/>
           <w:szCs w:val="32"/>
-          <w:cs/>
-        </w:rPr>
-        <w:t xml:space="preserve">ขนาด กว้าง </w:t>
-      </w:r>
-      <w:r>
-        <w:rPr>
-          <w:rFonts w:ascii="TH SarabunPSK" w:hAnsi="TH SarabunPSK" w:cs="TH SarabunPSK"/>
-          <w:sz w:val="32"/>
-          <w:szCs w:val="32"/>
-        </w:rPr>
-        <w:t xml:space="preserve">2.0 x </w:t>
-      </w:r>
-      <w:r>
-        <w:rPr>
-          <w:rFonts w:ascii="TH SarabunPSK" w:hAnsi="TH SarabunPSK" w:cs="TH SarabunPSK"/>
-          <w:sz w:val="32"/>
-          <w:szCs w:val="32"/>
-          <w:cs/>
-        </w:rPr>
-        <w:t xml:space="preserve">ยาว </w:t>
-      </w:r>
-      <w:r>
-        <w:rPr>
-          <w:rFonts w:ascii="TH SarabunPSK" w:hAnsi="TH SarabunPSK" w:cs="TH SarabunPSK"/>
-          <w:sz w:val="32"/>
-          <w:szCs w:val="32"/>
-        </w:rPr>
-        <w:t xml:space="preserve">4.1 x </w:t>
-      </w:r>
-      <w:r>
-        <w:rPr>
-          <w:rFonts w:ascii="TH SarabunPSK" w:hAnsi="TH SarabunPSK" w:cs="TH SarabunPSK"/>
-          <w:sz w:val="32"/>
-          <w:szCs w:val="32"/>
-          <w:cs/>
-        </w:rPr>
-        <w:t xml:space="preserve">สูง </w:t>
-      </w:r>
-      <w:r>
-        <w:rPr>
-          <w:rFonts w:ascii="TH SarabunPSK" w:hAnsi="TH SarabunPSK" w:cs="TH SarabunPSK"/>
-          <w:sz w:val="32"/>
-          <w:szCs w:val="32"/>
-        </w:rPr>
-        <w:t xml:space="preserve">4.3 </w:t>
-      </w:r>
-      <w:r>
-        <w:rPr>
-          <w:rFonts w:ascii="TH SarabunPSK" w:hAnsi="TH SarabunPSK" w:cs="TH SarabunPSK"/>
-          <w:sz w:val="32"/>
-          <w:szCs w:val="32"/>
-          <w:cs/>
-        </w:rPr>
-        <w:t xml:space="preserve">เซนติเมตร จำนวน </w:t>
-      </w:r>
-      <w:r>
-        <w:rPr>
-          <w:rFonts w:ascii="TH SarabunPSK" w:hAnsi="TH SarabunPSK" w:cs="TH SarabunPSK"/>
-          <w:sz w:val="32"/>
-          <w:szCs w:val="32"/>
-        </w:rPr>
-        <w:t xml:space="preserve">2 </w:t>
-      </w:r>
-      <w:r>
-        <w:rPr>
-          <w:rFonts w:ascii="TH SarabunPSK" w:hAnsi="TH SarabunPSK" w:cs="TH SarabunPSK"/>
-          <w:sz w:val="32"/>
-          <w:szCs w:val="32"/>
-          <w:cs/>
-        </w:rPr>
-        <w:t>ตัว</w:t>
-      </w:r>
-    </w:p>
-    <w:p>
-      <w:pPr>
-        <w:spacing w:after="0" w:line="240" w:lineRule="auto"/>
-        <w:rPr>
-          <w:rFonts w:ascii="TH SarabunPSK" w:hAnsi="TH SarabunPSK" w:cs="TH SarabunPSK"/>
-          <w:sz w:val="32"/>
-          <w:szCs w:val="32"/>
-        </w:rPr>
-      </w:pPr>
-      <w:r>
-        <w:rPr>
-          <w:rFonts w:ascii="TH SarabunPSK" w:hAnsi="TH SarabunPSK" w:cs="TH SarabunPSK"/>
-          <w:sz w:val="32"/>
-          <w:szCs w:val="32"/>
-        </w:rPr>
-        <w:t xml:space="preserve">        </w:t>
-      </w:r>
-      <w:r>
-        <w:rPr>
-          <w:rFonts w:ascii="TH SarabunPSK" w:hAnsi="TH SarabunPSK" w:cs="TH SarabunPSK"/>
-          <w:sz w:val="32"/>
-          <w:szCs w:val="32"/>
-        </w:rPr>
-        <w:t xml:space="preserve">9. </w:t>
-      </w:r>
-      <w:r>
-        <w:rPr>
-          <w:rFonts w:ascii="TH SarabunPSK" w:hAnsi="TH SarabunPSK" w:cs="TH SarabunPSK"/>
-          <w:sz w:val="32"/>
-          <w:szCs w:val="32"/>
-          <w:cs/>
-        </w:rPr>
-        <w:t>จอแสดงผลระบบสัมผัส (</w:t>
-      </w:r>
-      <w:r>
-        <w:rPr>
-          <w:rFonts w:ascii="TH SarabunPSK" w:hAnsi="TH SarabunPSK" w:cs="TH SarabunPSK"/>
-          <w:sz w:val="32"/>
-          <w:szCs w:val="32"/>
-        </w:rPr>
-        <w:t xml:space="preserve">Touchscreen Display 7 </w:t>
-      </w:r>
-      <w:r>
-        <w:rPr>
-          <w:rFonts w:ascii="TH SarabunPSK" w:hAnsi="TH SarabunPSK" w:cs="TH SarabunPSK"/>
-          <w:sz w:val="32"/>
-          <w:szCs w:val="32"/>
-          <w:cs/>
-        </w:rPr>
-        <w:t xml:space="preserve">นิ้ว) ขนาด กว้าง </w:t>
-      </w:r>
-      <w:r>
-        <w:rPr>
-          <w:rFonts w:ascii="TH SarabunPSK" w:hAnsi="TH SarabunPSK" w:cs="TH SarabunPSK"/>
-          <w:sz w:val="32"/>
-          <w:szCs w:val="32"/>
-        </w:rPr>
-        <w:t xml:space="preserve">10.5 x </w:t>
-      </w:r>
-      <w:r>
-        <w:rPr>
-          <w:rFonts w:ascii="TH SarabunPSK" w:hAnsi="TH SarabunPSK" w:cs="TH SarabunPSK"/>
-          <w:sz w:val="32"/>
-          <w:szCs w:val="32"/>
-          <w:cs/>
-        </w:rPr>
-        <w:t xml:space="preserve">ยาว </w:t>
-      </w:r>
-      <w:r>
-        <w:rPr>
-          <w:rFonts w:ascii="TH SarabunPSK" w:hAnsi="TH SarabunPSK" w:cs="TH SarabunPSK"/>
-          <w:sz w:val="32"/>
-          <w:szCs w:val="32"/>
-        </w:rPr>
-        <w:t xml:space="preserve">16.5 x </w:t>
-      </w:r>
-      <w:r>
-        <w:rPr>
-          <w:rFonts w:ascii="TH SarabunPSK" w:hAnsi="TH SarabunPSK" w:cs="TH SarabunPSK"/>
-          <w:sz w:val="32"/>
-          <w:szCs w:val="32"/>
-          <w:cs/>
-        </w:rPr>
-        <w:t xml:space="preserve">สูง </w:t>
-      </w:r>
-      <w:r>
-        <w:rPr>
-          <w:rFonts w:ascii="TH SarabunPSK" w:hAnsi="TH SarabunPSK" w:cs="TH SarabunPSK"/>
-          <w:sz w:val="32"/>
-          <w:szCs w:val="32"/>
-        </w:rPr>
-        <w:t xml:space="preserve">1.2 </w:t>
-      </w:r>
-      <w:r>
-        <w:rPr>
-          <w:rFonts w:ascii="TH SarabunPSK" w:hAnsi="TH SarabunPSK" w:cs="TH SarabunPSK"/>
-          <w:sz w:val="32"/>
-          <w:szCs w:val="32"/>
-          <w:cs/>
-        </w:rPr>
-        <w:t>เซนติเมตร</w:t>
-      </w:r>
-      <w:r>
-        <w:rPr>
-          <w:rFonts w:ascii="TH SarabunPSK" w:hAnsi="TH SarabunPSK" w:cs="TH SarabunPSK"/>
-          <w:sz w:val="32"/>
-          <w:szCs w:val="32"/>
-          <w:cs/>
-        </w:rPr>
-        <w:t xml:space="preserve"> จำนวน </w:t>
-      </w:r>
-      <w:r>
-        <w:rPr>
-          <w:rFonts w:ascii="TH SarabunPSK" w:hAnsi="TH SarabunPSK" w:cs="TH SarabunPSK"/>
-          <w:sz w:val="32"/>
-          <w:szCs w:val="32"/>
-        </w:rPr>
-        <w:t xml:space="preserve">1 </w:t>
-      </w:r>
-      <w:r>
-        <w:rPr>
-          <w:rFonts w:ascii="TH SarabunPSK" w:hAnsi="TH SarabunPSK" w:cs="TH SarabunPSK"/>
-          <w:sz w:val="32"/>
-          <w:szCs w:val="32"/>
-          <w:cs/>
-        </w:rPr>
-        <w:t>ชุด</w:t>
-      </w:r>
-    </w:p>
-    <w:p>
-      <w:pPr>
-        <w:spacing w:after="0" w:line="240" w:lineRule="auto"/>
-        <w:rPr>
-          <w:rFonts w:ascii="TH SarabunPSK" w:hAnsi="TH SarabunPSK" w:cs="TH SarabunPSK"/>
-          <w:sz w:val="32"/>
-          <w:szCs w:val="32"/>
-        </w:rPr>
-      </w:pPr>
-      <w:r>
-        <w:rPr>
-          <w:rFonts w:ascii="TH SarabunPSK" w:hAnsi="TH SarabunPSK" w:cs="TH SarabunPSK"/>
-          <w:sz w:val="32"/>
-          <w:szCs w:val="32"/>
-        </w:rPr>
-        <w:t xml:space="preserve">      </w:t>
-      </w:r>
-      <w:r>
-        <w:rPr>
-          <w:rFonts w:ascii="TH SarabunPSK" w:hAnsi="TH SarabunPSK" w:cs="TH SarabunPSK"/>
-          <w:sz w:val="32"/>
-          <w:szCs w:val="32"/>
         </w:rPr>
         <w:t xml:space="preserve"> </w:t>
       </w:r>
@@ -16398,24 +17596,47 @@
           <w:sz w:val="32"/>
           <w:szCs w:val="32"/>
         </w:rPr>
-        <w:t xml:space="preserve"> </w:t>
-      </w:r>
-      <w:r>
-        <w:rPr>
-          <w:rFonts w:ascii="TH SarabunPSK" w:hAnsi="TH SarabunPSK" w:cs="TH SarabunPSK"/>
-          <w:sz w:val="32"/>
-          <w:szCs w:val="32"/>
-        </w:rPr>
         <w:t xml:space="preserve">10. </w:t>
       </w:r>
-      <w:r>
-        <w:rPr>
-          <w:rFonts w:ascii="TH SarabunPSK" w:hAnsi="TH SarabunPSK" w:cs="TH SarabunPSK"/>
-          <w:sz w:val="32"/>
-          <w:szCs w:val="32"/>
-          <w:cs/>
-        </w:rPr>
-        <w:t xml:space="preserve">สวิตชิ่งเพาเวอร์ซัพพลายขนาด กว้าง </w:t>
+      <w:proofErr w:type="spellStart"/>
+      <w:r>
+        <w:rPr>
+          <w:rFonts w:ascii="TH SarabunPSK" w:hAnsi="TH SarabunPSK" w:cs="TH SarabunPSK"/>
+          <w:sz w:val="32"/>
+          <w:szCs w:val="32"/>
+          <w:cs/>
+        </w:rPr>
+        <w:t>สวิตชิ่ง</w:t>
+      </w:r>
+      <w:proofErr w:type="spellEnd"/>
+      <w:r>
+        <w:rPr>
+          <w:rFonts w:ascii="TH SarabunPSK" w:hAnsi="TH SarabunPSK" w:cs="TH SarabunPSK"/>
+          <w:sz w:val="32"/>
+          <w:szCs w:val="32"/>
+          <w:cs/>
+        </w:rPr>
+        <w:t>เพาเวอร์</w:t>
+      </w:r>
+      <w:proofErr w:type="spellStart"/>
+      <w:r>
+        <w:rPr>
+          <w:rFonts w:ascii="TH SarabunPSK" w:hAnsi="TH SarabunPSK" w:cs="TH SarabunPSK"/>
+          <w:sz w:val="32"/>
+          <w:szCs w:val="32"/>
+          <w:cs/>
+        </w:rPr>
+        <w:t>ซัพ</w:t>
+      </w:r>
+      <w:proofErr w:type="spellEnd"/>
+      <w:r>
+        <w:rPr>
+          <w:rFonts w:ascii="TH SarabunPSK" w:hAnsi="TH SarabunPSK" w:cs="TH SarabunPSK"/>
+          <w:sz w:val="32"/>
+          <w:szCs w:val="32"/>
+          <w:cs/>
+        </w:rPr>
+        <w:t xml:space="preserve">พลายขนาด กว้าง </w:t>
       </w:r>
       <w:r>
         <w:rPr>
@@ -16780,7 +18001,27 @@
           <w:szCs w:val="32"/>
           <w:cs/>
         </w:rPr>
-        <w:t>หน้าจอสัมผัส และระบบจ่ายไฟเพาเวอร์ซัพพลาย</w:t>
+        <w:t>หน้าจอสัมผัส และระบบจ่ายไฟเพาเวอร์</w:t>
+      </w:r>
+      <w:proofErr w:type="spellStart"/>
+      <w:r>
+        <w:rPr>
+          <w:rFonts w:ascii="TH SarabunPSK" w:hAnsi="TH SarabunPSK" w:cs="TH SarabunPSK"/>
+          <w:sz w:val="32"/>
+          <w:szCs w:val="32"/>
+          <w:cs/>
+        </w:rPr>
+        <w:t>ซัพ</w:t>
+      </w:r>
+      <w:proofErr w:type="spellEnd"/>
+      <w:r>
+        <w:rPr>
+          <w:rFonts w:ascii="TH SarabunPSK" w:hAnsi="TH SarabunPSK" w:cs="TH SarabunPSK"/>
+          <w:sz w:val="32"/>
+          <w:szCs w:val="32"/>
+          <w:cs/>
+        </w:rPr>
+        <w:t>พลาย</w:t>
       </w:r>
     </w:p>
     <w:p>
@@ -17028,7 +18269,47 @@
           <w:szCs w:val="32"/>
           <w:cs/>
         </w:rPr>
-        <w:t>เพื่ออัปเดตคะแนนสะสมเข้าสู่บัญชีผู้ใช้บนฐานข้อมูลออนไลน์แบบเรียลไทม์</w:t>
+        <w:t>เพ</w:t>
+      </w:r>
+      <w:proofErr w:type="spellStart"/>
+      <w:r>
+        <w:rPr>
+          <w:rFonts w:ascii="TH SarabunPSK" w:hAnsi="TH SarabunPSK" w:cs="TH SarabunPSK"/>
+          <w:sz w:val="32"/>
+          <w:szCs w:val="32"/>
+          <w:cs/>
+        </w:rPr>
+        <w:t>ื่</w:t>
+      </w:r>
+      <w:proofErr w:type="spellEnd"/>
+      <w:r>
+        <w:rPr>
+          <w:rFonts w:ascii="TH SarabunPSK" w:hAnsi="TH SarabunPSK" w:cs="TH SarabunPSK"/>
+          <w:sz w:val="32"/>
+          <w:szCs w:val="32"/>
+          <w:cs/>
+        </w:rPr>
+        <w:t>ออ</w:t>
+      </w:r>
+      <w:proofErr w:type="spellStart"/>
+      <w:r>
+        <w:rPr>
+          <w:rFonts w:ascii="TH SarabunPSK" w:hAnsi="TH SarabunPSK" w:cs="TH SarabunPSK"/>
+          <w:sz w:val="32"/>
+          <w:szCs w:val="32"/>
+          <w:cs/>
+        </w:rPr>
+        <w:t>ัป</w:t>
+      </w:r>
+      <w:proofErr w:type="spellEnd"/>
+      <w:r>
+        <w:rPr>
+          <w:rFonts w:ascii="TH SarabunPSK" w:hAnsi="TH SarabunPSK" w:cs="TH SarabunPSK"/>
+          <w:sz w:val="32"/>
+          <w:szCs w:val="32"/>
+          <w:cs/>
+        </w:rPr>
+        <w:t>เดตคะแนนสะสมเข้าสู่บัญชีผู้ใช้บนฐานข้อมูลออนไลน์แบบเรียลไทม์</w:t>
       </w:r>
     </w:p>
     <w:p>
@@ -17134,7 +18415,7 @@
           <w:szCs w:val="32"/>
           <w:cs/>
         </w:rPr>
-        <w:t>การทดสอบประสิทธิภาพเครื่องแยกขวดอัตโนมัติด้วยระบบเอไอ พร้อมระบบสะสมแต้ม</w:t>
+        <w:t>การทดลองใช้เครื่องแยกขวดอัตโนมัติด้วยระบบเอไอ พร้อมระบบสะสมแต้ม</w:t>
       </w:r>
     </w:p>
     <w:p>
@@ -17169,7 +18450,25 @@
           <w:szCs w:val="32"/>
           <w:cs/>
         </w:rPr>
-        <w:t>การทดสอบระบบภายในและการปรับจูน</w:t>
+        <w:t>การทด</w:t>
+      </w:r>
+      <w:r>
+        <w:rPr>
+          <w:rFonts w:ascii="TH SarabunPSK" w:hAnsi="TH SarabunPSK" w:cs="TH SarabunPSK" w:hint="cs"/>
+          <w:sz w:val="32"/>
+          <w:szCs w:val="32"/>
+          <w:cs/>
+        </w:rPr>
+        <w:t>ลอง</w:t>
+      </w:r>
+      <w:r>
+        <w:rPr>
+          <w:rFonts w:ascii="TH SarabunPSK" w:hAnsi="TH SarabunPSK" w:cs="TH SarabunPSK"/>
+          <w:sz w:val="32"/>
+          <w:szCs w:val="32"/>
+          <w:cs/>
+        </w:rPr>
+        <w:t>ระบบภายในและการปรับจูน</w:t>
       </w:r>
       <w:r>
         <w:rPr>
@@ -17450,7 +18749,25 @@
           <w:sz w:val="32"/>
           <w:szCs w:val="32"/>
         </w:rPr>
-        <w:t xml:space="preserve">AI (ResNet/CNN) </w:t>
+        <w:t>AI (</w:t>
+      </w:r>
+      <w:proofErr w:type="spellStart"/>
+      <w:r>
+        <w:rPr>
+          <w:rFonts w:ascii="TH SarabunPSK" w:hAnsi="TH SarabunPSK" w:cs="TH SarabunPSK" w:hint="cs"/>
+          <w:sz w:val="32"/>
+          <w:szCs w:val="32"/>
+        </w:rPr>
+        <w:t>ResNet</w:t>
+      </w:r>
+      <w:proofErr w:type="spellEnd"/>
+      <w:r>
+        <w:rPr>
+          <w:rFonts w:ascii="TH SarabunPSK" w:hAnsi="TH SarabunPSK" w:cs="TH SarabunPSK" w:hint="cs"/>
+          <w:sz w:val="32"/>
+          <w:szCs w:val="32"/>
+        </w:rPr>
+        <w:t xml:space="preserve">/CNN) </w:t>
       </w:r>
       <w:r>
         <w:rPr>
@@ -17634,7 +18951,25 @@
           <w:szCs w:val="32"/>
           <w:cs/>
         </w:rPr>
-        <w:t>การทดสอบเปรียบเทียบประสิทธิภาพกับชิ้นงานอื่น</w:t>
+        <w:t>การทด</w:t>
+      </w:r>
+      <w:r>
+        <w:rPr>
+          <w:rFonts w:ascii="TH SarabunPSK" w:hAnsi="TH SarabunPSK" w:cs="TH SarabunPSK" w:hint="cs"/>
+          <w:sz w:val="32"/>
+          <w:szCs w:val="32"/>
+          <w:cs/>
+        </w:rPr>
+        <w:t>ลอง</w:t>
+      </w:r>
+      <w:r>
+        <w:rPr>
+          <w:rFonts w:ascii="TH SarabunPSK" w:hAnsi="TH SarabunPSK" w:cs="TH SarabunPSK"/>
+          <w:sz w:val="32"/>
+          <w:szCs w:val="32"/>
+          <w:cs/>
+        </w:rPr>
+        <w:t>เปรียบเทียบประสิทธิภาพกับชิ้นงานอื่น</w:t>
       </w:r>
       <w:r>
         <w:rPr>
@@ -17964,7 +19299,27 @@
           <w:szCs w:val="32"/>
           <w:cs/>
         </w:rPr>
-        <w:t xml:space="preserve">เครื่องของโครงงานมีระบบส่งคืนขยะแปลกปลอม ทำให้มีอัตราขยะปนเปื้อนในถังรีไซเคิล </w:t>
+        <w:t>เครื่องของโครงงานมีระบบส่งคืนขยะแปลกปลอม ทำให้มีอัตราขยะปนเปื้อนในถังรี</w:t>
+      </w:r>
+      <w:proofErr w:type="spellStart"/>
+      <w:r>
+        <w:rPr>
+          <w:rFonts w:ascii="TH SarabunPSK" w:hAnsi="TH SarabunPSK" w:cs="TH SarabunPSK"/>
+          <w:sz w:val="32"/>
+          <w:szCs w:val="32"/>
+          <w:cs/>
+        </w:rPr>
+        <w:t>ไซเคิล</w:t>
+      </w:r>
+      <w:proofErr w:type="spellEnd"/>
+      <w:r>
+        <w:rPr>
+          <w:rFonts w:ascii="TH SarabunPSK" w:hAnsi="TH SarabunPSK" w:cs="TH SarabunPSK"/>
+          <w:sz w:val="32"/>
+          <w:szCs w:val="32"/>
+          <w:cs/>
+        </w:rPr>
+        <w:t xml:space="preserve"> </w:t>
       </w:r>
       <w:r>
         <w:rPr>
@@ -18032,7 +19387,27 @@
           <w:szCs w:val="32"/>
           <w:cs/>
         </w:rPr>
-        <w:t>เครื่องของโครงงานมีระบบสะสมแต้มดิจิทัลผ่านจอสัมผัสและคลาวด์ ซึ่งงานวิจัยเดิมและถังขยะแบบเดิมไม่มีระบบนี้</w:t>
+        <w:t>เครื่องของโครงงานมีระบบสะสมแต้มดิจิทัลผ่านจอสัมผัสและคลาว</w:t>
+      </w:r>
+      <w:proofErr w:type="spellStart"/>
+      <w:r>
+        <w:rPr>
+          <w:rFonts w:ascii="TH SarabunPSK" w:hAnsi="TH SarabunPSK" w:cs="TH SarabunPSK"/>
+          <w:sz w:val="32"/>
+          <w:szCs w:val="32"/>
+          <w:cs/>
+        </w:rPr>
+        <w:t>ด์</w:t>
+      </w:r>
+      <w:proofErr w:type="spellEnd"/>
+      <w:r>
+        <w:rPr>
+          <w:rFonts w:ascii="TH SarabunPSK" w:hAnsi="TH SarabunPSK" w:cs="TH SarabunPSK"/>
+          <w:sz w:val="32"/>
+          <w:szCs w:val="32"/>
+          <w:cs/>
+        </w:rPr>
+        <w:t xml:space="preserve"> ซึ่งงานวิจัยเดิมและถังขยะแบบเดิมไม่มีระบบนี้</w:t>
       </w:r>
     </w:p>
     <w:p>
@@ -18386,7 +19761,27 @@
           <w:szCs w:val="32"/>
           <w:cs/>
         </w:rPr>
-        <w:t>ตรวจสอบว่าเมื่อทิ้งขยะถูกต้อง คะแนนสะสมจะถูกบันทึกและอัปเดตลงฐานข้อมูลออนไลน์ (</w:t>
+        <w:t>ตรวจสอบว่าเมื่อทิ้งขยะถูกต้อง คะแนนสะสมจะถูกบันทึกและ</w:t>
+      </w:r>
+      <w:proofErr w:type="spellStart"/>
+      <w:r>
+        <w:rPr>
+          <w:rFonts w:ascii="TH SarabunPSK" w:hAnsi="TH SarabunPSK" w:cs="TH SarabunPSK"/>
+          <w:sz w:val="32"/>
+          <w:szCs w:val="32"/>
+          <w:cs/>
+        </w:rPr>
+        <w:t>อัป</w:t>
+      </w:r>
+      <w:proofErr w:type="spellEnd"/>
+      <w:r>
+        <w:rPr>
+          <w:rFonts w:ascii="TH SarabunPSK" w:hAnsi="TH SarabunPSK" w:cs="TH SarabunPSK"/>
+          <w:sz w:val="32"/>
+          <w:szCs w:val="32"/>
+          <w:cs/>
+        </w:rPr>
+        <w:t>เดตลงฐานข้อมูลออนไลน์ (</w:t>
       </w:r>
       <w:r>
         <w:rPr>
@@ -18453,7 +19848,7 @@
       <w:pPr>
         <w:spacing w:line="240" w:lineRule="auto"/>
         <w:rPr>
-          <w:rFonts w:ascii="TH SarabunPSK" w:hAnsi="TH SarabunPSK" w:cs="TH SarabunPSK" w:hint="cs"/>
+          <w:rFonts w:ascii="TH SarabunPSK" w:hAnsi="TH SarabunPSK" w:cs="TH SarabunPSK"/>
           <w:sz w:val="32"/>
           <w:szCs w:val="32"/>
         </w:rPr>
@@ -18736,7 +20131,27 @@
           <w:szCs w:val="32"/>
           <w:cs/>
         </w:rPr>
-        <w:t>ระดับ แบบมาตราส่วนประมาณค่าเฉลี่ยตามวิธีของลิเคอร์ท (</w:t>
+        <w:t>ระดับ แบบมาตราส่วนประมาณค่าเฉลี่ยตามวิธีของลิเคอร</w:t>
+      </w:r>
+      <w:proofErr w:type="spellStart"/>
+      <w:r>
+        <w:rPr>
+          <w:rFonts w:ascii="TH SarabunPSK" w:hAnsi="TH SarabunPSK" w:cs="TH SarabunPSK"/>
+          <w:sz w:val="32"/>
+          <w:szCs w:val="32"/>
+          <w:cs/>
+        </w:rPr>
+        <w:t>์ท</w:t>
+      </w:r>
+      <w:proofErr w:type="spellEnd"/>
+      <w:r>
+        <w:rPr>
+          <w:rFonts w:ascii="TH SarabunPSK" w:hAnsi="TH SarabunPSK" w:cs="TH SarabunPSK"/>
+          <w:sz w:val="32"/>
+          <w:szCs w:val="32"/>
+          <w:cs/>
+        </w:rPr>
+        <w:t xml:space="preserve"> (</w:t>
       </w:r>
       <w:r>
         <w:rPr>
@@ -19143,13 +20558,23 @@
         </w:rPr>
         <w:t xml:space="preserve"> </w:t>
       </w:r>
-      <w:r>
-        <w:rPr>
-          <w:rFonts w:ascii="TH SarabunPSK" w:hAnsi="TH SarabunPSK" w:cs="TH SarabunPSK"/>
-          <w:sz w:val="32"/>
-          <w:szCs w:val="32"/>
-        </w:rPr>
-        <w:t xml:space="preserve">3.50 , </w:t>
+      <w:proofErr w:type="gramStart"/>
+      <w:r>
+        <w:rPr>
+          <w:rFonts w:ascii="TH SarabunPSK" w:hAnsi="TH SarabunPSK" w:cs="TH SarabunPSK"/>
+          <w:sz w:val="32"/>
+          <w:szCs w:val="32"/>
+        </w:rPr>
+        <w:t>3.50 ,</w:t>
+      </w:r>
+      <w:proofErr w:type="gramEnd"/>
+      <w:r>
+        <w:rPr>
+          <w:rFonts w:ascii="TH SarabunPSK" w:hAnsi="TH SarabunPSK" w:cs="TH SarabunPSK"/>
+          <w:sz w:val="32"/>
+          <w:szCs w:val="32"/>
+        </w:rPr>
+        <w:t xml:space="preserve"> </w:t>
       </w:r>
       <w:r>
         <w:rPr>
@@ -19539,6 +20964,7 @@
         </w:rPr>
         <w:t>𝑥</w:t>
       </w:r>
+      <w:proofErr w:type="spellStart"/>
       <w:r>
         <w:rPr>
           <w:rFonts w:ascii="TH SarabunPSK" w:hAnsi="TH SarabunPSK" w:cs="TH SarabunPSK" w:hint="cs"/>
@@ -19546,7 +20972,17 @@
           <w:sz w:val="32"/>
           <w:szCs w:val="32"/>
         </w:rPr>
-        <w:t xml:space="preserve">i </w:t>
+        <w:t>i</w:t>
+      </w:r>
+      <w:proofErr w:type="spellEnd"/>
+      <w:r>
+        <w:rPr>
+          <w:rFonts w:ascii="TH SarabunPSK" w:hAnsi="TH SarabunPSK" w:cs="TH SarabunPSK" w:hint="cs"/>
+          <w:color w:val="000000"/>
+          <w:sz w:val="32"/>
+          <w:szCs w:val="32"/>
+        </w:rPr>
+        <w:t xml:space="preserve"> </w:t>
       </w:r>
       <w:r>
         <w:rPr>
@@ -20934,7 +22370,27 @@
           <w:szCs w:val="32"/>
           <w:cs/>
         </w:rPr>
-        <w:t xml:space="preserve">กิโลกรัม สามารถนำไปใช้ประโยชน์ในการคัดแยกบรรจุภัณฑ์รีไซเคิล ได้แก่ ขวดพลาสติกใส </w:t>
+        <w:t>กิโลกรัม สามารถนำไปใช้ประโยชน์ในการคัดแยกบรรจุภัณฑ์รี</w:t>
+      </w:r>
+      <w:proofErr w:type="spellStart"/>
+      <w:r>
+        <w:rPr>
+          <w:rFonts w:ascii="TH SarabunPSK" w:hAnsi="TH SarabunPSK" w:cs="TH SarabunPSK"/>
+          <w:sz w:val="32"/>
+          <w:szCs w:val="32"/>
+          <w:cs/>
+        </w:rPr>
+        <w:t>ไซเคิล</w:t>
+      </w:r>
+      <w:proofErr w:type="spellEnd"/>
+      <w:r>
+        <w:rPr>
+          <w:rFonts w:ascii="TH SarabunPSK" w:hAnsi="TH SarabunPSK" w:cs="TH SarabunPSK"/>
+          <w:sz w:val="32"/>
+          <w:szCs w:val="32"/>
+          <w:cs/>
+        </w:rPr>
+        <w:t xml:space="preserve"> ได้แก่ ขวดพลาสติกใส </w:t>
       </w:r>
       <w:r>
         <w:rPr>
@@ -20985,7 +22441,27 @@
           <w:szCs w:val="32"/>
           <w:cs/>
         </w:rPr>
-        <w:t>ออกทางช่องหยอดเดิมทันที และมีระบบสะสมแต้มดิจิทัลผ่านหน้าจอสัมผัสเพื่อกระตุ้นและสร้างแรงจูงใจให้นักเรียนหันมาร่วมมือกันคัดแยกขยะรีไซเคิลอย่างยั่งยืน</w:t>
+        <w:t>ออกทางช่องหยอดเดิมทันที และมีระบบสะสมแต้มดิจิทัลผ่านหน้าจอสัมผัสเพื่อกระตุ้นและสร้างแรงจูงใจให้นักเรียนหันมาร่วมมือกันคัดแยกขยะรี</w:t>
+      </w:r>
+      <w:proofErr w:type="spellStart"/>
+      <w:r>
+        <w:rPr>
+          <w:rFonts w:ascii="TH SarabunPSK" w:hAnsi="TH SarabunPSK" w:cs="TH SarabunPSK"/>
+          <w:sz w:val="32"/>
+          <w:szCs w:val="32"/>
+          <w:cs/>
+        </w:rPr>
+        <w:t>ไซเคิล</w:t>
+      </w:r>
+      <w:proofErr w:type="spellEnd"/>
+      <w:r>
+        <w:rPr>
+          <w:rFonts w:ascii="TH SarabunPSK" w:hAnsi="TH SarabunPSK" w:cs="TH SarabunPSK"/>
+          <w:sz w:val="32"/>
+          <w:szCs w:val="32"/>
+          <w:cs/>
+        </w:rPr>
+        <w:t>อย่างยั่งยืน</w:t>
       </w:r>
     </w:p>
     <w:p>
@@ -21039,7 +22515,7 @@
           <w:szCs w:val="32"/>
           <w:cs/>
         </w:rPr>
-        <w:t>ผลการทดสอบประสิทธิภาพเครื่องแยกขวดอัตโนมัติด้วยระบบเอไอ พร้อมระบบสะสมแต้ม</w:t>
+        <w:t>ผลการทดลองใช้เครื่องแยกขวดอัตโนมัติด้วยระบบเอไอ พร้อมระบบสะสมแต้ม</w:t>
       </w:r>
     </w:p>
     <w:p>
@@ -21067,16 +22543,52 @@
           <w:szCs w:val="32"/>
           <w:cs/>
         </w:rPr>
-        <w:t xml:space="preserve">ผลการทดสอบประสิทธิภาพเครื่องแยกขวดอัตโนมัติด้วยระบบเอไอ พร้อมระบบสะสมแต้ม </w:t>
-      </w:r>
-      <w:r>
-        <w:rPr>
-          <w:rFonts w:ascii="TH SarabunPSK" w:hAnsi="TH SarabunPSK" w:cs="TH SarabunPSK" w:hint="cs"/>
-          <w:sz w:val="32"/>
-          <w:szCs w:val="32"/>
-          <w:cs/>
-        </w:rPr>
-        <w:t>ในช่วงเวลา08.00 น. ถึง 16.00 น. รวมระยะเวลา 8 ชั่วโมงต่อวัน เป็นระยะเวลา 14 วัน</w:t>
+        <w:t>ผลการ</w:t>
+      </w:r>
+      <w:r>
+        <w:rPr>
+          <w:rFonts w:ascii="TH SarabunPSK" w:hAnsi="TH SarabunPSK" w:cs="TH SarabunPSK" w:hint="cs"/>
+          <w:sz w:val="32"/>
+          <w:szCs w:val="32"/>
+          <w:cs/>
+        </w:rPr>
+        <w:t>ทดลองใช้</w:t>
+      </w:r>
+      <w:r>
+        <w:rPr>
+          <w:rFonts w:ascii="TH SarabunPSK" w:hAnsi="TH SarabunPSK" w:cs="TH SarabunPSK"/>
+          <w:sz w:val="32"/>
+          <w:szCs w:val="32"/>
+          <w:cs/>
+        </w:rPr>
+        <w:t xml:space="preserve">เครื่องแยกขวดอัตโนมัติด้วยระบบเอไอ พร้อมระบบสะสมแต้ม </w:t>
+      </w:r>
+      <w:r>
+        <w:rPr>
+          <w:rFonts w:ascii="TH SarabunPSK" w:hAnsi="TH SarabunPSK" w:cs="TH SarabunPSK" w:hint="cs"/>
+          <w:sz w:val="32"/>
+          <w:szCs w:val="32"/>
+          <w:cs/>
+        </w:rPr>
+        <w:t>ในช่วงเวลา</w:t>
+      </w:r>
+      <w:r>
+        <w:rPr>
+          <w:rFonts w:ascii="TH SarabunPSK" w:hAnsi="TH SarabunPSK" w:cs="TH SarabunPSK" w:hint="cs"/>
+          <w:sz w:val="32"/>
+          <w:szCs w:val="32"/>
+          <w:cs/>
+        </w:rPr>
+        <w:t xml:space="preserve"> </w:t>
+      </w:r>
+      <w:r>
+        <w:rPr>
+          <w:rFonts w:ascii="TH SarabunPSK" w:hAnsi="TH SarabunPSK" w:cs="TH SarabunPSK" w:hint="cs"/>
+          <w:sz w:val="32"/>
+          <w:szCs w:val="32"/>
+          <w:cs/>
+        </w:rPr>
+        <w:t>08.00 น. ถึง 16.00 น. รวมระยะเวลา 8 ชั่วโมงต่อวัน เป็นระยะเวลา 14 วัน</w:t>
       </w:r>
       <w:r>
         <w:rPr>
@@ -23086,7 +24598,27 @@
                 <w:szCs w:val="32"/>
                 <w:cs/>
               </w:rPr>
-              <w:t>ครอบคลุมขยะรีไซเคิลมากกว่า</w:t>
+              <w:t>ครอบคลุมขยะรี</w:t>
+            </w:r>
+            <w:proofErr w:type="spellStart"/>
+            <w:r>
+              <w:rPr>
+                <w:rFonts w:ascii="TH SarabunPSK" w:hAnsi="TH SarabunPSK" w:cs="TH SarabunPSK"/>
+                <w:sz w:val="32"/>
+                <w:szCs w:val="32"/>
+                <w:cs/>
+              </w:rPr>
+              <w:t>ไซเคิล</w:t>
+            </w:r>
+            <w:proofErr w:type="spellEnd"/>
+            <w:r>
+              <w:rPr>
+                <w:rFonts w:ascii="TH SarabunPSK" w:hAnsi="TH SarabunPSK" w:cs="TH SarabunPSK"/>
+                <w:sz w:val="32"/>
+                <w:szCs w:val="32"/>
+                <w:cs/>
+              </w:rPr>
+              <w:t>มากกว่า</w:t>
             </w:r>
           </w:p>
         </w:tc>
@@ -23404,7 +24936,27 @@
                 <w:szCs w:val="32"/>
                 <w:cs/>
               </w:rPr>
-              <w:t>มี (สะสมแต้มผ่านจอสัมผัสและคลาวด์)</w:t>
+              <w:t>มี (สะสมแต้มผ่านจอสัมผัสและคลาว</w:t>
+            </w:r>
+            <w:proofErr w:type="spellStart"/>
+            <w:r>
+              <w:rPr>
+                <w:rFonts w:ascii="TH SarabunPSK" w:hAnsi="TH SarabunPSK" w:cs="TH SarabunPSK"/>
+                <w:sz w:val="32"/>
+                <w:szCs w:val="32"/>
+                <w:cs/>
+              </w:rPr>
+              <w:t>ด์</w:t>
+            </w:r>
+            <w:proofErr w:type="spellEnd"/>
+            <w:r>
+              <w:rPr>
+                <w:rFonts w:ascii="TH SarabunPSK" w:hAnsi="TH SarabunPSK" w:cs="TH SarabunPSK"/>
+                <w:sz w:val="32"/>
+                <w:szCs w:val="32"/>
+                <w:cs/>
+              </w:rPr>
+              <w:t>)</w:t>
             </w:r>
           </w:p>
         </w:tc>
@@ -26539,7 +28091,27 @@
           <w:szCs w:val="32"/>
           <w:cs/>
         </w:rPr>
-        <w:t>การเปรียบเทียบประสิทธิภาพกับงานวิจัยที่เกี่ยวข้อง: เมื่อเปรียบเทียบกับงานวิจัยของ บพิตร ไชยนอก และ ฤชานนท์ ศรีราวงค์ (</w:t>
+        <w:t>การเปรียบเทียบประสิทธิภาพกับงานวิจัยที่เกี่ยวข้อง: เมื่อเปรียบเทียบกับงานวิจัยของ บพิตร ไชยนอก และ ฤชานนท์ ศรีราวง</w:t>
+      </w:r>
+      <w:proofErr w:type="spellStart"/>
+      <w:r>
+        <w:rPr>
+          <w:rFonts w:ascii="TH SarabunPSK" w:hAnsi="TH SarabunPSK" w:cs="TH SarabunPSK"/>
+          <w:sz w:val="32"/>
+          <w:szCs w:val="32"/>
+          <w:cs/>
+        </w:rPr>
+        <w:t>ค์</w:t>
+      </w:r>
+      <w:proofErr w:type="spellEnd"/>
+      <w:r>
+        <w:rPr>
+          <w:rFonts w:ascii="TH SarabunPSK" w:hAnsi="TH SarabunPSK" w:cs="TH SarabunPSK"/>
+          <w:sz w:val="32"/>
+          <w:szCs w:val="32"/>
+          <w:cs/>
+        </w:rPr>
+        <w:t xml:space="preserve"> (</w:t>
       </w:r>
       <w:r>
         <w:rPr>
@@ -26656,7 +28228,27 @@
           <w:szCs w:val="32"/>
           <w:cs/>
         </w:rPr>
-        <w:t xml:space="preserve">วินาที) สามารถคัดแยกขยะรีไซเคิลได้ถึง </w:t>
+        <w:t>วินาที) สามารถคัดแยกขยะรี</w:t>
+      </w:r>
+      <w:proofErr w:type="spellStart"/>
+      <w:r>
+        <w:rPr>
+          <w:rFonts w:ascii="TH SarabunPSK" w:hAnsi="TH SarabunPSK" w:cs="TH SarabunPSK"/>
+          <w:sz w:val="32"/>
+          <w:szCs w:val="32"/>
+          <w:cs/>
+        </w:rPr>
+        <w:t>ไซเคิล</w:t>
+      </w:r>
+      <w:proofErr w:type="spellEnd"/>
+      <w:r>
+        <w:rPr>
+          <w:rFonts w:ascii="TH SarabunPSK" w:hAnsi="TH SarabunPSK" w:cs="TH SarabunPSK"/>
+          <w:sz w:val="32"/>
+          <w:szCs w:val="32"/>
+          <w:cs/>
+        </w:rPr>
+        <w:t xml:space="preserve">ได้ถึง </w:t>
       </w:r>
       <w:r>
         <w:rPr>
@@ -27217,7 +28809,25 @@
           <w:sz w:val="32"/>
           <w:szCs w:val="32"/>
         </w:rPr>
-        <w:t xml:space="preserve">CNN/ResNet) </w:t>
+        <w:t>CNN/</w:t>
+      </w:r>
+      <w:proofErr w:type="spellStart"/>
+      <w:r>
+        <w:rPr>
+          <w:rFonts w:ascii="TH SarabunPSK" w:hAnsi="TH SarabunPSK" w:cs="TH SarabunPSK"/>
+          <w:sz w:val="32"/>
+          <w:szCs w:val="32"/>
+        </w:rPr>
+        <w:t>ResNet</w:t>
+      </w:r>
+      <w:proofErr w:type="spellEnd"/>
+      <w:r>
+        <w:rPr>
+          <w:rFonts w:ascii="TH SarabunPSK" w:hAnsi="TH SarabunPSK" w:cs="TH SarabunPSK"/>
+          <w:sz w:val="32"/>
+          <w:szCs w:val="32"/>
+        </w:rPr>
+        <w:t xml:space="preserve">) </w:t>
       </w:r>
       <w:r>
         <w:rPr>
@@ -27302,7 +28912,27 @@
           <w:szCs w:val="32"/>
           <w:cs/>
         </w:rPr>
-        <w:t>และ บพิตร ไชยนอก และ ฤชานนท์ ศรีราวงค์ (</w:t>
+        <w:t>และ บพิตร ไชยนอก และ ฤชานนท์ ศรีราวง</w:t>
+      </w:r>
+      <w:proofErr w:type="spellStart"/>
+      <w:r>
+        <w:rPr>
+          <w:rFonts w:ascii="TH SarabunPSK" w:hAnsi="TH SarabunPSK" w:cs="TH SarabunPSK"/>
+          <w:sz w:val="32"/>
+          <w:szCs w:val="32"/>
+          <w:cs/>
+        </w:rPr>
+        <w:t>ค์</w:t>
+      </w:r>
+      <w:proofErr w:type="spellEnd"/>
+      <w:r>
+        <w:rPr>
+          <w:rFonts w:ascii="TH SarabunPSK" w:hAnsi="TH SarabunPSK" w:cs="TH SarabunPSK"/>
+          <w:sz w:val="32"/>
+          <w:szCs w:val="32"/>
+          <w:cs/>
+        </w:rPr>
+        <w:t xml:space="preserve"> (</w:t>
       </w:r>
       <w:r>
         <w:rPr>
@@ -27336,7 +28966,27 @@
           <w:szCs w:val="32"/>
           <w:cs/>
         </w:rPr>
-        <w:t xml:space="preserve">ด้วยการสั่งให้สายพานหมุนย้อนกลับเมื่อตรวจพบขยะแปลกปลอม สามารถป้องกันปัญหาขยะปนเปื้อนในถังรีไซเคิลได้อย่างสมบูรณ์ (อัตราปนเปื้อน </w:t>
+        <w:t>ด้วยการสั่งให้สายพานหมุนย้อนกลับเมื่อตรวจพบขยะแปลกปลอม สามารถป้องกันปัญหาขยะปนเปื้อนในถังรี</w:t>
+      </w:r>
+      <w:proofErr w:type="spellStart"/>
+      <w:r>
+        <w:rPr>
+          <w:rFonts w:ascii="TH SarabunPSK" w:hAnsi="TH SarabunPSK" w:cs="TH SarabunPSK"/>
+          <w:sz w:val="32"/>
+          <w:szCs w:val="32"/>
+          <w:cs/>
+        </w:rPr>
+        <w:t>ไซเคิล</w:t>
+      </w:r>
+      <w:proofErr w:type="spellEnd"/>
+      <w:r>
+        <w:rPr>
+          <w:rFonts w:ascii="TH SarabunPSK" w:hAnsi="TH SarabunPSK" w:cs="TH SarabunPSK"/>
+          <w:sz w:val="32"/>
+          <w:szCs w:val="32"/>
+          <w:cs/>
+        </w:rPr>
+        <w:t xml:space="preserve">ได้อย่างสมบูรณ์ (อัตราปนเปื้อน </w:t>
       </w:r>
       <w:r>
         <w:rPr>
@@ -27413,7 +29063,27 @@
           <w:szCs w:val="32"/>
           <w:cs/>
         </w:rPr>
-        <w:t xml:space="preserve">โดยการให้แต้มสะสมทันทีหลังการทิ้งขยะถูกต้อง ทำให้นักเรียนเกิดความรู้สึกสนุกสนานและมีแรงจูงใจที่จะนำขวดมารีไซเคิลอย่างสม่ำเสมอ ซึ่งส่งผลให้คะแนนความพึงพอใจในด้านความน่าสนใจของระบบแต้มอยู่ในระดับสูงมาก </w:t>
+        <w:t>โดยการให้แต้มสะสมทันทีหลังการทิ้งขยะถูกต้อง ทำให้นักเรียนเกิดความรู้สึกสนุกสนานและมีแรงจูงใจที่จะนำขวดมารี</w:t>
+      </w:r>
+      <w:proofErr w:type="spellStart"/>
+      <w:r>
+        <w:rPr>
+          <w:rFonts w:ascii="TH SarabunPSK" w:hAnsi="TH SarabunPSK" w:cs="TH SarabunPSK"/>
+          <w:sz w:val="32"/>
+          <w:szCs w:val="32"/>
+          <w:cs/>
+        </w:rPr>
+        <w:t>ไซเคิล</w:t>
+      </w:r>
+      <w:proofErr w:type="spellEnd"/>
+      <w:r>
+        <w:rPr>
+          <w:rFonts w:ascii="TH SarabunPSK" w:hAnsi="TH SarabunPSK" w:cs="TH SarabunPSK"/>
+          <w:sz w:val="32"/>
+          <w:szCs w:val="32"/>
+          <w:cs/>
+        </w:rPr>
+        <w:t xml:space="preserve">อย่างสม่ำเสมอ ซึ่งส่งผลให้คะแนนความพึงพอใจในด้านความน่าสนใจของระบบแต้มอยู่ในระดับสูงมาก </w:t>
       </w:r>
       <m:oMath>
         <m:acc>
